--- a/BushraMaaz_Version_Control_Doc_DBLab.docx
+++ b/BushraMaaz_Version_Control_Doc_DBLab.docx
@@ -2516,6 +2516,223 @@
           </w:p>
         </w:tc>
       </w:tr>
+      <w:tr>
+        <w:trPr/>
+        <w:tc>
+          <w:tcPr>
+            <w:shd w:val="clear" w:color="ffffff" w:fill="ffffff"/>
+            <w:tcBorders/>
+            <w:tcW w:w="1915" w:type="dxa"/>
+            <w:vAlign w:val="top"/>
+            <w:vMerge w:val="restart"/>
+          </w:tcPr>
+          <w:p>
+            <w:pPr>
+              <w:widowControl w:val="false"/>
+              <w:pBdr/>
+              <w:spacing w:after="80" w:before="0"/>
+              <w:ind/>
+              <w:jc w:val="center"/>
+              <w:rPr>
+                <w:rFonts w:hint="default" w:ascii="Calibri" w:hAnsi="Calibri" w:eastAsia="SimSun" w:cs="Calibri"/>
+                <w:sz w:val="24"/>
+                <w:szCs w:val="24"/>
+                <w:lang w:val="en-US"/>
+              </w:rPr>
+            </w:pPr>
+            <w:r>
+              <w:rPr>
+                <w:rFonts w:hint="default" w:ascii="Calibri" w:hAnsi="Calibri" w:eastAsia="SimSun" w:cs="Calibri"/>
+                <w:sz w:val="24"/>
+                <w:szCs w:val="24"/>
+                <w:lang w:val="en-US"/>
+              </w:rPr>
+              <w:t xml:space="preserve">Data Population (DML)</w:t>
+            </w:r>
+            <w:r>
+              <w:rPr>
+                <w:rFonts w:hint="default" w:ascii="Calibri" w:hAnsi="Calibri" w:eastAsia="SimSun" w:cs="Calibri"/>
+                <w:sz w:val="24"/>
+                <w:szCs w:val="24"/>
+                <w:lang w:val="en-US"/>
+              </w:rPr>
+            </w:r>
+          </w:p>
+        </w:tc>
+        <w:tc>
+          <w:tcPr>
+            <w:shd w:val="clear" w:color="ffffff" w:fill="ffffff"/>
+            <w:tcBorders/>
+            <w:tcW w:w="1915" w:type="dxa"/>
+            <w:vAlign w:val="top"/>
+            <w:vMerge w:val="restart"/>
+          </w:tcPr>
+          <w:p>
+            <w:pPr>
+              <w:widowControl w:val="false"/>
+              <w:pBdr/>
+              <w:spacing w:after="80" w:before="0"/>
+              <w:ind/>
+              <w:jc w:val="center"/>
+              <w:rPr>
+                <w:rFonts w:hint="default" w:ascii="Calibri" w:hAnsi="Calibri" w:eastAsia="SimSun" w:cs="Calibri"/>
+                <w:sz w:val="24"/>
+                <w:szCs w:val="24"/>
+                <w:lang w:val="en-US"/>
+              </w:rPr>
+            </w:pPr>
+            <w:r>
+              <w:rPr>
+                <w:rFonts w:hint="default" w:ascii="Calibri" w:hAnsi="Calibri" w:eastAsia="SimSun" w:cs="Calibri"/>
+                <w:sz w:val="24"/>
+                <w:szCs w:val="24"/>
+                <w:lang w:val="en-US"/>
+              </w:rPr>
+              <w:t xml:space="preserve">Added all the data from the CSV files to the table in the schema using sql commands</w:t>
+            </w:r>
+            <w:r>
+              <w:rPr>
+                <w:rFonts w:hint="default" w:ascii="Calibri" w:hAnsi="Calibri" w:eastAsia="SimSun" w:cs="Calibri"/>
+                <w:sz w:val="24"/>
+                <w:szCs w:val="24"/>
+                <w:lang w:val="en-US"/>
+              </w:rPr>
+            </w:r>
+          </w:p>
+        </w:tc>
+        <w:tc>
+          <w:tcPr>
+            <w:shd w:val="clear" w:color="ffffff" w:fill="ffffff"/>
+            <w:tcBorders/>
+            <w:tcW w:w="1915" w:type="dxa"/>
+            <w:vAlign w:val="top"/>
+            <w:vMerge w:val="restart"/>
+          </w:tcPr>
+          <w:p>
+            <w:pPr>
+              <w:widowControl w:val="false"/>
+              <w:pBdr/>
+              <w:spacing w:after="80" w:before="0"/>
+              <w:ind/>
+              <w:jc w:val="center"/>
+              <w:rPr>
+                <w:rFonts w:hint="default"/>
+                <w:sz w:val="24"/>
+                <w:szCs w:val="24"/>
+                <w:vertAlign w:val="baseline"/>
+                <w:lang w:val="en-US"/>
+              </w:rPr>
+            </w:pPr>
+            <w:r>
+              <w:rPr>
+                <w:rFonts w:hint="default"/>
+                <w:sz w:val="24"/>
+                <w:szCs w:val="24"/>
+                <w:vertAlign w:val="baseline"/>
+                <w:lang w:val="en-US"/>
+              </w:rPr>
+              <w:t xml:space="preserve">1.7</w:t>
+            </w:r>
+            <w:r>
+              <w:rPr>
+                <w:rFonts w:hint="default"/>
+                <w:sz w:val="24"/>
+                <w:szCs w:val="24"/>
+                <w:vertAlign w:val="baseline"/>
+                <w:lang w:val="en-US"/>
+              </w:rPr>
+            </w:r>
+          </w:p>
+        </w:tc>
+        <w:tc>
+          <w:tcPr>
+            <w:shd w:val="clear" w:color="ffffff" w:fill="ffffff"/>
+            <w:tcBorders/>
+            <w:tcW w:w="1915" w:type="dxa"/>
+            <w:vAlign w:val="top"/>
+            <w:vMerge w:val="restart"/>
+          </w:tcPr>
+          <w:p>
+            <w:pPr>
+              <w:widowControl w:val="false"/>
+              <w:pBdr/>
+              <w:spacing w:after="80" w:before="0"/>
+              <w:ind/>
+              <w:jc w:val="center"/>
+              <w:rPr>
+                <w:rFonts w:hint="default"/>
+                <w:sz w:val="24"/>
+                <w:szCs w:val="24"/>
+                <w:vertAlign w:val="baseline"/>
+                <w:lang w:val="en-US"/>
+              </w:rPr>
+            </w:pPr>
+            <w:r>
+              <w:rPr>
+                <w:rFonts w:hint="default"/>
+                <w:sz w:val="24"/>
+                <w:szCs w:val="24"/>
+                <w:vertAlign w:val="baseline"/>
+                <w:lang w:val="en-US"/>
+              </w:rPr>
+              <w:t xml:space="preserve">Completed</w:t>
+            </w:r>
+            <w:r>
+              <w:rPr>
+                <w:rFonts w:hint="default"/>
+                <w:sz w:val="24"/>
+                <w:szCs w:val="24"/>
+                <w:vertAlign w:val="baseline"/>
+                <w:lang w:val="en-US"/>
+              </w:rPr>
+            </w:r>
+          </w:p>
+        </w:tc>
+        <w:tc>
+          <w:tcPr>
+            <w:shd w:val="clear" w:color="ffffff" w:fill="ffffff"/>
+            <w:tcBorders/>
+            <w:tcW w:w="1915" w:type="dxa"/>
+            <w:vAlign w:val="top"/>
+            <w:vMerge w:val="restart"/>
+          </w:tcPr>
+          <w:p>
+            <w:pPr>
+              <w:widowControl w:val="false"/>
+              <w:pBdr/>
+              <w:spacing w:after="80" w:before="0"/>
+              <w:ind/>
+              <w:jc w:val="center"/>
+              <w:rPr>
+                <w:rFonts w:hint="default"/>
+                <w:sz w:val="24"/>
+                <w:szCs w:val="24"/>
+                <w:vertAlign w:val="baseline"/>
+                <w:lang w:val="en-US"/>
+              </w:rPr>
+            </w:pPr>
+            <w:r>
+              <w:rPr>
+                <w:rFonts w:hint="default"/>
+                <w:sz w:val="24"/>
+                <w:szCs w:val="24"/>
+                <w:vertAlign w:val="baseline"/>
+                <w:lang w:val="en-US"/>
+              </w:rPr>
+              <w:t xml:space="preserve">(16 May 2026)</w:t>
+            </w:r>
+            <w:r>
+              <w:rPr>
+                <w:rFonts w:hint="default"/>
+                <w:sz w:val="24"/>
+                <w:szCs w:val="24"/>
+                <w:vertAlign w:val="baseline"/>
+                <w:lang w:val="en-US"/>
+              </w:rPr>
+            </w:r>
+          </w:p>
+        </w:tc>
+      </w:tr>
     </w:tbl>
     <w:p>
       <w:pPr>
@@ -8210,12 +8427,7 @@
         <w:spacing w:after="0" w:afterAutospacing="1" w:before="0" w:beforeAutospacing="1"/>
         <w:ind w:left="360"/>
         <w:rPr>
-          <w:rFonts w:hint="default" w:eastAsia="SimSun" w:cs="Times New Roman"/>
-          <w:b/>
-          <w:bCs/>
-          <w:sz w:val="36"/>
-          <w:szCs w:val="36"/>
-          <w:lang w:val="en-US"/>
+          <w:highlight w:val="none"/>
         </w:rPr>
       </w:pPr>
       <w:r>
@@ -8243,6 +8455,189 @@
       </w:r>
       <w:r>
         <w:rPr>
+          <w:highlight w:val="none"/>
+        </w:rPr>
+      </w:r>
+    </w:p>
+    <w:p>
+      <w:pPr>
+        <w:keepNext w:val="false"/>
+        <w:keepLines w:val="false"/>
+        <w:widowControl w:val="true"/>
+        <w:numPr>
+          <w:ilvl w:val="0"/>
+          <w:numId w:val="0"/>
+        </w:numPr>
+        <w:suppressLineNumbers w:val="false"/>
+        <w:pBdr/>
+        <w:spacing w:after="0" w:afterAutospacing="1" w:before="0" w:beforeAutospacing="1"/>
+        <w:ind w:left="360"/>
+        <w:rPr>
+          <w:highlight w:val="none"/>
+        </w:rPr>
+      </w:pPr>
+      <w:r>
+        <w:rPr>
+          <w:highlight w:val="none"/>
+        </w:rPr>
+      </w:r>
+      <w:r>
+        <w:rPr>
+          <w:highlight w:val="none"/>
+        </w:rPr>
+      </w:r>
+      <w:r>
+        <w:rPr>
+          <w:highlight w:val="none"/>
+        </w:rPr>
+      </w:r>
+    </w:p>
+    <w:p>
+      <w:pPr>
+        <w:keepNext w:val="false"/>
+        <w:keepLines w:val="false"/>
+        <w:widowControl w:val="true"/>
+        <w:numPr>
+          <w:ilvl w:val="0"/>
+          <w:numId w:val="0"/>
+        </w:numPr>
+        <w:suppressLineNumbers w:val="false"/>
+        <w:pBdr/>
+        <w:spacing w:after="0" w:afterAutospacing="1" w:before="0" w:beforeAutospacing="1"/>
+        <w:ind w:left="360"/>
+        <w:rPr>
+          <w:highlight w:val="none"/>
+        </w:rPr>
+      </w:pPr>
+      <w:r>
+        <w:rPr>
+          <w:highlight w:val="none"/>
+        </w:rPr>
+      </w:r>
+      <w:r>
+        <w:rPr>
+          <w:highlight w:val="none"/>
+        </w:rPr>
+      </w:r>
+      <w:r>
+        <w:rPr>
+          <w:highlight w:val="none"/>
+        </w:rPr>
+      </w:r>
+    </w:p>
+    <w:p>
+      <w:pPr>
+        <w:keepNext w:val="false"/>
+        <w:keepLines w:val="false"/>
+        <w:widowControl w:val="true"/>
+        <w:numPr>
+          <w:ilvl w:val="0"/>
+          <w:numId w:val="0"/>
+        </w:numPr>
+        <w:suppressLineNumbers w:val="false"/>
+        <w:pBdr/>
+        <w:spacing w:after="0" w:afterAutospacing="1" w:before="0" w:beforeAutospacing="1"/>
+        <w:ind w:left="360"/>
+        <w:rPr>
+          <w:highlight w:val="none"/>
+        </w:rPr>
+      </w:pPr>
+      <w:r>
+        <w:rPr>
+          <w:highlight w:val="none"/>
+        </w:rPr>
+      </w:r>
+      <w:r>
+        <w:rPr>
+          <w:highlight w:val="none"/>
+        </w:rPr>
+      </w:r>
+      <w:r>
+        <w:rPr>
+          <w:highlight w:val="none"/>
+        </w:rPr>
+      </w:r>
+    </w:p>
+    <w:p>
+      <w:pPr>
+        <w:keepNext w:val="false"/>
+        <w:keepLines w:val="false"/>
+        <w:widowControl w:val="true"/>
+        <w:numPr>
+          <w:ilvl w:val="0"/>
+          <w:numId w:val="0"/>
+        </w:numPr>
+        <w:suppressLineNumbers w:val="false"/>
+        <w:pBdr/>
+        <w:spacing w:after="0" w:afterAutospacing="1" w:before="0" w:beforeAutospacing="1"/>
+        <w:ind w:left="360"/>
+        <w:rPr>
+          <w:highlight w:val="none"/>
+        </w:rPr>
+      </w:pPr>
+      <w:r>
+        <w:rPr>
+          <w:highlight w:val="none"/>
+        </w:rPr>
+      </w:r>
+      <w:r>
+        <w:rPr>
+          <w:highlight w:val="none"/>
+        </w:rPr>
+      </w:r>
+      <w:r>
+        <w:rPr>
+          <w:highlight w:val="none"/>
+        </w:rPr>
+      </w:r>
+    </w:p>
+    <w:p>
+      <w:pPr>
+        <w:keepNext w:val="false"/>
+        <w:keepLines w:val="false"/>
+        <w:widowControl w:val="true"/>
+        <w:numPr>
+          <w:ilvl w:val="0"/>
+          <w:numId w:val="0"/>
+        </w:numPr>
+        <w:suppressLineNumbers w:val="false"/>
+        <w:pBdr/>
+        <w:spacing w:after="0" w:afterAutospacing="1" w:before="0" w:beforeAutospacing="1"/>
+        <w:ind w:left="360"/>
+        <w:rPr>
+          <w:highlight w:val="none"/>
+        </w:rPr>
+      </w:pPr>
+      <w:r>
+        <w:rPr>
+          <w:highlight w:val="none"/>
+        </w:rPr>
+      </w:r>
+      <w:r>
+        <w:rPr>
+          <w:highlight w:val="none"/>
+        </w:rPr>
+      </w:r>
+      <w:r>
+        <w:rPr>
+          <w:highlight w:val="none"/>
+        </w:rPr>
+      </w:r>
+    </w:p>
+    <w:p>
+      <w:pPr>
+        <w:keepNext w:val="false"/>
+        <w:keepLines w:val="false"/>
+        <w:widowControl w:val="true"/>
+        <w:numPr>
+          <w:ilvl w:val="0"/>
+          <w:numId w:val="0"/>
+        </w:numPr>
+        <w:suppressLineNumbers w:val="false"/>
+        <w:pBdr/>
+        <w:spacing w:after="0" w:afterAutospacing="1" w:before="0" w:beforeAutospacing="1"/>
+        <w:ind w:left="360"/>
+        <w:rPr>
           <w:rFonts w:hint="default" w:eastAsia="SimSun" w:cs="Times New Roman"/>
           <w:b/>
           <w:bCs/>
@@ -8251,7 +8646,7 @@
           <w:highlight w:val="none"/>
           <w:lang w:val="en-US" w:bidi="en-US"/>
         </w:rPr>
-      </w:r>
+      </w:pPr>
       <w:r>
         <w:rPr>
           <w:rFonts w:hint="default" w:eastAsia="SimSun" w:cs="Times New Roman"/>
@@ -8259,6 +8654,237 @@
           <w:bCs/>
           <w:sz w:val="36"/>
           <w:szCs w:val="36"/>
+          <w:highlight w:val="none"/>
+          <w:lang w:val="en-US" w:bidi="en-US"/>
+        </w:rPr>
+      </w:r>
+      <w:r>
+        <w:rPr>
+          <w:rFonts w:hint="default" w:eastAsia="SimSun" w:cs="Times New Roman"/>
+          <w:b/>
+          <w:bCs/>
+          <w:sz w:val="36"/>
+          <w:szCs w:val="36"/>
+          <w:highlight w:val="none"/>
+          <w:lang w:val="en-US" w:bidi="en-US"/>
+        </w:rPr>
+        <w:t xml:space="preserve">Data Population (DML) </w:t>
+      </w:r>
+      <w:r>
+        <w:rPr>
+          <w:rFonts w:hint="default" w:eastAsia="SimSun" w:cs="Times New Roman"/>
+          <w:b/>
+          <w:bCs/>
+          <w:sz w:val="36"/>
+          <w:szCs w:val="36"/>
+          <w:highlight w:val="none"/>
+          <w:lang w:val="en-US" w:bidi="en-US"/>
+        </w:rPr>
+        <w:t xml:space="preserve">Milestone 5</w:t>
+      </w:r>
+      <w:r>
+        <w:rPr>
+          <w:rFonts w:hint="default" w:eastAsia="SimSun" w:cs="Times New Roman"/>
+          <w:b/>
+          <w:bCs/>
+          <w:sz w:val="36"/>
+          <w:szCs w:val="36"/>
+          <w:highlight w:val="none"/>
+          <w:lang w:val="en-US" w:bidi="en-US"/>
+        </w:rPr>
+      </w:r>
+    </w:p>
+    <w:p>
+      <w:pPr>
+        <w:keepNext w:val="false"/>
+        <w:keepLines w:val="false"/>
+        <w:widowControl w:val="true"/>
+        <w:numPr>
+          <w:ilvl w:val="0"/>
+          <w:numId w:val="0"/>
+        </w:numPr>
+        <w:suppressLineNumbers w:val="false"/>
+        <w:pBdr/>
+        <w:spacing w:after="0" w:afterAutospacing="1" w:before="0" w:beforeAutospacing="1"/>
+        <w:ind w:left="360"/>
+        <w:rPr>
+          <w:rFonts w:hint="default" w:eastAsia="SimSun" w:cs="Times New Roman"/>
+          <w:b w:val="0"/>
+          <w:bCs w:val="0"/>
+          <w:sz w:val="24"/>
+          <w:szCs w:val="24"/>
+          <w:highlight w:val="none"/>
+          <w:lang w:val="en-US" w:bidi="en-US"/>
+        </w:rPr>
+      </w:pPr>
+      <w:r>
+        <w:rPr>
+          <w:rFonts w:hint="default" w:eastAsia="SimSun" w:cs="Times New Roman"/>
+          <w:b/>
+          <w:bCs/>
+          <w:sz w:val="36"/>
+          <w:szCs w:val="36"/>
+          <w:highlight w:val="none"/>
+          <w:lang w:val="en-US" w:bidi="en-US"/>
+        </w:rPr>
+      </w:r>
+      <w:r>
+        <w:t xml:space="preserve">Data populated using LOAD DATA INFILE for all 9 table UPDATE and DELETE operations demonstrated with WHERE conditions validation queries added for row counts, NULL checks, and FK integrity.</w:t>
+      </w:r>
+      <w:r>
+        <w:rPr>
+          <w:rFonts w:hint="default" w:eastAsia="SimSun" w:cs="Times New Roman"/>
+          <w:b w:val="0"/>
+          <w:bCs w:val="0"/>
+          <w:sz w:val="24"/>
+          <w:szCs w:val="24"/>
+          <w:highlight w:val="none"/>
+          <w:lang w:val="en-US" w:bidi="en-US"/>
+        </w:rPr>
+        <w:t xml:space="preserve"> A screenshot at the end shows the data populated in the tables</w:t>
+      </w:r>
+      <w:r>
+        <w:rPr>
+          <w:rFonts w:hint="default" w:eastAsia="SimSun" w:cs="Times New Roman"/>
+          <w:b w:val="0"/>
+          <w:bCs w:val="0"/>
+          <w:sz w:val="24"/>
+          <w:szCs w:val="24"/>
+          <w:highlight w:val="none"/>
+        </w:rPr>
+      </w:r>
+    </w:p>
+    <w:p>
+      <w:pPr>
+        <w:keepNext w:val="false"/>
+        <w:keepLines w:val="false"/>
+        <w:widowControl w:val="true"/>
+        <w:numPr>
+          <w:ilvl w:val="0"/>
+          <w:numId w:val="0"/>
+        </w:numPr>
+        <w:suppressLineNumbers w:val="false"/>
+        <w:pBdr/>
+        <w:spacing w:after="0" w:afterAutospacing="1" w:before="0" w:beforeAutospacing="1"/>
+        <w:ind w:left="360"/>
+        <w:rPr>
+          <w:rFonts w:hint="default" w:eastAsia="SimSun" w:cs="Times New Roman"/>
+          <w:b w:val="0"/>
+          <w:bCs w:val="0"/>
+          <w:sz w:val="24"/>
+          <w:szCs w:val="24"/>
+          <w:highlight w:val="none"/>
+        </w:rPr>
+      </w:pPr>
+      <w:r>
+        <w:rPr>
+          <w:rFonts w:hint="default" w:eastAsia="SimSun" w:cs="Times New Roman"/>
+          <w:b w:val="0"/>
+          <w:bCs w:val="0"/>
+          <w:sz w:val="24"/>
+          <w:szCs w:val="24"/>
+          <w:highlight w:val="none"/>
+          <w:lang w:val="en-US" w:bidi="en-US"/>
+        </w:rPr>
+      </w:r>
+      <w:r>
+        <mc:AlternateContent>
+          <mc:Choice Requires="wpg">
+            <w:drawing>
+              <wp:inline xmlns:wp="http://schemas.openxmlformats.org/drawingml/2006/wordprocessingDrawing" distT="0" distB="0" distL="0" distR="0">
+                <wp:extent cx="3028950" cy="1694625"/>
+                <wp:effectExtent l="0" t="0" r="0" b="0"/>
+                <wp:docPr id="5" name=""/>
+                <wp:cNvGraphicFramePr>
+                  <a:graphicFrameLocks xmlns:a="http://schemas.openxmlformats.org/drawingml/2006/main" noChangeAspect="1"/>
+                </wp:cNvGraphicFramePr>
+                <a:graphic xmlns:a="http://schemas.openxmlformats.org/drawingml/2006/main">
+                  <a:graphicData uri="http://schemas.openxmlformats.org/drawingml/2006/picture">
+                    <pic:pic xmlns:pic="http://schemas.openxmlformats.org/drawingml/2006/picture">
+                      <pic:nvPicPr>
+                        <pic:cNvPr id="839201197" name=""/>
+                        <pic:cNvPicPr>
+                          <a:picLocks noChangeAspect="1"/>
+                        </pic:cNvPicPr>
+                        <pic:nvPr/>
+                      </pic:nvPicPr>
+                      <pic:blipFill rotWithShape="1">
+                        <a:blip r:embed="rId13"/>
+                        <a:stretch/>
+                      </pic:blipFill>
+                      <pic:spPr bwMode="auto">
+                        <a:xfrm flipH="0" flipV="0">
+                          <a:off x="0" y="0"/>
+                          <a:ext cx="3028950" cy="1694624"/>
+                        </a:xfrm>
+                        <a:prstGeom prst="rect">
+                          <a:avLst/>
+                        </a:prstGeom>
+                      </pic:spPr>
+                    </pic:pic>
+                  </a:graphicData>
+                </a:graphic>
+              </wp:inline>
+            </w:drawing>
+          </mc:Choice>
+          <mc:Fallback>
+            <w:pict>
+              <v:shapetype id="_x0000_t75" coordsize="21600,21600" o:spt="75" o:preferrelative="t" path="m@4@5l@4@11@9@11@9@5xe" filled="f" stroked="f">
+                <v:stroke joinstyle="miter"/>
+                <v:formulas>
+                  <v:f eqn="if lineDrawn pixelLineWidth 0"/>
+                  <v:f eqn="sum @0 1 0"/>
+                  <v:f eqn="sum 0 0 @1"/>
+                  <v:f eqn="prod @2 1 2"/>
+                  <v:f eqn="prod @3 21600 pixelWidth"/>
+                  <v:f eqn="prod @3 21600 pixelHeight"/>
+                  <v:f eqn="sum @0 0 1"/>
+                  <v:f eqn="prod @6 1 2"/>
+                  <v:f eqn="prod @7 21600 pixelWidth"/>
+                  <v:f eqn="sum @8 21600 0"/>
+                  <v:f eqn="prod @7 21600 pixelHeight"/>
+                  <v:f eqn="sum @10 21600 0"/>
+                </v:formulas>
+                <v:path o:extrusionok="f" gradientshapeok="t" o:connecttype="rect"/>
+                <o:lock v:ext="edit" aspectratio="t"/>
+              </v:shapetype>
+              <v:shape id="_x0000_i4" o:spid="_x0000_s4" type="#_x0000_t75" style="width:238.50pt;height:133.44pt;mso-wrap-distance-left:0.00pt;mso-wrap-distance-top:0.00pt;mso-wrap-distance-right:0.00pt;mso-wrap-distance-bottom:0.00pt;z-index:1;" stroked="false">
+                <v:imagedata r:id="rId13" o:title=""/>
+                <o:lock v:ext="edit" rotation="t"/>
+              </v:shape>
+            </w:pict>
+          </mc:Fallback>
+        </mc:AlternateContent>
+      </w:r>
+      <w:r>
+        <w:rPr>
+          <w:rFonts w:hint="default" w:eastAsia="SimSun" w:cs="Times New Roman"/>
+          <w:b w:val="0"/>
+          <w:bCs w:val="0"/>
+          <w:sz w:val="24"/>
+          <w:szCs w:val="24"/>
+          <w:highlight w:val="none"/>
+          <w:lang w:val="en-US" w:bidi="en-US"/>
+        </w:rPr>
+      </w:r>
+      <w:r>
+        <w:rPr>
+          <w:rFonts w:hint="default" w:eastAsia="SimSun" w:cs="Times New Roman"/>
+          <w:b w:val="0"/>
+          <w:bCs w:val="0"/>
+          <w:sz w:val="24"/>
+          <w:szCs w:val="24"/>
+          <w:highlight w:val="none"/>
+          <w:lang w:val="en-US" w:bidi="en-US"/>
+        </w:rPr>
+      </w:r>
+      <w:r>
+        <w:rPr>
+          <w:rFonts w:hint="default" w:eastAsia="SimSun" w:cs="Times New Roman"/>
+          <w:b w:val="0"/>
+          <w:bCs w:val="0"/>
+          <w:sz w:val="24"/>
+          <w:szCs w:val="24"/>
           <w:highlight w:val="none"/>
           <w:lang w:val="en-US" w:bidi="en-US"/>
         </w:rPr>

--- a/BushraMaaz_Version_Control_Doc_DBLab.docx
+++ b/BushraMaaz_Version_Control_Doc_DBLab.docx
@@ -111,6 +111,13 @@
           <w:szCs w:val="24"/>
         </w:rPr>
       </w:r>
+      <w:r>
+        <w:rPr>
+          <w:rFonts w:hint="default" w:ascii="Calibri" w:hAnsi="Calibri" w:cs="Calibri"/>
+          <w:sz w:val="24"/>
+          <w:szCs w:val="24"/>
+        </w:rPr>
+      </w:r>
     </w:p>
     <w:p>
       <w:pPr>
@@ -153,6 +160,14 @@
           <w:szCs w:val="36"/>
         </w:rPr>
       </w:r>
+      <w:r>
+        <w:rPr>
+          <w:b/>
+          <w:bCs/>
+          <w:sz w:val="36"/>
+          <w:szCs w:val="36"/>
+        </w:rPr>
+      </w:r>
     </w:p>
     <w:p>
       <w:pPr>
@@ -189,6 +204,12 @@
           <w:szCs w:val="28"/>
         </w:rPr>
       </w:r>
+      <w:r>
+        <w:rPr>
+          <w:sz w:val="28"/>
+          <w:szCs w:val="28"/>
+        </w:rPr>
+      </w:r>
     </w:p>
     <w:p>
       <w:pPr>
@@ -209,6 +230,13 @@
           <w:szCs w:val="28"/>
         </w:rPr>
         <w:t xml:space="preserve">Program: BSSE - Session 2024-2028 (Semester 4)</w:t>
+      </w:r>
+      <w:r>
+        <w:rPr>
+          <w:rFonts w:ascii="Times New Roman" w:hAnsi="Times New Roman" w:eastAsia="Times New Roman" w:cs="Times New Roman"/>
+          <w:sz w:val="28"/>
+          <w:szCs w:val="28"/>
+        </w:rPr>
       </w:r>
       <w:r>
         <w:rPr>
@@ -248,6 +276,14 @@
           <w:lang w:val="en-US"/>
         </w:rPr>
       </w:r>
+      <w:r>
+        <w:rPr>
+          <w:rFonts w:hint="default" w:ascii="Times New Roman" w:hAnsi="Times New Roman" w:eastAsia="Times New Roman" w:cs="Times New Roman"/>
+          <w:sz w:val="28"/>
+          <w:szCs w:val="28"/>
+          <w:lang w:val="en-US"/>
+        </w:rPr>
+      </w:r>
     </w:p>
     <w:p>
       <w:pPr>
@@ -279,28 +315,28 @@
           <w:lang w:val="en-US"/>
         </w:rPr>
       </w:r>
-    </w:p>
-    <w:p>
-      <w:pPr>
-        <w:pBdr/>
-        <w:spacing w:after="80" w:before="0"/>
-        <w:ind/>
-        <w:jc w:val="center"/>
+      <w:r>
         <w:rPr>
           <w:rFonts w:hint="default"/>
           <w:sz w:val="28"/>
           <w:szCs w:val="28"/>
           <w:lang w:val="en-US"/>
         </w:rPr>
-      </w:pPr>
-      <w:r>
+      </w:r>
+    </w:p>
+    <w:p>
+      <w:pPr>
+        <w:pBdr/>
+        <w:spacing w:after="80" w:before="0"/>
+        <w:ind/>
+        <w:jc w:val="center"/>
         <w:rPr>
           <w:rFonts w:hint="default"/>
           <w:sz w:val="28"/>
           <w:szCs w:val="28"/>
           <w:lang w:val="en-US"/>
         </w:rPr>
-      </w:r>
+      </w:pPr>
       <w:r>
         <w:rPr>
           <w:rFonts w:hint="default"/>
@@ -309,20 +345,14 @@
           <w:lang w:val="en-US"/>
         </w:rPr>
       </w:r>
-    </w:p>
-    <w:p>
-      <w:pPr>
-        <w:pBdr/>
-        <w:spacing w:after="80" w:before="0"/>
-        <w:ind/>
-        <w:jc w:val="both"/>
+      <w:r>
         <w:rPr>
           <w:rFonts w:hint="default"/>
           <w:sz w:val="28"/>
           <w:szCs w:val="28"/>
           <w:lang w:val="en-US"/>
         </w:rPr>
-      </w:pPr>
+      </w:r>
       <w:r>
         <w:rPr>
           <w:rFonts w:hint="default"/>
@@ -331,28 +361,28 @@
           <w:lang w:val="en-US"/>
         </w:rPr>
       </w:r>
-      <w:r>
+    </w:p>
+    <w:p>
+      <w:pPr>
+        <w:pBdr/>
+        <w:spacing w:after="80" w:before="0"/>
+        <w:ind/>
+        <w:jc w:val="both"/>
         <w:rPr>
           <w:rFonts w:hint="default"/>
           <w:sz w:val="28"/>
           <w:szCs w:val="28"/>
           <w:lang w:val="en-US"/>
         </w:rPr>
-      </w:r>
-    </w:p>
-    <w:p>
-      <w:pPr>
-        <w:pBdr/>
-        <w:spacing w:after="80" w:before="0"/>
-        <w:ind/>
-        <w:jc w:val="both"/>
+      </w:pPr>
+      <w:r>
         <w:rPr>
           <w:rFonts w:hint="default"/>
           <w:sz w:val="28"/>
           <w:szCs w:val="28"/>
           <w:lang w:val="en-US"/>
         </w:rPr>
-      </w:pPr>
+      </w:r>
       <w:r>
         <w:rPr>
           <w:rFonts w:hint="default"/>
@@ -373,6 +403,44 @@
     <w:p>
       <w:pPr>
         <w:pBdr/>
+        <w:spacing w:after="80" w:before="0"/>
+        <w:ind/>
+        <w:jc w:val="both"/>
+        <w:rPr>
+          <w:rFonts w:hint="default"/>
+          <w:sz w:val="28"/>
+          <w:szCs w:val="28"/>
+          <w:lang w:val="en-US"/>
+        </w:rPr>
+      </w:pPr>
+      <w:r>
+        <w:rPr>
+          <w:rFonts w:hint="default"/>
+          <w:sz w:val="28"/>
+          <w:szCs w:val="28"/>
+          <w:lang w:val="en-US"/>
+        </w:rPr>
+      </w:r>
+      <w:r>
+        <w:rPr>
+          <w:rFonts w:hint="default"/>
+          <w:sz w:val="28"/>
+          <w:szCs w:val="28"/>
+          <w:lang w:val="en-US"/>
+        </w:rPr>
+      </w:r>
+      <w:r>
+        <w:rPr>
+          <w:rFonts w:hint="default"/>
+          <w:sz w:val="28"/>
+          <w:szCs w:val="28"/>
+          <w:lang w:val="en-US"/>
+        </w:rPr>
+      </w:r>
+    </w:p>
+    <w:p>
+      <w:pPr>
+        <w:pBdr/>
         <w:spacing w:after="100" w:before="200"/>
         <w:ind/>
         <w:rPr>
@@ -389,6 +457,12 @@
           <w:szCs w:val="36"/>
         </w:rPr>
         <w:t xml:space="preserve">Project Overview</w:t>
+      </w:r>
+      <w:r>
+        <w:rPr>
+          <w:sz w:val="36"/>
+          <w:szCs w:val="36"/>
+        </w:rPr>
       </w:r>
       <w:r>
         <w:rPr>
@@ -480,6 +554,13 @@
           <w:szCs w:val="24"/>
         </w:rPr>
       </w:r>
+      <w:r>
+        <w:rPr>
+          <w:rFonts w:ascii="Times New Roman" w:hAnsi="Times New Roman" w:eastAsia="Times New Roman" w:cs="Times New Roman"/>
+          <w:sz w:val="24"/>
+          <w:szCs w:val="24"/>
+        </w:rPr>
+      </w:r>
     </w:p>
     <w:p>
       <w:pPr>
@@ -516,12 +597,7 @@
           <w:lang w:val="en-US"/>
         </w:rPr>
       </w:r>
-    </w:p>
-    <w:p>
-      <w:pPr>
-        <w:pBdr/>
-        <w:spacing/>
-        <w:ind/>
+      <w:r>
         <w:rPr>
           <w:rFonts w:hint="default" w:cs="Times New Roman"/>
           <w:b/>
@@ -530,8 +606,13 @@
           <w:szCs w:val="36"/>
           <w:lang w:val="en-US"/>
         </w:rPr>
-      </w:pPr>
-      <w:r>
+      </w:r>
+    </w:p>
+    <w:p>
+      <w:pPr>
+        <w:pBdr/>
+        <w:spacing/>
+        <w:ind/>
         <w:rPr>
           <w:rFonts w:hint="default" w:cs="Times New Roman"/>
           <w:b/>
@@ -540,7 +621,7 @@
           <w:szCs w:val="36"/>
           <w:lang w:val="en-US"/>
         </w:rPr>
-      </w:r>
+      </w:pPr>
       <w:r>
         <w:rPr>
           <w:rFonts w:hint="default" w:cs="Times New Roman"/>
@@ -551,10 +632,30 @@
           <w:lang w:val="en-US"/>
         </w:rPr>
       </w:r>
+      <w:r>
+        <w:rPr>
+          <w:rFonts w:hint="default" w:cs="Times New Roman"/>
+          <w:b/>
+          <w:bCs/>
+          <w:sz w:val="36"/>
+          <w:szCs w:val="36"/>
+          <w:lang w:val="en-US"/>
+        </w:rPr>
+      </w:r>
+      <w:r>
+        <w:rPr>
+          <w:rFonts w:hint="default" w:cs="Times New Roman"/>
+          <w:b/>
+          <w:bCs/>
+          <w:sz w:val="36"/>
+          <w:szCs w:val="36"/>
+          <w:lang w:val="en-US"/>
+        </w:rPr>
+      </w:r>
     </w:p>
     <w:tbl>
       <w:tblPr>
-        <w:tblStyle w:val="684"/>
+        <w:tblStyle w:val="890"/>
         <w:tblInd w:w="0" w:type="dxa"/>
         <w:tblW w:w="0" w:type="auto"/>
         <w:tblCellMar>
@@ -614,6 +715,15 @@
                 <w:lang w:val="en-US"/>
               </w:rPr>
               <w:t xml:space="preserve">Milestone</w:t>
+            </w:r>
+            <w:r>
+              <w:rPr>
+                <w:rFonts w:hint="default"/>
+                <w:sz w:val="24"/>
+                <w:szCs w:val="24"/>
+                <w:vertAlign w:val="baseline"/>
+                <w:lang w:val="en-US"/>
+              </w:rPr>
             </w:r>
             <w:r>
               <w:rPr>
@@ -667,6 +777,15 @@
                 <w:lang w:val="en-US"/>
               </w:rPr>
             </w:r>
+            <w:r>
+              <w:rPr>
+                <w:rFonts w:hint="default"/>
+                <w:sz w:val="24"/>
+                <w:szCs w:val="24"/>
+                <w:vertAlign w:val="baseline"/>
+                <w:lang w:val="en-US"/>
+              </w:rPr>
+            </w:r>
           </w:p>
         </w:tc>
         <w:tc>
@@ -700,6 +819,15 @@
                 <w:lang w:val="en-US"/>
               </w:rPr>
               <w:t xml:space="preserve">Version </w:t>
+            </w:r>
+            <w:r>
+              <w:rPr>
+                <w:rFonts w:hint="default"/>
+                <w:sz w:val="24"/>
+                <w:szCs w:val="24"/>
+                <w:vertAlign w:val="baseline"/>
+                <w:lang w:val="en-US"/>
+              </w:rPr>
             </w:r>
             <w:r>
               <w:rPr>
@@ -745,6 +873,17 @@
                 <w:lang w:val="en-US"/>
               </w:rPr>
               <w:t xml:space="preserve">Remarks</w:t>
+            </w:r>
+            <w:r>
+              <w:rPr>
+                <w:rFonts w:hint="default"/>
+                <w:b/>
+                <w:bCs/>
+                <w:sz w:val="24"/>
+                <w:szCs w:val="24"/>
+                <w:vertAlign w:val="baseline"/>
+                <w:lang w:val="en-US"/>
+              </w:rPr>
             </w:r>
             <w:r>
               <w:rPr>
@@ -804,6 +943,17 @@
                 <w:lang w:val="en-US"/>
               </w:rPr>
             </w:r>
+            <w:r>
+              <w:rPr>
+                <w:rFonts w:hint="default"/>
+                <w:b/>
+                <w:bCs/>
+                <w:sz w:val="24"/>
+                <w:szCs w:val="24"/>
+                <w:vertAlign w:val="baseline"/>
+                <w:lang w:val="en-US"/>
+              </w:rPr>
+            </w:r>
           </w:p>
         </w:tc>
       </w:tr>
@@ -838,6 +988,15 @@
                 <w:lang w:val="en-US"/>
               </w:rPr>
               <w:t xml:space="preserve">Schema</w:t>
+            </w:r>
+            <w:r>
+              <w:rPr>
+                <w:rFonts w:hint="default"/>
+                <w:sz w:val="24"/>
+                <w:szCs w:val="24"/>
+                <w:vertAlign w:val="baseline"/>
+                <w:lang w:val="en-US"/>
+              </w:rPr>
             </w:r>
             <w:r>
               <w:rPr>
@@ -889,6 +1048,15 @@
                 <w:lang w:val="en-US"/>
               </w:rPr>
             </w:r>
+            <w:r>
+              <w:rPr>
+                <w:rFonts w:hint="default"/>
+                <w:sz w:val="24"/>
+                <w:szCs w:val="24"/>
+                <w:vertAlign w:val="baseline"/>
+                <w:lang w:val="en-US"/>
+              </w:rPr>
+            </w:r>
           </w:p>
         </w:tc>
         <w:tc>
@@ -920,6 +1088,15 @@
                 <w:lang w:val="en-US"/>
               </w:rPr>
               <w:t xml:space="preserve">1.0</w:t>
+            </w:r>
+            <w:r>
+              <w:rPr>
+                <w:rFonts w:hint="default"/>
+                <w:sz w:val="24"/>
+                <w:szCs w:val="24"/>
+                <w:vertAlign w:val="baseline"/>
+                <w:lang w:val="en-US"/>
+              </w:rPr>
             </w:r>
             <w:r>
               <w:rPr>
@@ -971,6 +1148,15 @@
                 <w:lang w:val="en-US"/>
               </w:rPr>
             </w:r>
+            <w:r>
+              <w:rPr>
+                <w:rFonts w:hint="default"/>
+                <w:sz w:val="24"/>
+                <w:szCs w:val="24"/>
+                <w:vertAlign w:val="baseline"/>
+                <w:lang w:val="en-US"/>
+              </w:rPr>
+            </w:r>
           </w:p>
         </w:tc>
         <w:tc>
@@ -1002,6 +1188,15 @@
                 <w:lang w:val="en-US"/>
               </w:rPr>
               <w:t xml:space="preserve">(19 April 2026)</w:t>
+            </w:r>
+            <w:r>
+              <w:rPr>
+                <w:rFonts w:hint="default"/>
+                <w:sz w:val="24"/>
+                <w:szCs w:val="24"/>
+                <w:vertAlign w:val="baseline"/>
+                <w:lang w:val="en-US"/>
+              </w:rPr>
             </w:r>
             <w:r>
               <w:rPr>
@@ -1046,6 +1241,15 @@
                 <w:lang w:val="en-US"/>
               </w:rPr>
               <w:t xml:space="preserve">ERD</w:t>
+            </w:r>
+            <w:r>
+              <w:rPr>
+                <w:rFonts w:hint="default"/>
+                <w:sz w:val="24"/>
+                <w:szCs w:val="24"/>
+                <w:vertAlign w:val="baseline"/>
+                <w:lang w:val="en-US"/>
+              </w:rPr>
             </w:r>
             <w:r>
               <w:rPr>
@@ -1117,6 +1321,15 @@
                 <w:lang w:val="en-US"/>
               </w:rPr>
             </w:r>
+            <w:r>
+              <w:rPr>
+                <w:rFonts w:hint="default"/>
+                <w:sz w:val="24"/>
+                <w:szCs w:val="24"/>
+                <w:vertAlign w:val="baseline"/>
+                <w:lang w:val="en-US"/>
+              </w:rPr>
+            </w:r>
           </w:p>
         </w:tc>
         <w:tc>
@@ -1148,6 +1361,15 @@
                 <w:lang w:val="en-US"/>
               </w:rPr>
               <w:t xml:space="preserve">1.1</w:t>
+            </w:r>
+            <w:r>
+              <w:rPr>
+                <w:rFonts w:hint="default"/>
+                <w:sz w:val="24"/>
+                <w:szCs w:val="24"/>
+                <w:vertAlign w:val="baseline"/>
+                <w:lang w:val="en-US"/>
+              </w:rPr>
             </w:r>
             <w:r>
               <w:rPr>
@@ -1199,6 +1421,15 @@
                 <w:lang w:val="en-US"/>
               </w:rPr>
             </w:r>
+            <w:r>
+              <w:rPr>
+                <w:rFonts w:hint="default"/>
+                <w:sz w:val="24"/>
+                <w:szCs w:val="24"/>
+                <w:vertAlign w:val="baseline"/>
+                <w:lang w:val="en-US"/>
+              </w:rPr>
+            </w:r>
           </w:p>
         </w:tc>
         <w:tc>
@@ -1230,6 +1461,15 @@
                 <w:lang w:val="en-US"/>
               </w:rPr>
               <w:t xml:space="preserve">(25 April 2026)</w:t>
+            </w:r>
+            <w:r>
+              <w:rPr>
+                <w:rFonts w:hint="default"/>
+                <w:sz w:val="24"/>
+                <w:szCs w:val="24"/>
+                <w:vertAlign w:val="baseline"/>
+                <w:lang w:val="en-US"/>
+              </w:rPr>
             </w:r>
             <w:r>
               <w:rPr>
@@ -1284,6 +1524,15 @@
                 <w:lang w:val="en-US"/>
               </w:rPr>
             </w:r>
+            <w:r>
+              <w:rPr>
+                <w:rFonts w:hint="default"/>
+                <w:sz w:val="24"/>
+                <w:szCs w:val="24"/>
+                <w:vertAlign w:val="baseline"/>
+                <w:lang w:val="en-US"/>
+              </w:rPr>
+            </w:r>
           </w:p>
         </w:tc>
         <w:tc>
@@ -1315,6 +1564,15 @@
                 <w:lang w:val="en-US"/>
               </w:rPr>
               <w:t xml:space="preserve">Made the new ERD Diagram and did changes to the schema added new tables as per sirs instruction and project scope</w:t>
+            </w:r>
+            <w:r>
+              <w:rPr>
+                <w:rFonts w:hint="default"/>
+                <w:sz w:val="24"/>
+                <w:szCs w:val="24"/>
+                <w:vertAlign w:val="baseline"/>
+                <w:lang w:val="en-US"/>
+              </w:rPr>
             </w:r>
             <w:r>
               <w:rPr>
@@ -1366,6 +1624,15 @@
                 <w:lang w:val="en-US"/>
               </w:rPr>
             </w:r>
+            <w:r>
+              <w:rPr>
+                <w:rFonts w:hint="default"/>
+                <w:sz w:val="24"/>
+                <w:szCs w:val="24"/>
+                <w:vertAlign w:val="baseline"/>
+                <w:lang w:val="en-US"/>
+              </w:rPr>
+            </w:r>
           </w:p>
         </w:tc>
         <w:tc>
@@ -1397,6 +1664,15 @@
                 <w:lang w:val="en-US"/>
               </w:rPr>
               <w:t xml:space="preserve">Completed</w:t>
+            </w:r>
+            <w:r>
+              <w:rPr>
+                <w:rFonts w:hint="default"/>
+                <w:sz w:val="24"/>
+                <w:szCs w:val="24"/>
+                <w:vertAlign w:val="baseline"/>
+                <w:lang w:val="en-US"/>
+              </w:rPr>
             </w:r>
             <w:r>
               <w:rPr>
@@ -1448,6 +1724,15 @@
                 <w:lang w:val="en-US"/>
               </w:rPr>
             </w:r>
+            <w:r>
+              <w:rPr>
+                <w:rFonts w:hint="default"/>
+                <w:sz w:val="24"/>
+                <w:szCs w:val="24"/>
+                <w:vertAlign w:val="baseline"/>
+                <w:lang w:val="en-US"/>
+              </w:rPr>
+            </w:r>
           </w:p>
         </w:tc>
       </w:tr>
@@ -1480,6 +1765,14 @@
                 <w:lang w:val="en-US"/>
               </w:rPr>
               <w:t xml:space="preserve">Workflow Diagram</w:t>
+            </w:r>
+            <w:r>
+              <w:rPr>
+                <w:rFonts w:hint="default" w:ascii="Calibri" w:hAnsi="Calibri" w:eastAsia="SimSun" w:cs="Calibri"/>
+                <w:sz w:val="24"/>
+                <w:szCs w:val="24"/>
+                <w:lang w:val="en-US"/>
+              </w:rPr>
             </w:r>
             <w:r>
               <w:rPr>
@@ -1527,6 +1820,14 @@
                 <w:lang w:val="en-US"/>
               </w:rPr>
             </w:r>
+            <w:r>
+              <w:rPr>
+                <w:rFonts w:hint="default" w:ascii="Calibri" w:hAnsi="Calibri" w:eastAsia="SimSun" w:cs="Calibri"/>
+                <w:sz w:val="24"/>
+                <w:szCs w:val="24"/>
+                <w:lang w:val="en-US"/>
+              </w:rPr>
+            </w:r>
           </w:p>
         </w:tc>
         <w:tc>
@@ -1558,6 +1859,15 @@
                 <w:lang w:val="en-US"/>
               </w:rPr>
               <w:t xml:space="preserve">1.3</w:t>
+            </w:r>
+            <w:r>
+              <w:rPr>
+                <w:rFonts w:hint="default"/>
+                <w:sz w:val="24"/>
+                <w:szCs w:val="24"/>
+                <w:vertAlign w:val="baseline"/>
+                <w:lang w:val="en-US"/>
+              </w:rPr>
             </w:r>
             <w:r>
               <w:rPr>
@@ -1609,6 +1919,15 @@
                 <w:lang w:val="en-US"/>
               </w:rPr>
             </w:r>
+            <w:r>
+              <w:rPr>
+                <w:rFonts w:hint="default"/>
+                <w:sz w:val="24"/>
+                <w:szCs w:val="24"/>
+                <w:vertAlign w:val="baseline"/>
+                <w:lang w:val="en-US"/>
+              </w:rPr>
+            </w:r>
           </w:p>
         </w:tc>
         <w:tc>
@@ -1640,6 +1959,15 @@
                 <w:lang w:val="en-US"/>
               </w:rPr>
               <w:t xml:space="preserve">(10 May 2026)</w:t>
+            </w:r>
+            <w:r>
+              <w:rPr>
+                <w:rFonts w:hint="default"/>
+                <w:sz w:val="24"/>
+                <w:szCs w:val="24"/>
+                <w:vertAlign w:val="baseline"/>
+                <w:lang w:val="en-US"/>
+              </w:rPr>
             </w:r>
             <w:r>
               <w:rPr>
@@ -1694,6 +2022,15 @@
                 <w:lang w:val="en-US"/>
               </w:rPr>
             </w:r>
+            <w:r>
+              <w:rPr>
+                <w:rFonts w:hint="default" w:ascii="Times New Roman" w:hAnsi="Times New Roman" w:eastAsia="Times New Roman" w:cs="Times New Roman"/>
+                <w:sz w:val="24"/>
+                <w:szCs w:val="24"/>
+                <w:vertAlign w:val="baseline"/>
+                <w:lang w:val="en-US"/>
+              </w:rPr>
+            </w:r>
           </w:p>
         </w:tc>
         <w:tc>
@@ -1725,6 +2062,15 @@
                 <w:szCs w:val="24"/>
               </w:rPr>
               <w:t xml:space="preserve">Applied and verified 1NF, 2NF, and 3NF rules. Checked for redundancies and validated 1:1/1:N ERD relationships.</w:t>
+            </w:r>
+            <w:r>
+              <w:rPr>
+                <w:rFonts w:hint="default" w:ascii="Times New Roman" w:hAnsi="Times New Roman" w:eastAsia="Times New Roman" w:cs="Times New Roman"/>
+                <w:sz w:val="24"/>
+                <w:szCs w:val="24"/>
+                <w:vertAlign w:val="baseline"/>
+                <w:lang w:val="en-US"/>
+              </w:rPr>
             </w:r>
             <w:r>
               <w:rPr>
@@ -1778,6 +2124,15 @@
                 <w:lang w:val="en-US"/>
               </w:rPr>
             </w:r>
+            <w:r>
+              <w:rPr>
+                <w:rFonts w:hint="default" w:ascii="Times New Roman" w:hAnsi="Times New Roman" w:eastAsia="Times New Roman" w:cs="Times New Roman"/>
+                <w:sz w:val="24"/>
+                <w:szCs w:val="24"/>
+                <w:vertAlign w:val="baseline"/>
+                <w:lang w:val="en-US"/>
+              </w:rPr>
+            </w:r>
           </w:p>
         </w:tc>
         <w:tc>
@@ -1821,6 +2176,15 @@
                 <w:lang w:val="en-US"/>
               </w:rPr>
             </w:r>
+            <w:r>
+              <w:rPr>
+                <w:rFonts w:hint="default" w:ascii="Times New Roman" w:hAnsi="Times New Roman" w:eastAsia="Times New Roman" w:cs="Times New Roman"/>
+                <w:sz w:val="24"/>
+                <w:szCs w:val="24"/>
+                <w:vertAlign w:val="baseline"/>
+                <w:lang w:val="en-US"/>
+              </w:rPr>
+            </w:r>
           </w:p>
         </w:tc>
         <w:tc>
@@ -1854,6 +2218,15 @@
                 <w:lang w:val="en-US"/>
               </w:rPr>
               <w:t xml:space="preserve">(15 May 2026)</w:t>
+            </w:r>
+            <w:r>
+              <w:rPr>
+                <w:rFonts w:hint="default" w:ascii="Times New Roman" w:hAnsi="Times New Roman" w:eastAsia="Times New Roman" w:cs="Times New Roman"/>
+                <w:sz w:val="24"/>
+                <w:szCs w:val="24"/>
+                <w:vertAlign w:val="baseline"/>
+                <w:lang w:val="en-US"/>
+              </w:rPr>
             </w:r>
             <w:r>
               <w:rPr>
@@ -1931,6 +2304,14 @@
                 <w:lang w:val="en-US"/>
               </w:rPr>
             </w:pPr>
+            <w:r>
+              <w:rPr>
+                <w:rFonts w:hint="default" w:ascii="Calibri" w:hAnsi="Calibri" w:eastAsia="SimSun" w:cs="Calibri"/>
+                <w:sz w:val="24"/>
+                <w:szCs w:val="24"/>
+                <w:lang w:val="en-US"/>
+              </w:rPr>
+            </w:r>
             <w:r>
               <w:rPr>
                 <w:rFonts w:hint="default" w:ascii="Calibri" w:hAnsi="Calibri" w:eastAsia="SimSun" w:cs="Calibri"/>
@@ -2027,6 +2408,14 @@
                 <w:lang w:val="en-US"/>
               </w:rPr>
             </w:r>
+            <w:r>
+              <w:rPr>
+                <w:rFonts w:hint="default" w:ascii="Calibri" w:hAnsi="Calibri" w:eastAsia="SimSun" w:cs="Calibri"/>
+                <w:sz w:val="24"/>
+                <w:szCs w:val="24"/>
+                <w:lang w:val="en-US"/>
+              </w:rPr>
+            </w:r>
           </w:p>
         </w:tc>
         <w:tc>
@@ -2065,6 +2454,722 @@
             <w:bookmarkStart w:id="0" w:name="_GoBack"/>
             <w:r/>
             <w:bookmarkEnd w:id="0"/>
+            <w:r>
+              <w:rPr>
+                <w:rFonts w:hint="default"/>
+                <w:sz w:val="24"/>
+                <w:szCs w:val="24"/>
+                <w:vertAlign w:val="baseline"/>
+                <w:lang w:val="en-US"/>
+              </w:rPr>
+            </w:r>
+            <w:r>
+              <w:rPr>
+                <w:rFonts w:hint="default"/>
+                <w:sz w:val="24"/>
+                <w:szCs w:val="24"/>
+                <w:vertAlign w:val="baseline"/>
+                <w:lang w:val="en-US"/>
+              </w:rPr>
+            </w:r>
+          </w:p>
+          <w:p>
+            <w:pPr>
+              <w:widowControl w:val="false"/>
+              <w:pBdr/>
+              <w:spacing w:after="80" w:before="0"/>
+              <w:ind/>
+              <w:jc w:val="center"/>
+              <w:rPr>
+                <w:rFonts w:hint="default"/>
+                <w:sz w:val="24"/>
+                <w:szCs w:val="24"/>
+                <w:vertAlign w:val="baseline"/>
+                <w:lang w:val="en-US"/>
+              </w:rPr>
+            </w:pPr>
+            <w:r>
+              <w:rPr>
+                <w:rFonts w:hint="default"/>
+                <w:sz w:val="24"/>
+                <w:szCs w:val="24"/>
+                <w:vertAlign w:val="baseline"/>
+                <w:lang w:val="en-US"/>
+              </w:rPr>
+            </w:r>
+            <w:r>
+              <w:rPr>
+                <w:rFonts w:hint="default"/>
+                <w:sz w:val="24"/>
+                <w:szCs w:val="24"/>
+                <w:vertAlign w:val="baseline"/>
+                <w:lang w:val="en-US"/>
+              </w:rPr>
+            </w:r>
+            <w:r>
+              <w:rPr>
+                <w:rFonts w:hint="default"/>
+                <w:sz w:val="24"/>
+                <w:szCs w:val="24"/>
+                <w:vertAlign w:val="baseline"/>
+                <w:lang w:val="en-US"/>
+              </w:rPr>
+            </w:r>
+          </w:p>
+        </w:tc>
+        <w:tc>
+          <w:tcPr>
+            <w:shd w:val="clear" w:color="ffffff" w:fill="ffffff"/>
+            <w:tcBorders/>
+            <w:tcW w:w="1915" w:type="dxa"/>
+            <w:vAlign w:val="top"/>
+            <w:vMerge w:val="restart"/>
+          </w:tcPr>
+          <w:p>
+            <w:pPr>
+              <w:widowControl w:val="false"/>
+              <w:pBdr/>
+              <w:spacing w:after="80" w:before="0"/>
+              <w:ind/>
+              <w:jc w:val="center"/>
+              <w:rPr>
+                <w:rFonts w:hint="default"/>
+                <w:sz w:val="24"/>
+                <w:szCs w:val="24"/>
+                <w:vertAlign w:val="baseline"/>
+                <w:lang w:val="en-US"/>
+              </w:rPr>
+            </w:pPr>
+            <w:r>
+              <w:rPr>
+                <w:rFonts w:hint="default"/>
+                <w:sz w:val="24"/>
+                <w:szCs w:val="24"/>
+                <w:vertAlign w:val="baseline"/>
+                <w:lang w:val="en-US"/>
+              </w:rPr>
+              <w:t xml:space="preserve">Completed</w:t>
+            </w:r>
+            <w:r>
+              <w:rPr>
+                <w:rFonts w:hint="default"/>
+                <w:sz w:val="24"/>
+                <w:szCs w:val="24"/>
+                <w:vertAlign w:val="baseline"/>
+                <w:lang w:val="en-US"/>
+              </w:rPr>
+            </w:r>
+            <w:r>
+              <w:rPr>
+                <w:rFonts w:hint="default"/>
+                <w:sz w:val="24"/>
+                <w:szCs w:val="24"/>
+                <w:vertAlign w:val="baseline"/>
+                <w:lang w:val="en-US"/>
+              </w:rPr>
+            </w:r>
+          </w:p>
+          <w:p>
+            <w:pPr>
+              <w:widowControl w:val="false"/>
+              <w:pBdr/>
+              <w:spacing w:after="80" w:before="0"/>
+              <w:ind/>
+              <w:jc w:val="center"/>
+              <w:rPr>
+                <w:rFonts w:hint="default"/>
+                <w:sz w:val="24"/>
+                <w:szCs w:val="24"/>
+                <w:vertAlign w:val="baseline"/>
+                <w:lang w:val="en-US"/>
+              </w:rPr>
+            </w:pPr>
+            <w:r>
+              <w:rPr>
+                <w:rFonts w:hint="default"/>
+                <w:sz w:val="24"/>
+                <w:szCs w:val="24"/>
+                <w:vertAlign w:val="baseline"/>
+                <w:lang w:val="en-US"/>
+              </w:rPr>
+            </w:r>
+            <w:r>
+              <w:rPr>
+                <w:rFonts w:hint="default"/>
+                <w:sz w:val="24"/>
+                <w:szCs w:val="24"/>
+                <w:vertAlign w:val="baseline"/>
+                <w:lang w:val="en-US"/>
+              </w:rPr>
+            </w:r>
+            <w:r>
+              <w:rPr>
+                <w:rFonts w:hint="default"/>
+                <w:sz w:val="24"/>
+                <w:szCs w:val="24"/>
+                <w:vertAlign w:val="baseline"/>
+                <w:lang w:val="en-US"/>
+              </w:rPr>
+            </w:r>
+          </w:p>
+        </w:tc>
+        <w:tc>
+          <w:tcPr>
+            <w:shd w:val="clear" w:color="ffffff" w:fill="ffffff"/>
+            <w:tcBorders/>
+            <w:tcW w:w="1915" w:type="dxa"/>
+            <w:vAlign w:val="top"/>
+            <w:vMerge w:val="restart"/>
+          </w:tcPr>
+          <w:p>
+            <w:pPr>
+              <w:widowControl w:val="false"/>
+              <w:pBdr/>
+              <w:spacing w:after="80" w:before="0"/>
+              <w:ind/>
+              <w:jc w:val="center"/>
+              <w:rPr>
+                <w:rFonts w:hint="default"/>
+                <w:sz w:val="24"/>
+                <w:szCs w:val="24"/>
+                <w:vertAlign w:val="baseline"/>
+                <w:lang w:val="en-US"/>
+              </w:rPr>
+            </w:pPr>
+            <w:r>
+              <w:rPr>
+                <w:rFonts w:hint="default"/>
+                <w:sz w:val="24"/>
+                <w:szCs w:val="24"/>
+                <w:vertAlign w:val="baseline"/>
+                <w:lang w:val="en-US"/>
+              </w:rPr>
+              <w:t xml:space="preserve">(16</w:t>
+            </w:r>
+            <w:r>
+              <w:rPr>
+                <w:rFonts w:hint="default"/>
+                <w:sz w:val="24"/>
+                <w:szCs w:val="24"/>
+                <w:vertAlign w:val="baseline"/>
+                <w:lang w:val="en-US"/>
+              </w:rPr>
+              <w:t xml:space="preserve"> May 2026)</w:t>
+            </w:r>
+            <w:r>
+              <w:rPr>
+                <w:rFonts w:hint="default"/>
+                <w:sz w:val="24"/>
+                <w:szCs w:val="24"/>
+                <w:vertAlign w:val="baseline"/>
+                <w:lang w:val="en-US"/>
+              </w:rPr>
+            </w:r>
+            <w:r>
+              <w:rPr>
+                <w:rFonts w:hint="default"/>
+                <w:sz w:val="24"/>
+                <w:szCs w:val="24"/>
+                <w:vertAlign w:val="baseline"/>
+                <w:lang w:val="en-US"/>
+              </w:rPr>
+            </w:r>
+          </w:p>
+          <w:p>
+            <w:pPr>
+              <w:widowControl w:val="false"/>
+              <w:pBdr/>
+              <w:spacing w:after="80" w:before="0"/>
+              <w:ind/>
+              <w:jc w:val="center"/>
+              <w:rPr>
+                <w:rFonts w:hint="default"/>
+                <w:sz w:val="24"/>
+                <w:szCs w:val="24"/>
+                <w:vertAlign w:val="baseline"/>
+                <w:lang w:val="en-US"/>
+              </w:rPr>
+            </w:pPr>
+            <w:r>
+              <w:rPr>
+                <w:rFonts w:hint="default"/>
+                <w:sz w:val="24"/>
+                <w:szCs w:val="24"/>
+                <w:vertAlign w:val="baseline"/>
+                <w:lang w:val="en-US"/>
+              </w:rPr>
+            </w:r>
+            <w:r>
+              <w:rPr>
+                <w:rFonts w:hint="default"/>
+                <w:sz w:val="24"/>
+                <w:szCs w:val="24"/>
+                <w:vertAlign w:val="baseline"/>
+                <w:lang w:val="en-US"/>
+              </w:rPr>
+            </w:r>
+            <w:r>
+              <w:rPr>
+                <w:rFonts w:hint="default"/>
+                <w:sz w:val="24"/>
+                <w:szCs w:val="24"/>
+                <w:vertAlign w:val="baseline"/>
+                <w:lang w:val="en-US"/>
+              </w:rPr>
+            </w:r>
+          </w:p>
+        </w:tc>
+      </w:tr>
+      <w:tr>
+        <w:trPr/>
+        <w:tc>
+          <w:tcPr>
+            <w:shd w:val="clear" w:color="auto" w:fill="auto"/>
+            <w:tcBorders/>
+            <w:tcW w:w="1915" w:type="dxa"/>
+            <w:vAlign w:val="top"/>
+          </w:tcPr>
+          <w:p>
+            <w:pPr>
+              <w:widowControl w:val="false"/>
+              <w:pBdr/>
+              <w:spacing w:after="80" w:before="0"/>
+              <w:ind/>
+              <w:jc w:val="center"/>
+              <w:rPr>
+                <w:rFonts w:hint="default" w:ascii="Calibri" w:hAnsi="Calibri" w:eastAsia="SimSun" w:cs="Calibri"/>
+                <w:sz w:val="24"/>
+                <w:szCs w:val="24"/>
+                <w:lang w:val="en-US"/>
+              </w:rPr>
+            </w:pPr>
+            <w:r>
+              <w:rPr>
+                <w:rFonts w:hint="default" w:ascii="Calibri" w:hAnsi="Calibri" w:eastAsia="SimSun" w:cs="Calibri"/>
+                <w:sz w:val="24"/>
+                <w:szCs w:val="24"/>
+                <w:lang w:val="en-US"/>
+              </w:rPr>
+              <w:t xml:space="preserve">Database setup (DDL)</w:t>
+            </w:r>
+            <w:r>
+              <w:rPr>
+                <w:rFonts w:hint="default" w:ascii="Calibri" w:hAnsi="Calibri" w:eastAsia="SimSun" w:cs="Calibri"/>
+                <w:sz w:val="24"/>
+                <w:szCs w:val="24"/>
+                <w:lang w:val="en-US"/>
+              </w:rPr>
+            </w:r>
+            <w:r>
+              <w:rPr>
+                <w:rFonts w:hint="default" w:ascii="Calibri" w:hAnsi="Calibri" w:eastAsia="SimSun" w:cs="Calibri"/>
+                <w:sz w:val="24"/>
+                <w:szCs w:val="24"/>
+                <w:lang w:val="en-US"/>
+              </w:rPr>
+            </w:r>
+          </w:p>
+        </w:tc>
+        <w:tc>
+          <w:tcPr>
+            <w:shd w:val="clear" w:color="auto" w:fill="auto"/>
+            <w:tcBorders/>
+            <w:tcW w:w="1915" w:type="dxa"/>
+            <w:vAlign w:val="top"/>
+          </w:tcPr>
+          <w:p>
+            <w:pPr>
+              <w:widowControl w:val="false"/>
+              <w:pBdr/>
+              <w:spacing w:after="80" w:before="0"/>
+              <w:ind/>
+              <w:jc w:val="center"/>
+              <w:rPr>
+                <w:rFonts w:hint="default" w:ascii="Calibri" w:hAnsi="Calibri" w:eastAsia="SimSun" w:cs="Calibri"/>
+                <w:sz w:val="24"/>
+                <w:szCs w:val="24"/>
+                <w:lang w:val="en-US"/>
+              </w:rPr>
+            </w:pPr>
+            <w:r>
+              <w:rPr>
+                <w:rFonts w:hint="default" w:ascii="Calibri" w:hAnsi="Calibri" w:eastAsia="SimSun" w:cs="Calibri"/>
+                <w:sz w:val="24"/>
+                <w:szCs w:val="24"/>
+                <w:lang w:val="en-US"/>
+              </w:rPr>
+              <w:t xml:space="preserve">Made the scchema according to the description, added the FK, and made the EER diagram using MySQL Workbench</w:t>
+            </w:r>
+            <w:r>
+              <w:rPr>
+                <w:rFonts w:hint="default" w:ascii="Calibri" w:hAnsi="Calibri" w:eastAsia="SimSun" w:cs="Calibri"/>
+                <w:sz w:val="24"/>
+                <w:szCs w:val="24"/>
+                <w:lang w:val="en-US"/>
+              </w:rPr>
+            </w:r>
+            <w:r>
+              <w:rPr>
+                <w:rFonts w:hint="default" w:ascii="Calibri" w:hAnsi="Calibri" w:eastAsia="SimSun" w:cs="Calibri"/>
+                <w:sz w:val="24"/>
+                <w:szCs w:val="24"/>
+                <w:lang w:val="en-US"/>
+              </w:rPr>
+            </w:r>
+          </w:p>
+        </w:tc>
+        <w:tc>
+          <w:tcPr>
+            <w:shd w:val="clear" w:color="auto" w:fill="auto"/>
+            <w:tcBorders/>
+            <w:tcW w:w="1915" w:type="dxa"/>
+            <w:vAlign w:val="top"/>
+          </w:tcPr>
+          <w:p>
+            <w:pPr>
+              <w:widowControl w:val="false"/>
+              <w:pBdr/>
+              <w:spacing w:after="80" w:before="0"/>
+              <w:ind/>
+              <w:jc w:val="center"/>
+              <w:rPr>
+                <w:rFonts w:hint="default"/>
+                <w:sz w:val="24"/>
+                <w:szCs w:val="24"/>
+                <w:vertAlign w:val="baseline"/>
+                <w:lang w:val="en-US"/>
+              </w:rPr>
+            </w:pPr>
+            <w:r>
+              <w:rPr>
+                <w:rFonts w:hint="default"/>
+                <w:sz w:val="24"/>
+                <w:szCs w:val="24"/>
+                <w:vertAlign w:val="baseline"/>
+                <w:lang w:val="en-US"/>
+              </w:rPr>
+              <w:t xml:space="preserve">1.6</w:t>
+            </w:r>
+            <w:r>
+              <w:rPr>
+                <w:rFonts w:hint="default"/>
+                <w:sz w:val="24"/>
+                <w:szCs w:val="24"/>
+                <w:vertAlign w:val="baseline"/>
+                <w:lang w:val="en-US"/>
+              </w:rPr>
+            </w:r>
+            <w:r>
+              <w:rPr>
+                <w:rFonts w:hint="default"/>
+                <w:sz w:val="24"/>
+                <w:szCs w:val="24"/>
+                <w:vertAlign w:val="baseline"/>
+                <w:lang w:val="en-US"/>
+              </w:rPr>
+            </w:r>
+          </w:p>
+        </w:tc>
+        <w:tc>
+          <w:tcPr>
+            <w:shd w:val="clear" w:color="auto" w:fill="auto"/>
+            <w:tcBorders/>
+            <w:tcW w:w="1915" w:type="dxa"/>
+            <w:vAlign w:val="top"/>
+          </w:tcPr>
+          <w:p>
+            <w:pPr>
+              <w:widowControl w:val="false"/>
+              <w:pBdr/>
+              <w:spacing w:after="80" w:before="0"/>
+              <w:ind/>
+              <w:jc w:val="center"/>
+              <w:rPr>
+                <w:rFonts w:hint="default"/>
+                <w:sz w:val="24"/>
+                <w:szCs w:val="24"/>
+                <w:vertAlign w:val="baseline"/>
+                <w:lang w:val="en-US"/>
+              </w:rPr>
+            </w:pPr>
+            <w:r>
+              <w:rPr>
+                <w:rFonts w:hint="default"/>
+                <w:sz w:val="24"/>
+                <w:szCs w:val="24"/>
+                <w:vertAlign w:val="baseline"/>
+                <w:lang w:val="en-US"/>
+              </w:rPr>
+              <w:t xml:space="preserve">Completed</w:t>
+            </w:r>
+            <w:r>
+              <w:rPr>
+                <w:rFonts w:hint="default"/>
+                <w:sz w:val="24"/>
+                <w:szCs w:val="24"/>
+                <w:vertAlign w:val="baseline"/>
+                <w:lang w:val="en-US"/>
+              </w:rPr>
+            </w:r>
+            <w:r>
+              <w:rPr>
+                <w:rFonts w:hint="default"/>
+                <w:sz w:val="24"/>
+                <w:szCs w:val="24"/>
+                <w:vertAlign w:val="baseline"/>
+                <w:lang w:val="en-US"/>
+              </w:rPr>
+            </w:r>
+          </w:p>
+        </w:tc>
+        <w:tc>
+          <w:tcPr>
+            <w:shd w:val="clear" w:color="auto" w:fill="auto"/>
+            <w:tcBorders/>
+            <w:tcW w:w="1915" w:type="dxa"/>
+            <w:vAlign w:val="top"/>
+          </w:tcPr>
+          <w:p>
+            <w:pPr>
+              <w:widowControl w:val="false"/>
+              <w:pBdr/>
+              <w:spacing w:after="80" w:before="0"/>
+              <w:ind/>
+              <w:jc w:val="center"/>
+              <w:rPr>
+                <w:rFonts w:hint="default"/>
+                <w:sz w:val="24"/>
+                <w:szCs w:val="24"/>
+                <w:vertAlign w:val="baseline"/>
+                <w:lang w:val="en-US"/>
+              </w:rPr>
+            </w:pPr>
+            <w:r>
+              <w:rPr>
+                <w:rFonts w:hint="default"/>
+                <w:sz w:val="24"/>
+                <w:szCs w:val="24"/>
+                <w:vertAlign w:val="baseline"/>
+                <w:lang w:val="en-US"/>
+              </w:rPr>
+              <w:t xml:space="preserve">(16 May 2026)</w:t>
+            </w:r>
+            <w:r>
+              <w:rPr>
+                <w:rFonts w:hint="default"/>
+                <w:sz w:val="24"/>
+                <w:szCs w:val="24"/>
+                <w:vertAlign w:val="baseline"/>
+                <w:lang w:val="en-US"/>
+              </w:rPr>
+            </w:r>
+            <w:r>
+              <w:rPr>
+                <w:rFonts w:hint="default"/>
+                <w:sz w:val="24"/>
+                <w:szCs w:val="24"/>
+                <w:vertAlign w:val="baseline"/>
+                <w:lang w:val="en-US"/>
+              </w:rPr>
+            </w:r>
+          </w:p>
+        </w:tc>
+      </w:tr>
+      <w:tr>
+        <w:trPr/>
+        <w:tc>
+          <w:tcPr>
+            <w:shd w:val="clear" w:color="ffffff" w:fill="ffffff"/>
+            <w:tcBorders/>
+            <w:tcW w:w="1915" w:type="dxa"/>
+            <w:vAlign w:val="top"/>
+            <w:vMerge w:val="restart"/>
+          </w:tcPr>
+          <w:p>
+            <w:pPr>
+              <w:widowControl w:val="false"/>
+              <w:pBdr/>
+              <w:spacing w:after="80" w:before="0"/>
+              <w:ind/>
+              <w:jc w:val="center"/>
+              <w:rPr>
+                <w:rFonts w:hint="default" w:ascii="Calibri" w:hAnsi="Calibri" w:eastAsia="SimSun" w:cs="Calibri"/>
+                <w:sz w:val="24"/>
+                <w:szCs w:val="24"/>
+                <w:lang w:val="en-US"/>
+              </w:rPr>
+            </w:pPr>
+            <w:r>
+              <w:rPr>
+                <w:rFonts w:hint="default" w:ascii="Calibri" w:hAnsi="Calibri" w:eastAsia="SimSun" w:cs="Calibri"/>
+                <w:sz w:val="24"/>
+                <w:szCs w:val="24"/>
+                <w:lang w:val="en-US"/>
+              </w:rPr>
+              <w:t xml:space="preserve">Data Population (DML)</w:t>
+            </w:r>
+            <w:r>
+              <w:rPr>
+                <w:rFonts w:hint="default" w:ascii="Calibri" w:hAnsi="Calibri" w:eastAsia="SimSun" w:cs="Calibri"/>
+                <w:sz w:val="24"/>
+                <w:szCs w:val="24"/>
+                <w:lang w:val="en-US"/>
+              </w:rPr>
+            </w:r>
+            <w:r>
+              <w:rPr>
+                <w:rFonts w:hint="default" w:ascii="Calibri" w:hAnsi="Calibri" w:eastAsia="SimSun" w:cs="Calibri"/>
+                <w:sz w:val="24"/>
+                <w:szCs w:val="24"/>
+                <w:lang w:val="en-US"/>
+              </w:rPr>
+            </w:r>
+          </w:p>
+          <w:p>
+            <w:pPr>
+              <w:widowControl w:val="false"/>
+              <w:pBdr/>
+              <w:spacing w:after="80" w:before="0"/>
+              <w:ind/>
+              <w:jc w:val="center"/>
+              <w:rPr>
+                <w:rFonts w:hint="default" w:ascii="Calibri" w:hAnsi="Calibri" w:eastAsia="SimSun" w:cs="Calibri"/>
+                <w:sz w:val="24"/>
+                <w:szCs w:val="24"/>
+                <w:lang w:val="en-US"/>
+              </w:rPr>
+            </w:pPr>
+            <w:r>
+              <w:rPr>
+                <w:rFonts w:hint="default" w:ascii="Calibri" w:hAnsi="Calibri" w:eastAsia="SimSun" w:cs="Calibri"/>
+                <w:sz w:val="24"/>
+                <w:szCs w:val="24"/>
+                <w:lang w:val="en-US"/>
+              </w:rPr>
+            </w:r>
+            <w:r>
+              <w:rPr>
+                <w:rFonts w:hint="default" w:ascii="Calibri" w:hAnsi="Calibri" w:eastAsia="SimSun" w:cs="Calibri"/>
+                <w:sz w:val="24"/>
+                <w:szCs w:val="24"/>
+                <w:lang w:val="en-US"/>
+              </w:rPr>
+            </w:r>
+          </w:p>
+        </w:tc>
+        <w:tc>
+          <w:tcPr>
+            <w:shd w:val="clear" w:color="ffffff" w:fill="ffffff"/>
+            <w:tcBorders/>
+            <w:tcW w:w="1915" w:type="dxa"/>
+            <w:vAlign w:val="top"/>
+            <w:vMerge w:val="restart"/>
+          </w:tcPr>
+          <w:p>
+            <w:pPr>
+              <w:widowControl w:val="false"/>
+              <w:pBdr/>
+              <w:spacing w:after="80" w:before="0"/>
+              <w:ind/>
+              <w:jc w:val="center"/>
+              <w:rPr>
+                <w:rFonts w:hint="default" w:ascii="Calibri" w:hAnsi="Calibri" w:eastAsia="SimSun" w:cs="Calibri"/>
+                <w:sz w:val="24"/>
+                <w:szCs w:val="24"/>
+                <w:lang w:val="en-US"/>
+              </w:rPr>
+            </w:pPr>
+            <w:r>
+              <w:rPr>
+                <w:rFonts w:hint="default" w:ascii="Calibri" w:hAnsi="Calibri" w:eastAsia="SimSun" w:cs="Calibri"/>
+                <w:sz w:val="24"/>
+                <w:szCs w:val="24"/>
+                <w:lang w:val="en-US"/>
+              </w:rPr>
+              <w:t xml:space="preserve">Added all the data from the CSV files to the table in the schema using sql commands</w:t>
+            </w:r>
+            <w:r>
+              <w:rPr>
+                <w:rFonts w:hint="default" w:ascii="Calibri" w:hAnsi="Calibri" w:eastAsia="SimSun" w:cs="Calibri"/>
+                <w:sz w:val="24"/>
+                <w:szCs w:val="24"/>
+                <w:lang w:val="en-US"/>
+              </w:rPr>
+            </w:r>
+            <w:r>
+              <w:rPr>
+                <w:rFonts w:hint="default" w:ascii="Calibri" w:hAnsi="Calibri" w:eastAsia="SimSun" w:cs="Calibri"/>
+                <w:sz w:val="24"/>
+                <w:szCs w:val="24"/>
+                <w:lang w:val="en-US"/>
+              </w:rPr>
+            </w:r>
+          </w:p>
+          <w:p>
+            <w:pPr>
+              <w:widowControl w:val="false"/>
+              <w:pBdr/>
+              <w:spacing w:after="80" w:before="0"/>
+              <w:ind/>
+              <w:jc w:val="center"/>
+              <w:rPr>
+                <w:rFonts w:hint="default" w:ascii="Calibri" w:hAnsi="Calibri" w:eastAsia="SimSun" w:cs="Calibri"/>
+                <w:sz w:val="24"/>
+                <w:szCs w:val="24"/>
+                <w:lang w:val="en-US"/>
+              </w:rPr>
+            </w:pPr>
+            <w:r>
+              <w:rPr>
+                <w:rFonts w:hint="default" w:ascii="Calibri" w:hAnsi="Calibri" w:eastAsia="SimSun" w:cs="Calibri"/>
+                <w:sz w:val="24"/>
+                <w:szCs w:val="24"/>
+                <w:lang w:val="en-US"/>
+              </w:rPr>
+            </w:r>
+            <w:r>
+              <w:rPr>
+                <w:rFonts w:hint="default" w:ascii="Calibri" w:hAnsi="Calibri" w:eastAsia="SimSun" w:cs="Calibri"/>
+                <w:sz w:val="24"/>
+                <w:szCs w:val="24"/>
+                <w:lang w:val="en-US"/>
+              </w:rPr>
+            </w:r>
+          </w:p>
+        </w:tc>
+        <w:tc>
+          <w:tcPr>
+            <w:shd w:val="clear" w:color="ffffff" w:fill="ffffff"/>
+            <w:tcBorders/>
+            <w:tcW w:w="1915" w:type="dxa"/>
+            <w:vAlign w:val="top"/>
+            <w:vMerge w:val="restart"/>
+          </w:tcPr>
+          <w:p>
+            <w:pPr>
+              <w:widowControl w:val="false"/>
+              <w:pBdr/>
+              <w:spacing w:after="80" w:before="0"/>
+              <w:ind/>
+              <w:jc w:val="center"/>
+              <w:rPr>
+                <w:rFonts w:hint="default"/>
+                <w:sz w:val="24"/>
+                <w:szCs w:val="24"/>
+                <w:vertAlign w:val="baseline"/>
+                <w:lang w:val="en-US"/>
+              </w:rPr>
+            </w:pPr>
+            <w:r>
+              <w:rPr>
+                <w:rFonts w:hint="default"/>
+                <w:sz w:val="24"/>
+                <w:szCs w:val="24"/>
+                <w:vertAlign w:val="baseline"/>
+                <w:lang w:val="en-US"/>
+              </w:rPr>
+              <w:t xml:space="preserve">1.7</w:t>
+            </w:r>
             <w:r>
               <w:rPr>
                 <w:rFonts w:hint="default"/>
@@ -2237,17 +3342,7 @@
                 <w:vertAlign w:val="baseline"/>
                 <w:lang w:val="en-US"/>
               </w:rPr>
-              <w:t xml:space="preserve">(16</w:t>
-            </w:r>
-            <w:r>
-              <w:rPr>
-                <w:rFonts w:hint="default"/>
-                <w:sz w:val="24"/>
-                <w:szCs w:val="24"/>
-                <w:vertAlign w:val="baseline"/>
-                <w:lang w:val="en-US"/>
-              </w:rPr>
-              <w:t xml:space="preserve"> May 2026)</w:t>
+              <w:t xml:space="preserve">(16 May 2026)</w:t>
             </w:r>
             <w:r>
               <w:rPr>
@@ -2308,218 +3403,6 @@
         <w:trPr/>
         <w:tc>
           <w:tcPr>
-            <w:shd w:val="clear" w:color="auto" w:fill="auto"/>
-            <w:tcBorders/>
-            <w:tcW w:w="1915" w:type="dxa"/>
-            <w:vAlign w:val="top"/>
-          </w:tcPr>
-          <w:p>
-            <w:pPr>
-              <w:widowControl w:val="false"/>
-              <w:pBdr/>
-              <w:spacing w:after="80" w:before="0"/>
-              <w:ind/>
-              <w:jc w:val="center"/>
-              <w:rPr>
-                <w:rFonts w:hint="default" w:ascii="Calibri" w:hAnsi="Calibri" w:eastAsia="SimSun" w:cs="Calibri"/>
-                <w:sz w:val="24"/>
-                <w:szCs w:val="24"/>
-                <w:lang w:val="en-US"/>
-              </w:rPr>
-            </w:pPr>
-            <w:r>
-              <w:rPr>
-                <w:rFonts w:hint="default" w:ascii="Calibri" w:hAnsi="Calibri" w:eastAsia="SimSun" w:cs="Calibri"/>
-                <w:sz w:val="24"/>
-                <w:szCs w:val="24"/>
-                <w:lang w:val="en-US"/>
-              </w:rPr>
-              <w:t xml:space="preserve">Database setup (DDL)</w:t>
-            </w:r>
-            <w:r>
-              <w:rPr>
-                <w:rFonts w:hint="default" w:ascii="Calibri" w:hAnsi="Calibri" w:eastAsia="SimSun" w:cs="Calibri"/>
-                <w:sz w:val="24"/>
-                <w:szCs w:val="24"/>
-                <w:lang w:val="en-US"/>
-              </w:rPr>
-            </w:r>
-          </w:p>
-        </w:tc>
-        <w:tc>
-          <w:tcPr>
-            <w:shd w:val="clear" w:color="auto" w:fill="auto"/>
-            <w:tcBorders/>
-            <w:tcW w:w="1915" w:type="dxa"/>
-            <w:vAlign w:val="top"/>
-          </w:tcPr>
-          <w:p>
-            <w:pPr>
-              <w:widowControl w:val="false"/>
-              <w:pBdr/>
-              <w:spacing w:after="80" w:before="0"/>
-              <w:ind/>
-              <w:jc w:val="center"/>
-              <w:rPr>
-                <w:rFonts w:hint="default" w:ascii="Calibri" w:hAnsi="Calibri" w:eastAsia="SimSun" w:cs="Calibri"/>
-                <w:sz w:val="24"/>
-                <w:szCs w:val="24"/>
-                <w:lang w:val="en-US"/>
-              </w:rPr>
-            </w:pPr>
-            <w:r>
-              <w:rPr>
-                <w:rFonts w:hint="default" w:ascii="Calibri" w:hAnsi="Calibri" w:eastAsia="SimSun" w:cs="Calibri"/>
-                <w:sz w:val="24"/>
-                <w:szCs w:val="24"/>
-                <w:lang w:val="en-US"/>
-              </w:rPr>
-              <w:t xml:space="preserve">Made the scchema according to the description, added the FK, and made the EER diagram using MySQL Workbench</w:t>
-            </w:r>
-            <w:r>
-              <w:rPr>
-                <w:rFonts w:hint="default" w:ascii="Calibri" w:hAnsi="Calibri" w:eastAsia="SimSun" w:cs="Calibri"/>
-                <w:sz w:val="24"/>
-                <w:szCs w:val="24"/>
-                <w:lang w:val="en-US"/>
-              </w:rPr>
-            </w:r>
-          </w:p>
-        </w:tc>
-        <w:tc>
-          <w:tcPr>
-            <w:shd w:val="clear" w:color="auto" w:fill="auto"/>
-            <w:tcBorders/>
-            <w:tcW w:w="1915" w:type="dxa"/>
-            <w:vAlign w:val="top"/>
-          </w:tcPr>
-          <w:p>
-            <w:pPr>
-              <w:widowControl w:val="false"/>
-              <w:pBdr/>
-              <w:spacing w:after="80" w:before="0"/>
-              <w:ind/>
-              <w:jc w:val="center"/>
-              <w:rPr>
-                <w:rFonts w:hint="default"/>
-                <w:sz w:val="24"/>
-                <w:szCs w:val="24"/>
-                <w:vertAlign w:val="baseline"/>
-                <w:lang w:val="en-US"/>
-              </w:rPr>
-            </w:pPr>
-            <w:r>
-              <w:rPr>
-                <w:rFonts w:hint="default"/>
-                <w:sz w:val="24"/>
-                <w:szCs w:val="24"/>
-                <w:vertAlign w:val="baseline"/>
-                <w:lang w:val="en-US"/>
-              </w:rPr>
-              <w:t xml:space="preserve">1.6</w:t>
-            </w:r>
-            <w:r>
-              <w:rPr>
-                <w:rFonts w:hint="default"/>
-                <w:sz w:val="24"/>
-                <w:szCs w:val="24"/>
-                <w:vertAlign w:val="baseline"/>
-                <w:lang w:val="en-US"/>
-              </w:rPr>
-            </w:r>
-          </w:p>
-        </w:tc>
-        <w:tc>
-          <w:tcPr>
-            <w:shd w:val="clear" w:color="auto" w:fill="auto"/>
-            <w:tcBorders/>
-            <w:tcW w:w="1915" w:type="dxa"/>
-            <w:vAlign w:val="top"/>
-          </w:tcPr>
-          <w:p>
-            <w:pPr>
-              <w:widowControl w:val="false"/>
-              <w:pBdr/>
-              <w:spacing w:after="80" w:before="0"/>
-              <w:ind/>
-              <w:jc w:val="center"/>
-              <w:rPr>
-                <w:rFonts w:hint="default"/>
-                <w:sz w:val="24"/>
-                <w:szCs w:val="24"/>
-                <w:vertAlign w:val="baseline"/>
-                <w:lang w:val="en-US"/>
-              </w:rPr>
-            </w:pPr>
-            <w:r>
-              <w:rPr>
-                <w:rFonts w:hint="default"/>
-                <w:sz w:val="24"/>
-                <w:szCs w:val="24"/>
-                <w:vertAlign w:val="baseline"/>
-                <w:lang w:val="en-US"/>
-              </w:rPr>
-              <w:t xml:space="preserve">Completed</w:t>
-            </w:r>
-            <w:r>
-              <w:rPr>
-                <w:rFonts w:hint="default"/>
-                <w:sz w:val="24"/>
-                <w:szCs w:val="24"/>
-                <w:vertAlign w:val="baseline"/>
-                <w:lang w:val="en-US"/>
-              </w:rPr>
-            </w:r>
-          </w:p>
-        </w:tc>
-        <w:tc>
-          <w:tcPr>
-            <w:shd w:val="clear" w:color="auto" w:fill="auto"/>
-            <w:tcBorders/>
-            <w:tcW w:w="1915" w:type="dxa"/>
-            <w:vAlign w:val="top"/>
-          </w:tcPr>
-          <w:p>
-            <w:pPr>
-              <w:widowControl w:val="false"/>
-              <w:pBdr/>
-              <w:spacing w:after="80" w:before="0"/>
-              <w:ind/>
-              <w:jc w:val="center"/>
-              <w:rPr>
-                <w:rFonts w:hint="default"/>
-                <w:sz w:val="24"/>
-                <w:szCs w:val="24"/>
-                <w:vertAlign w:val="baseline"/>
-                <w:lang w:val="en-US"/>
-              </w:rPr>
-            </w:pPr>
-            <w:r>
-              <w:rPr>
-                <w:rFonts w:hint="default"/>
-                <w:sz w:val="24"/>
-                <w:szCs w:val="24"/>
-                <w:vertAlign w:val="baseline"/>
-                <w:lang w:val="en-US"/>
-              </w:rPr>
-              <w:t xml:space="preserve">(16 May 2026)</w:t>
-            </w:r>
-            <w:r>
-              <w:rPr>
-                <w:rFonts w:hint="default"/>
-                <w:sz w:val="24"/>
-                <w:szCs w:val="24"/>
-                <w:vertAlign w:val="baseline"/>
-                <w:lang w:val="en-US"/>
-              </w:rPr>
-            </w:r>
-          </w:p>
-        </w:tc>
-      </w:tr>
-      <w:tr>
-        <w:trPr/>
-        <w:tc>
-          <w:tcPr>
             <w:shd w:val="clear" w:color="ffffff" w:fill="ffffff"/>
             <w:tcBorders/>
             <w:tcW w:w="1915" w:type="dxa"/>
@@ -2547,7 +3430,7 @@
                 <w:szCs w:val="24"/>
                 <w:lang w:val="en-US"/>
               </w:rPr>
-              <w:t xml:space="preserve">Data Population (DML)</w:t>
+              <w:t xml:space="preserve">Front End And Encryption </w:t>
             </w:r>
             <w:r>
               <w:rPr>
@@ -2588,7 +3471,7 @@
                 <w:szCs w:val="24"/>
                 <w:lang w:val="en-US"/>
               </w:rPr>
-              <w:t xml:space="preserve">Added all the data from the CSV files to the table in the schema using sql commands</w:t>
+              <w:t xml:space="preserve">Added the encryption using python flask and mysql connect and cryptography methods for hashing and protection against theft of data</w:t>
             </w:r>
             <w:r>
               <w:rPr>
@@ -2631,7 +3514,7 @@
                 <w:vertAlign w:val="baseline"/>
                 <w:lang w:val="en-US"/>
               </w:rPr>
-              <w:t xml:space="preserve">1.7</w:t>
+              <w:t xml:space="preserve">1.8</w:t>
             </w:r>
             <w:r>
               <w:rPr>
@@ -2719,7 +3602,7 @@
                 <w:vertAlign w:val="baseline"/>
                 <w:lang w:val="en-US"/>
               </w:rPr>
-              <w:t xml:space="preserve">(16 May 2026)</w:t>
+              <w:t xml:space="preserve">(31 May 2026)</w:t>
             </w:r>
             <w:r>
               <w:rPr>
@@ -2795,6 +3678,17 @@
           <w:lang w:val="en-US"/>
         </w:rPr>
       </w:r>
+      <w:r>
+        <w:rPr>
+          <w:rFonts w:hint="default"/>
+          <w:b/>
+          <w:bCs/>
+          <w:sz w:val="36"/>
+          <w:szCs w:val="36"/>
+          <w:u w:val="none"/>
+          <w:lang w:val="en-US"/>
+        </w:rPr>
+      </w:r>
     </w:p>
     <w:p>
       <w:pPr>
@@ -2828,6 +3722,15 @@
           <w:szCs w:val="20"/>
         </w:rPr>
       </w:r>
+      <w:r>
+        <w:rPr>
+          <w:rFonts w:hint="default"/>
+          <w:b/>
+          <w:bCs/>
+          <w:sz w:val="20"/>
+          <w:szCs w:val="20"/>
+        </w:rPr>
+      </w:r>
     </w:p>
     <w:p>
       <w:pPr>
@@ -2861,6 +3764,15 @@
           <w:szCs w:val="20"/>
         </w:rPr>
       </w:r>
+      <w:r>
+        <w:rPr>
+          <w:rFonts w:hint="default"/>
+          <w:b/>
+          <w:bCs/>
+          <w:sz w:val="20"/>
+          <w:szCs w:val="20"/>
+        </w:rPr>
+      </w:r>
     </w:p>
     <w:p>
       <w:pPr>
@@ -2893,6 +3805,15 @@
           <w:szCs w:val="20"/>
         </w:rPr>
       </w:r>
+      <w:r>
+        <w:rPr>
+          <w:rFonts w:hint="default"/>
+          <w:b/>
+          <w:bCs/>
+          <w:sz w:val="20"/>
+          <w:szCs w:val="20"/>
+        </w:rPr>
+      </w:r>
     </w:p>
     <w:p>
       <w:pPr>
@@ -2926,6 +3847,15 @@
           <w:szCs w:val="20"/>
         </w:rPr>
       </w:r>
+      <w:r>
+        <w:rPr>
+          <w:rFonts w:hint="default"/>
+          <w:b/>
+          <w:bCs/>
+          <w:sz w:val="20"/>
+          <w:szCs w:val="20"/>
+        </w:rPr>
+      </w:r>
     </w:p>
     <w:p>
       <w:pPr>
@@ -2959,6 +3889,15 @@
           <w:szCs w:val="20"/>
         </w:rPr>
       </w:r>
+      <w:r>
+        <w:rPr>
+          <w:rFonts w:hint="default"/>
+          <w:b/>
+          <w:bCs/>
+          <w:sz w:val="20"/>
+          <w:szCs w:val="20"/>
+        </w:rPr>
+      </w:r>
     </w:p>
     <w:p>
       <w:pPr>
@@ -2992,6 +3931,15 @@
           <w:szCs w:val="20"/>
         </w:rPr>
       </w:r>
+      <w:r>
+        <w:rPr>
+          <w:rFonts w:hint="default"/>
+          <w:b/>
+          <w:bCs/>
+          <w:sz w:val="20"/>
+          <w:szCs w:val="20"/>
+        </w:rPr>
+      </w:r>
     </w:p>
     <w:p>
       <w:pPr>
@@ -3025,6 +3973,15 @@
           <w:szCs w:val="20"/>
         </w:rPr>
       </w:r>
+      <w:r>
+        <w:rPr>
+          <w:rFonts w:hint="default"/>
+          <w:b/>
+          <w:bCs/>
+          <w:sz w:val="20"/>
+          <w:szCs w:val="20"/>
+        </w:rPr>
+      </w:r>
     </w:p>
     <w:p>
       <w:pPr>
@@ -3058,6 +4015,15 @@
           <w:szCs w:val="20"/>
         </w:rPr>
       </w:r>
+      <w:r>
+        <w:rPr>
+          <w:rFonts w:hint="default"/>
+          <w:b/>
+          <w:bCs/>
+          <w:sz w:val="20"/>
+          <w:szCs w:val="20"/>
+        </w:rPr>
+      </w:r>
     </w:p>
     <w:p>
       <w:pPr>
@@ -3091,6 +4057,15 @@
           <w:szCs w:val="20"/>
         </w:rPr>
       </w:r>
+      <w:r>
+        <w:rPr>
+          <w:rFonts w:hint="default"/>
+          <w:b/>
+          <w:bCs/>
+          <w:sz w:val="20"/>
+          <w:szCs w:val="20"/>
+        </w:rPr>
+      </w:r>
     </w:p>
     <w:p>
       <w:pPr>
@@ -3123,6 +4098,15 @@
           <w:szCs w:val="20"/>
         </w:rPr>
       </w:r>
+      <w:r>
+        <w:rPr>
+          <w:rFonts w:hint="default"/>
+          <w:b/>
+          <w:bCs/>
+          <w:sz w:val="20"/>
+          <w:szCs w:val="20"/>
+        </w:rPr>
+      </w:r>
     </w:p>
     <w:p>
       <w:pPr>
@@ -3156,6 +4140,15 @@
           <w:szCs w:val="20"/>
         </w:rPr>
       </w:r>
+      <w:r>
+        <w:rPr>
+          <w:rFonts w:hint="default"/>
+          <w:b/>
+          <w:bCs/>
+          <w:sz w:val="20"/>
+          <w:szCs w:val="20"/>
+        </w:rPr>
+      </w:r>
     </w:p>
     <w:p>
       <w:pPr>
@@ -3189,6 +4182,15 @@
           <w:szCs w:val="20"/>
         </w:rPr>
       </w:r>
+      <w:r>
+        <w:rPr>
+          <w:rFonts w:hint="default"/>
+          <w:b/>
+          <w:bCs/>
+          <w:sz w:val="20"/>
+          <w:szCs w:val="20"/>
+        </w:rPr>
+      </w:r>
     </w:p>
     <w:p>
       <w:pPr>
@@ -3222,6 +4224,15 @@
           <w:szCs w:val="20"/>
         </w:rPr>
       </w:r>
+      <w:r>
+        <w:rPr>
+          <w:rFonts w:hint="default"/>
+          <w:b/>
+          <w:bCs/>
+          <w:sz w:val="20"/>
+          <w:szCs w:val="20"/>
+        </w:rPr>
+      </w:r>
     </w:p>
     <w:p>
       <w:pPr>
@@ -3255,6 +4266,15 @@
           <w:szCs w:val="20"/>
         </w:rPr>
       </w:r>
+      <w:r>
+        <w:rPr>
+          <w:rFonts w:hint="default"/>
+          <w:b/>
+          <w:bCs/>
+          <w:sz w:val="20"/>
+          <w:szCs w:val="20"/>
+        </w:rPr>
+      </w:r>
     </w:p>
     <w:p>
       <w:pPr>
@@ -3288,6 +4308,15 @@
           <w:szCs w:val="20"/>
         </w:rPr>
       </w:r>
+      <w:r>
+        <w:rPr>
+          <w:rFonts w:hint="default"/>
+          <w:b/>
+          <w:bCs/>
+          <w:sz w:val="20"/>
+          <w:szCs w:val="20"/>
+        </w:rPr>
+      </w:r>
     </w:p>
     <w:p>
       <w:pPr>
@@ -3321,6 +4350,15 @@
           <w:szCs w:val="20"/>
         </w:rPr>
       </w:r>
+      <w:r>
+        <w:rPr>
+          <w:rFonts w:hint="default"/>
+          <w:b/>
+          <w:bCs/>
+          <w:sz w:val="20"/>
+          <w:szCs w:val="20"/>
+        </w:rPr>
+      </w:r>
     </w:p>
     <w:p>
       <w:pPr>
@@ -3354,6 +4392,15 @@
           <w:szCs w:val="20"/>
         </w:rPr>
       </w:r>
+      <w:r>
+        <w:rPr>
+          <w:rFonts w:hint="default"/>
+          <w:b/>
+          <w:bCs/>
+          <w:sz w:val="20"/>
+          <w:szCs w:val="20"/>
+        </w:rPr>
+      </w:r>
     </w:p>
     <w:p>
       <w:pPr>
@@ -3387,6 +4434,15 @@
           <w:szCs w:val="20"/>
         </w:rPr>
       </w:r>
+      <w:r>
+        <w:rPr>
+          <w:rFonts w:hint="default"/>
+          <w:b/>
+          <w:bCs/>
+          <w:sz w:val="20"/>
+          <w:szCs w:val="20"/>
+        </w:rPr>
+      </w:r>
     </w:p>
     <w:p>
       <w:pPr>
@@ -3419,6 +4475,15 @@
           <w:szCs w:val="20"/>
         </w:rPr>
       </w:r>
+      <w:r>
+        <w:rPr>
+          <w:rFonts w:hint="default"/>
+          <w:b/>
+          <w:bCs/>
+          <w:sz w:val="20"/>
+          <w:szCs w:val="20"/>
+        </w:rPr>
+      </w:r>
     </w:p>
     <w:p>
       <w:pPr>
@@ -3452,6 +4517,15 @@
           <w:szCs w:val="20"/>
         </w:rPr>
       </w:r>
+      <w:r>
+        <w:rPr>
+          <w:rFonts w:hint="default"/>
+          <w:b/>
+          <w:bCs/>
+          <w:sz w:val="20"/>
+          <w:szCs w:val="20"/>
+        </w:rPr>
+      </w:r>
     </w:p>
     <w:p>
       <w:pPr>
@@ -3485,6 +4559,15 @@
           <w:szCs w:val="20"/>
         </w:rPr>
       </w:r>
+      <w:r>
+        <w:rPr>
+          <w:rFonts w:hint="default"/>
+          <w:b/>
+          <w:bCs/>
+          <w:sz w:val="20"/>
+          <w:szCs w:val="20"/>
+        </w:rPr>
+      </w:r>
     </w:p>
     <w:p>
       <w:pPr>
@@ -3518,6 +4601,15 @@
           <w:szCs w:val="20"/>
         </w:rPr>
       </w:r>
+      <w:r>
+        <w:rPr>
+          <w:rFonts w:hint="default"/>
+          <w:b/>
+          <w:bCs/>
+          <w:sz w:val="20"/>
+          <w:szCs w:val="20"/>
+        </w:rPr>
+      </w:r>
     </w:p>
     <w:p>
       <w:pPr>
@@ -3551,6 +4643,15 @@
           <w:szCs w:val="20"/>
         </w:rPr>
       </w:r>
+      <w:r>
+        <w:rPr>
+          <w:rFonts w:hint="default"/>
+          <w:b/>
+          <w:bCs/>
+          <w:sz w:val="20"/>
+          <w:szCs w:val="20"/>
+        </w:rPr>
+      </w:r>
     </w:p>
     <w:p>
       <w:pPr>
@@ -3584,6 +4685,15 @@
           <w:szCs w:val="20"/>
         </w:rPr>
       </w:r>
+      <w:r>
+        <w:rPr>
+          <w:rFonts w:hint="default"/>
+          <w:b/>
+          <w:bCs/>
+          <w:sz w:val="20"/>
+          <w:szCs w:val="20"/>
+        </w:rPr>
+      </w:r>
     </w:p>
     <w:p>
       <w:pPr>
@@ -3617,6 +4727,15 @@
           <w:szCs w:val="20"/>
         </w:rPr>
       </w:r>
+      <w:r>
+        <w:rPr>
+          <w:rFonts w:hint="default"/>
+          <w:b/>
+          <w:bCs/>
+          <w:sz w:val="20"/>
+          <w:szCs w:val="20"/>
+        </w:rPr>
+      </w:r>
     </w:p>
     <w:p>
       <w:pPr>
@@ -3650,6 +4769,15 @@
           <w:szCs w:val="20"/>
         </w:rPr>
       </w:r>
+      <w:r>
+        <w:rPr>
+          <w:rFonts w:hint="default"/>
+          <w:b/>
+          <w:bCs/>
+          <w:sz w:val="20"/>
+          <w:szCs w:val="20"/>
+        </w:rPr>
+      </w:r>
     </w:p>
     <w:p>
       <w:pPr>
@@ -3683,6 +4811,15 @@
           <w:szCs w:val="20"/>
         </w:rPr>
       </w:r>
+      <w:r>
+        <w:rPr>
+          <w:rFonts w:hint="default"/>
+          <w:b/>
+          <w:bCs/>
+          <w:sz w:val="20"/>
+          <w:szCs w:val="20"/>
+        </w:rPr>
+      </w:r>
     </w:p>
     <w:p>
       <w:pPr>
@@ -3716,6 +4853,15 @@
           <w:szCs w:val="20"/>
         </w:rPr>
       </w:r>
+      <w:r>
+        <w:rPr>
+          <w:rFonts w:hint="default"/>
+          <w:b/>
+          <w:bCs/>
+          <w:sz w:val="20"/>
+          <w:szCs w:val="20"/>
+        </w:rPr>
+      </w:r>
     </w:p>
     <w:p>
       <w:pPr>
@@ -3749,6 +4895,15 @@
           <w:szCs w:val="20"/>
         </w:rPr>
       </w:r>
+      <w:r>
+        <w:rPr>
+          <w:rFonts w:hint="default"/>
+          <w:b/>
+          <w:bCs/>
+          <w:sz w:val="20"/>
+          <w:szCs w:val="20"/>
+        </w:rPr>
+      </w:r>
     </w:p>
     <w:p>
       <w:pPr>
@@ -3782,6 +4937,15 @@
           <w:szCs w:val="20"/>
         </w:rPr>
       </w:r>
+      <w:r>
+        <w:rPr>
+          <w:rFonts w:hint="default"/>
+          <w:b/>
+          <w:bCs/>
+          <w:sz w:val="20"/>
+          <w:szCs w:val="20"/>
+        </w:rPr>
+      </w:r>
     </w:p>
     <w:p>
       <w:pPr>
@@ -3815,6 +4979,15 @@
           <w:szCs w:val="20"/>
         </w:rPr>
       </w:r>
+      <w:r>
+        <w:rPr>
+          <w:rFonts w:hint="default"/>
+          <w:b/>
+          <w:bCs/>
+          <w:sz w:val="20"/>
+          <w:szCs w:val="20"/>
+        </w:rPr>
+      </w:r>
     </w:p>
     <w:p>
       <w:pPr>
@@ -3848,6 +5021,15 @@
           <w:szCs w:val="20"/>
         </w:rPr>
       </w:r>
+      <w:r>
+        <w:rPr>
+          <w:rFonts w:hint="default"/>
+          <w:b/>
+          <w:bCs/>
+          <w:sz w:val="20"/>
+          <w:szCs w:val="20"/>
+        </w:rPr>
+      </w:r>
     </w:p>
     <w:p>
       <w:pPr>
@@ -3880,6 +5062,15 @@
           <w:szCs w:val="20"/>
         </w:rPr>
       </w:r>
+      <w:r>
+        <w:rPr>
+          <w:rFonts w:hint="default"/>
+          <w:b/>
+          <w:bCs/>
+          <w:sz w:val="20"/>
+          <w:szCs w:val="20"/>
+        </w:rPr>
+      </w:r>
     </w:p>
     <w:p>
       <w:pPr>
@@ -3913,6 +5104,15 @@
           <w:szCs w:val="20"/>
         </w:rPr>
       </w:r>
+      <w:r>
+        <w:rPr>
+          <w:rFonts w:hint="default"/>
+          <w:b/>
+          <w:bCs/>
+          <w:sz w:val="20"/>
+          <w:szCs w:val="20"/>
+        </w:rPr>
+      </w:r>
     </w:p>
     <w:p>
       <w:pPr>
@@ -3946,6 +5146,15 @@
           <w:szCs w:val="20"/>
         </w:rPr>
       </w:r>
+      <w:r>
+        <w:rPr>
+          <w:rFonts w:hint="default"/>
+          <w:b/>
+          <w:bCs/>
+          <w:sz w:val="20"/>
+          <w:szCs w:val="20"/>
+        </w:rPr>
+      </w:r>
     </w:p>
     <w:p>
       <w:pPr>
@@ -3979,6 +5188,15 @@
           <w:szCs w:val="20"/>
         </w:rPr>
       </w:r>
+      <w:r>
+        <w:rPr>
+          <w:rFonts w:hint="default"/>
+          <w:b/>
+          <w:bCs/>
+          <w:sz w:val="20"/>
+          <w:szCs w:val="20"/>
+        </w:rPr>
+      </w:r>
     </w:p>
     <w:p>
       <w:pPr>
@@ -4012,6 +5230,15 @@
           <w:szCs w:val="20"/>
         </w:rPr>
       </w:r>
+      <w:r>
+        <w:rPr>
+          <w:rFonts w:hint="default"/>
+          <w:b/>
+          <w:bCs/>
+          <w:sz w:val="20"/>
+          <w:szCs w:val="20"/>
+        </w:rPr>
+      </w:r>
     </w:p>
     <w:p>
       <w:pPr>
@@ -4045,6 +5272,15 @@
           <w:szCs w:val="20"/>
         </w:rPr>
       </w:r>
+      <w:r>
+        <w:rPr>
+          <w:rFonts w:hint="default"/>
+          <w:b/>
+          <w:bCs/>
+          <w:sz w:val="20"/>
+          <w:szCs w:val="20"/>
+        </w:rPr>
+      </w:r>
     </w:p>
     <w:p>
       <w:pPr>
@@ -4078,6 +5314,15 @@
           <w:szCs w:val="20"/>
         </w:rPr>
       </w:r>
+      <w:r>
+        <w:rPr>
+          <w:rFonts w:hint="default"/>
+          <w:b/>
+          <w:bCs/>
+          <w:sz w:val="20"/>
+          <w:szCs w:val="20"/>
+        </w:rPr>
+      </w:r>
     </w:p>
     <w:p>
       <w:pPr>
@@ -4111,6 +5356,15 @@
           <w:szCs w:val="20"/>
         </w:rPr>
       </w:r>
+      <w:r>
+        <w:rPr>
+          <w:rFonts w:hint="default"/>
+          <w:b/>
+          <w:bCs/>
+          <w:sz w:val="20"/>
+          <w:szCs w:val="20"/>
+        </w:rPr>
+      </w:r>
     </w:p>
     <w:p>
       <w:pPr>
@@ -4144,6 +5398,15 @@
           <w:szCs w:val="20"/>
         </w:rPr>
       </w:r>
+      <w:r>
+        <w:rPr>
+          <w:rFonts w:hint="default"/>
+          <w:b/>
+          <w:bCs/>
+          <w:sz w:val="20"/>
+          <w:szCs w:val="20"/>
+        </w:rPr>
+      </w:r>
     </w:p>
     <w:p>
       <w:pPr>
@@ -4177,6 +5440,15 @@
           <w:szCs w:val="20"/>
         </w:rPr>
       </w:r>
+      <w:r>
+        <w:rPr>
+          <w:rFonts w:hint="default"/>
+          <w:b/>
+          <w:bCs/>
+          <w:sz w:val="20"/>
+          <w:szCs w:val="20"/>
+        </w:rPr>
+      </w:r>
     </w:p>
     <w:p>
       <w:pPr>
@@ -4210,6 +5482,15 @@
           <w:szCs w:val="20"/>
         </w:rPr>
       </w:r>
+      <w:r>
+        <w:rPr>
+          <w:rFonts w:hint="default"/>
+          <w:b/>
+          <w:bCs/>
+          <w:sz w:val="20"/>
+          <w:szCs w:val="20"/>
+        </w:rPr>
+      </w:r>
     </w:p>
     <w:p>
       <w:pPr>
@@ -4243,6 +5524,15 @@
           <w:szCs w:val="20"/>
         </w:rPr>
       </w:r>
+      <w:r>
+        <w:rPr>
+          <w:rFonts w:hint="default"/>
+          <w:b/>
+          <w:bCs/>
+          <w:sz w:val="20"/>
+          <w:szCs w:val="20"/>
+        </w:rPr>
+      </w:r>
     </w:p>
     <w:p>
       <w:pPr>
@@ -4275,6 +5565,15 @@
           <w:szCs w:val="20"/>
         </w:rPr>
       </w:r>
+      <w:r>
+        <w:rPr>
+          <w:rFonts w:hint="default"/>
+          <w:b/>
+          <w:bCs/>
+          <w:sz w:val="20"/>
+          <w:szCs w:val="20"/>
+        </w:rPr>
+      </w:r>
     </w:p>
     <w:p>
       <w:pPr>
@@ -4308,6 +5607,15 @@
           <w:szCs w:val="20"/>
         </w:rPr>
       </w:r>
+      <w:r>
+        <w:rPr>
+          <w:rFonts w:hint="default"/>
+          <w:b/>
+          <w:bCs/>
+          <w:sz w:val="20"/>
+          <w:szCs w:val="20"/>
+        </w:rPr>
+      </w:r>
     </w:p>
     <w:p>
       <w:pPr>
@@ -4341,6 +5649,15 @@
           <w:szCs w:val="20"/>
         </w:rPr>
       </w:r>
+      <w:r>
+        <w:rPr>
+          <w:rFonts w:hint="default"/>
+          <w:b/>
+          <w:bCs/>
+          <w:sz w:val="20"/>
+          <w:szCs w:val="20"/>
+        </w:rPr>
+      </w:r>
     </w:p>
     <w:p>
       <w:pPr>
@@ -4374,6 +5691,15 @@
           <w:szCs w:val="20"/>
         </w:rPr>
       </w:r>
+      <w:r>
+        <w:rPr>
+          <w:rFonts w:hint="default"/>
+          <w:b/>
+          <w:bCs/>
+          <w:sz w:val="20"/>
+          <w:szCs w:val="20"/>
+        </w:rPr>
+      </w:r>
     </w:p>
     <w:p>
       <w:pPr>
@@ -4407,6 +5733,15 @@
           <w:szCs w:val="20"/>
         </w:rPr>
       </w:r>
+      <w:r>
+        <w:rPr>
+          <w:rFonts w:hint="default"/>
+          <w:b/>
+          <w:bCs/>
+          <w:sz w:val="20"/>
+          <w:szCs w:val="20"/>
+        </w:rPr>
+      </w:r>
     </w:p>
     <w:p>
       <w:pPr>
@@ -4440,6 +5775,15 @@
           <w:szCs w:val="20"/>
         </w:rPr>
       </w:r>
+      <w:r>
+        <w:rPr>
+          <w:rFonts w:hint="default"/>
+          <w:b/>
+          <w:bCs/>
+          <w:sz w:val="20"/>
+          <w:szCs w:val="20"/>
+        </w:rPr>
+      </w:r>
     </w:p>
     <w:p>
       <w:pPr>
@@ -4473,6 +5817,15 @@
           <w:szCs w:val="20"/>
         </w:rPr>
       </w:r>
+      <w:r>
+        <w:rPr>
+          <w:rFonts w:hint="default"/>
+          <w:b/>
+          <w:bCs/>
+          <w:sz w:val="20"/>
+          <w:szCs w:val="20"/>
+        </w:rPr>
+      </w:r>
     </w:p>
     <w:p>
       <w:pPr>
@@ -4506,6 +5859,15 @@
           <w:szCs w:val="20"/>
         </w:rPr>
       </w:r>
+      <w:r>
+        <w:rPr>
+          <w:rFonts w:hint="default"/>
+          <w:b/>
+          <w:bCs/>
+          <w:sz w:val="20"/>
+          <w:szCs w:val="20"/>
+        </w:rPr>
+      </w:r>
     </w:p>
     <w:p>
       <w:pPr>
@@ -4538,6 +5900,15 @@
           <w:szCs w:val="20"/>
         </w:rPr>
       </w:r>
+      <w:r>
+        <w:rPr>
+          <w:rFonts w:hint="default"/>
+          <w:b/>
+          <w:bCs/>
+          <w:sz w:val="20"/>
+          <w:szCs w:val="20"/>
+        </w:rPr>
+      </w:r>
     </w:p>
     <w:p>
       <w:pPr>
@@ -4571,6 +5942,15 @@
           <w:szCs w:val="20"/>
         </w:rPr>
       </w:r>
+      <w:r>
+        <w:rPr>
+          <w:rFonts w:hint="default"/>
+          <w:b/>
+          <w:bCs/>
+          <w:sz w:val="20"/>
+          <w:szCs w:val="20"/>
+        </w:rPr>
+      </w:r>
     </w:p>
     <w:p>
       <w:pPr>
@@ -4604,6 +5984,15 @@
           <w:szCs w:val="20"/>
         </w:rPr>
       </w:r>
+      <w:r>
+        <w:rPr>
+          <w:rFonts w:hint="default"/>
+          <w:b/>
+          <w:bCs/>
+          <w:sz w:val="20"/>
+          <w:szCs w:val="20"/>
+        </w:rPr>
+      </w:r>
     </w:p>
     <w:p>
       <w:pPr>
@@ -4637,6 +6026,15 @@
           <w:szCs w:val="20"/>
         </w:rPr>
       </w:r>
+      <w:r>
+        <w:rPr>
+          <w:rFonts w:hint="default"/>
+          <w:b/>
+          <w:bCs/>
+          <w:sz w:val="20"/>
+          <w:szCs w:val="20"/>
+        </w:rPr>
+      </w:r>
     </w:p>
     <w:p>
       <w:pPr>
@@ -4670,6 +6068,15 @@
           <w:szCs w:val="20"/>
         </w:rPr>
       </w:r>
+      <w:r>
+        <w:rPr>
+          <w:rFonts w:hint="default"/>
+          <w:b/>
+          <w:bCs/>
+          <w:sz w:val="20"/>
+          <w:szCs w:val="20"/>
+        </w:rPr>
+      </w:r>
     </w:p>
     <w:p>
       <w:pPr>
@@ -4703,6 +6110,15 @@
           <w:szCs w:val="20"/>
         </w:rPr>
       </w:r>
+      <w:r>
+        <w:rPr>
+          <w:rFonts w:hint="default"/>
+          <w:b/>
+          <w:bCs/>
+          <w:sz w:val="20"/>
+          <w:szCs w:val="20"/>
+        </w:rPr>
+      </w:r>
     </w:p>
     <w:p>
       <w:pPr>
@@ -4736,6 +6152,15 @@
           <w:szCs w:val="20"/>
         </w:rPr>
       </w:r>
+      <w:r>
+        <w:rPr>
+          <w:rFonts w:hint="default"/>
+          <w:b/>
+          <w:bCs/>
+          <w:sz w:val="20"/>
+          <w:szCs w:val="20"/>
+        </w:rPr>
+      </w:r>
     </w:p>
     <w:p>
       <w:pPr>
@@ -4769,6 +6194,15 @@
           <w:szCs w:val="20"/>
         </w:rPr>
       </w:r>
+      <w:r>
+        <w:rPr>
+          <w:rFonts w:hint="default"/>
+          <w:b/>
+          <w:bCs/>
+          <w:sz w:val="20"/>
+          <w:szCs w:val="20"/>
+        </w:rPr>
+      </w:r>
     </w:p>
     <w:p>
       <w:pPr>
@@ -4801,6 +6235,15 @@
           <w:szCs w:val="20"/>
         </w:rPr>
       </w:r>
+      <w:r>
+        <w:rPr>
+          <w:rFonts w:hint="default"/>
+          <w:b/>
+          <w:bCs/>
+          <w:sz w:val="20"/>
+          <w:szCs w:val="20"/>
+        </w:rPr>
+      </w:r>
     </w:p>
     <w:p>
       <w:pPr>
@@ -4834,6 +6277,15 @@
           <w:szCs w:val="20"/>
         </w:rPr>
       </w:r>
+      <w:r>
+        <w:rPr>
+          <w:rFonts w:hint="default"/>
+          <w:b/>
+          <w:bCs/>
+          <w:sz w:val="20"/>
+          <w:szCs w:val="20"/>
+        </w:rPr>
+      </w:r>
     </w:p>
     <w:p>
       <w:pPr>
@@ -4867,6 +6319,15 @@
           <w:szCs w:val="20"/>
         </w:rPr>
       </w:r>
+      <w:r>
+        <w:rPr>
+          <w:rFonts w:hint="default"/>
+          <w:b/>
+          <w:bCs/>
+          <w:sz w:val="20"/>
+          <w:szCs w:val="20"/>
+        </w:rPr>
+      </w:r>
     </w:p>
     <w:p>
       <w:pPr>
@@ -4900,6 +6361,15 @@
           <w:szCs w:val="20"/>
         </w:rPr>
       </w:r>
+      <w:r>
+        <w:rPr>
+          <w:rFonts w:hint="default"/>
+          <w:b/>
+          <w:bCs/>
+          <w:sz w:val="20"/>
+          <w:szCs w:val="20"/>
+        </w:rPr>
+      </w:r>
     </w:p>
     <w:p>
       <w:pPr>
@@ -4933,6 +6403,15 @@
           <w:szCs w:val="20"/>
         </w:rPr>
       </w:r>
+      <w:r>
+        <w:rPr>
+          <w:rFonts w:hint="default"/>
+          <w:b/>
+          <w:bCs/>
+          <w:sz w:val="20"/>
+          <w:szCs w:val="20"/>
+        </w:rPr>
+      </w:r>
     </w:p>
     <w:p>
       <w:pPr>
@@ -4966,6 +6445,15 @@
           <w:szCs w:val="20"/>
         </w:rPr>
       </w:r>
+      <w:r>
+        <w:rPr>
+          <w:rFonts w:hint="default"/>
+          <w:b/>
+          <w:bCs/>
+          <w:sz w:val="20"/>
+          <w:szCs w:val="20"/>
+        </w:rPr>
+      </w:r>
     </w:p>
     <w:p>
       <w:pPr>
@@ -4999,6 +6487,15 @@
           <w:szCs w:val="20"/>
         </w:rPr>
       </w:r>
+      <w:r>
+        <w:rPr>
+          <w:rFonts w:hint="default"/>
+          <w:b/>
+          <w:bCs/>
+          <w:sz w:val="20"/>
+          <w:szCs w:val="20"/>
+        </w:rPr>
+      </w:r>
     </w:p>
     <w:p>
       <w:pPr>
@@ -5032,6 +6529,15 @@
           <w:szCs w:val="20"/>
         </w:rPr>
       </w:r>
+      <w:r>
+        <w:rPr>
+          <w:rFonts w:hint="default"/>
+          <w:b/>
+          <w:bCs/>
+          <w:sz w:val="20"/>
+          <w:szCs w:val="20"/>
+        </w:rPr>
+      </w:r>
     </w:p>
     <w:p>
       <w:pPr>
@@ -5065,6 +6571,15 @@
           <w:szCs w:val="20"/>
         </w:rPr>
       </w:r>
+      <w:r>
+        <w:rPr>
+          <w:rFonts w:hint="default"/>
+          <w:b/>
+          <w:bCs/>
+          <w:sz w:val="20"/>
+          <w:szCs w:val="20"/>
+        </w:rPr>
+      </w:r>
     </w:p>
     <w:p>
       <w:pPr>
@@ -5098,6 +6613,15 @@
           <w:szCs w:val="20"/>
         </w:rPr>
       </w:r>
+      <w:r>
+        <w:rPr>
+          <w:rFonts w:hint="default"/>
+          <w:b/>
+          <w:bCs/>
+          <w:sz w:val="20"/>
+          <w:szCs w:val="20"/>
+        </w:rPr>
+      </w:r>
     </w:p>
     <w:p>
       <w:pPr>
@@ -5131,6 +6655,15 @@
           <w:szCs w:val="20"/>
         </w:rPr>
       </w:r>
+      <w:r>
+        <w:rPr>
+          <w:rFonts w:hint="default"/>
+          <w:b/>
+          <w:bCs/>
+          <w:sz w:val="20"/>
+          <w:szCs w:val="20"/>
+        </w:rPr>
+      </w:r>
     </w:p>
     <w:p>
       <w:pPr>
@@ -5163,6 +6696,15 @@
           <w:szCs w:val="20"/>
         </w:rPr>
       </w:r>
+      <w:r>
+        <w:rPr>
+          <w:rFonts w:hint="default"/>
+          <w:b/>
+          <w:bCs/>
+          <w:sz w:val="20"/>
+          <w:szCs w:val="20"/>
+        </w:rPr>
+      </w:r>
     </w:p>
     <w:p>
       <w:pPr>
@@ -5196,6 +6738,15 @@
           <w:szCs w:val="20"/>
         </w:rPr>
       </w:r>
+      <w:r>
+        <w:rPr>
+          <w:rFonts w:hint="default"/>
+          <w:b/>
+          <w:bCs/>
+          <w:sz w:val="20"/>
+          <w:szCs w:val="20"/>
+        </w:rPr>
+      </w:r>
     </w:p>
     <w:p>
       <w:pPr>
@@ -5229,6 +6780,15 @@
           <w:szCs w:val="20"/>
         </w:rPr>
       </w:r>
+      <w:r>
+        <w:rPr>
+          <w:rFonts w:hint="default"/>
+          <w:b/>
+          <w:bCs/>
+          <w:sz w:val="20"/>
+          <w:szCs w:val="20"/>
+        </w:rPr>
+      </w:r>
     </w:p>
     <w:p>
       <w:pPr>
@@ -5262,6 +6822,15 @@
           <w:szCs w:val="20"/>
         </w:rPr>
       </w:r>
+      <w:r>
+        <w:rPr>
+          <w:rFonts w:hint="default"/>
+          <w:b/>
+          <w:bCs/>
+          <w:sz w:val="20"/>
+          <w:szCs w:val="20"/>
+        </w:rPr>
+      </w:r>
     </w:p>
     <w:p>
       <w:pPr>
@@ -5295,6 +6864,15 @@
           <w:szCs w:val="20"/>
         </w:rPr>
       </w:r>
+      <w:r>
+        <w:rPr>
+          <w:rFonts w:hint="default"/>
+          <w:b/>
+          <w:bCs/>
+          <w:sz w:val="20"/>
+          <w:szCs w:val="20"/>
+        </w:rPr>
+      </w:r>
     </w:p>
     <w:p>
       <w:pPr>
@@ -5328,6 +6906,15 @@
           <w:szCs w:val="20"/>
         </w:rPr>
       </w:r>
+      <w:r>
+        <w:rPr>
+          <w:rFonts w:hint="default"/>
+          <w:b/>
+          <w:bCs/>
+          <w:sz w:val="20"/>
+          <w:szCs w:val="20"/>
+        </w:rPr>
+      </w:r>
     </w:p>
     <w:p>
       <w:pPr>
@@ -5361,6 +6948,15 @@
           <w:szCs w:val="20"/>
         </w:rPr>
       </w:r>
+      <w:r>
+        <w:rPr>
+          <w:rFonts w:hint="default"/>
+          <w:b/>
+          <w:bCs/>
+          <w:sz w:val="20"/>
+          <w:szCs w:val="20"/>
+        </w:rPr>
+      </w:r>
     </w:p>
     <w:p>
       <w:pPr>
@@ -5394,6 +6990,15 @@
           <w:szCs w:val="20"/>
         </w:rPr>
       </w:r>
+      <w:r>
+        <w:rPr>
+          <w:rFonts w:hint="default"/>
+          <w:b/>
+          <w:bCs/>
+          <w:sz w:val="20"/>
+          <w:szCs w:val="20"/>
+        </w:rPr>
+      </w:r>
     </w:p>
     <w:p>
       <w:pPr>
@@ -5427,6 +7032,15 @@
           <w:szCs w:val="20"/>
         </w:rPr>
       </w:r>
+      <w:r>
+        <w:rPr>
+          <w:rFonts w:hint="default"/>
+          <w:b/>
+          <w:bCs/>
+          <w:sz w:val="20"/>
+          <w:szCs w:val="20"/>
+        </w:rPr>
+      </w:r>
     </w:p>
     <w:p>
       <w:pPr>
@@ -5459,6 +7073,15 @@
           <w:szCs w:val="20"/>
         </w:rPr>
       </w:r>
+      <w:r>
+        <w:rPr>
+          <w:rFonts w:hint="default"/>
+          <w:b/>
+          <w:bCs/>
+          <w:sz w:val="20"/>
+          <w:szCs w:val="20"/>
+        </w:rPr>
+      </w:r>
     </w:p>
     <w:p>
       <w:pPr>
@@ -5492,6 +7115,15 @@
           <w:szCs w:val="20"/>
         </w:rPr>
       </w:r>
+      <w:r>
+        <w:rPr>
+          <w:rFonts w:hint="default"/>
+          <w:b/>
+          <w:bCs/>
+          <w:sz w:val="20"/>
+          <w:szCs w:val="20"/>
+        </w:rPr>
+      </w:r>
     </w:p>
     <w:p>
       <w:pPr>
@@ -5525,6 +7157,15 @@
           <w:szCs w:val="20"/>
         </w:rPr>
       </w:r>
+      <w:r>
+        <w:rPr>
+          <w:rFonts w:hint="default"/>
+          <w:b/>
+          <w:bCs/>
+          <w:sz w:val="20"/>
+          <w:szCs w:val="20"/>
+        </w:rPr>
+      </w:r>
     </w:p>
     <w:p>
       <w:pPr>
@@ -5558,6 +7199,15 @@
           <w:szCs w:val="20"/>
         </w:rPr>
       </w:r>
+      <w:r>
+        <w:rPr>
+          <w:rFonts w:hint="default"/>
+          <w:b/>
+          <w:bCs/>
+          <w:sz w:val="20"/>
+          <w:szCs w:val="20"/>
+        </w:rPr>
+      </w:r>
     </w:p>
     <w:p>
       <w:pPr>
@@ -5591,6 +7241,15 @@
           <w:szCs w:val="20"/>
         </w:rPr>
       </w:r>
+      <w:r>
+        <w:rPr>
+          <w:rFonts w:hint="default"/>
+          <w:b/>
+          <w:bCs/>
+          <w:sz w:val="20"/>
+          <w:szCs w:val="20"/>
+        </w:rPr>
+      </w:r>
     </w:p>
     <w:p>
       <w:pPr>
@@ -5624,6 +7283,15 @@
           <w:szCs w:val="20"/>
         </w:rPr>
       </w:r>
+      <w:r>
+        <w:rPr>
+          <w:rFonts w:hint="default"/>
+          <w:b/>
+          <w:bCs/>
+          <w:sz w:val="20"/>
+          <w:szCs w:val="20"/>
+        </w:rPr>
+      </w:r>
     </w:p>
     <w:p>
       <w:pPr>
@@ -5657,6 +7325,15 @@
           <w:szCs w:val="20"/>
         </w:rPr>
       </w:r>
+      <w:r>
+        <w:rPr>
+          <w:rFonts w:hint="default"/>
+          <w:b/>
+          <w:bCs/>
+          <w:sz w:val="20"/>
+          <w:szCs w:val="20"/>
+        </w:rPr>
+      </w:r>
     </w:p>
     <w:p>
       <w:pPr>
@@ -5690,6 +7367,15 @@
           <w:szCs w:val="20"/>
         </w:rPr>
       </w:r>
+      <w:r>
+        <w:rPr>
+          <w:rFonts w:hint="default"/>
+          <w:b/>
+          <w:bCs/>
+          <w:sz w:val="20"/>
+          <w:szCs w:val="20"/>
+        </w:rPr>
+      </w:r>
     </w:p>
     <w:p>
       <w:pPr>
@@ -5723,6 +7409,15 @@
           <w:szCs w:val="20"/>
         </w:rPr>
       </w:r>
+      <w:r>
+        <w:rPr>
+          <w:rFonts w:hint="default"/>
+          <w:b/>
+          <w:bCs/>
+          <w:sz w:val="20"/>
+          <w:szCs w:val="20"/>
+        </w:rPr>
+      </w:r>
     </w:p>
     <w:p>
       <w:pPr>
@@ -5756,6 +7451,15 @@
           <w:szCs w:val="20"/>
         </w:rPr>
       </w:r>
+      <w:r>
+        <w:rPr>
+          <w:rFonts w:hint="default"/>
+          <w:b/>
+          <w:bCs/>
+          <w:sz w:val="20"/>
+          <w:szCs w:val="20"/>
+        </w:rPr>
+      </w:r>
     </w:p>
     <w:p>
       <w:pPr>
@@ -5775,6 +7479,13 @@
           <w:bCs/>
         </w:rPr>
         <w:br w:type="page" w:clear="all"/>
+      </w:r>
+      <w:r>
+        <w:rPr>
+          <w:rFonts w:hint="default"/>
+          <w:b/>
+          <w:bCs/>
+        </w:rPr>
       </w:r>
       <w:r>
         <w:rPr>
@@ -5822,6 +7533,17 @@
           <w:lang w:val="en-US"/>
         </w:rPr>
       </w:r>
+      <w:r>
+        <w:rPr>
+          <w:rFonts w:hint="default"/>
+          <w:b w:val="0"/>
+          <w:bCs w:val="0"/>
+          <w:sz w:val="36"/>
+          <w:szCs w:val="36"/>
+          <w:u w:val="none"/>
+          <w:lang w:val="en-US"/>
+        </w:rPr>
+      </w:r>
     </w:p>
     <w:p>
       <w:pPr>
@@ -6011,6 +7733,13 @@
           <w:szCs w:val="24"/>
         </w:rPr>
       </w:r>
+      <w:r>
+        <w:rPr>
+          <w:rFonts w:hint="default" w:ascii="Calibri" w:hAnsi="Calibri" w:eastAsia="SimSun" w:cs="Calibri"/>
+          <w:sz w:val="24"/>
+          <w:szCs w:val="24"/>
+        </w:rPr>
+      </w:r>
     </w:p>
     <w:p>
       <w:pPr>
@@ -6046,12 +7775,7 @@
           <w:lang w:val="en-US"/>
         </w:rPr>
       </w:r>
-    </w:p>
-    <w:p>
-      <w:pPr>
-        <w:pBdr/>
-        <w:spacing w:after="0" w:before="0"/>
-        <w:ind/>
+      <w:r>
         <w:rPr>
           <w:rFonts w:hint="default" w:ascii="Times New Roman" w:hAnsi="Times New Roman" w:eastAsia="SimSun" w:cs="Times New Roman"/>
           <w:b/>
@@ -6060,8 +7784,13 @@
           <w:szCs w:val="36"/>
           <w:lang w:val="en-US"/>
         </w:rPr>
-      </w:pPr>
-      <w:r>
+      </w:r>
+    </w:p>
+    <w:p>
+      <w:pPr>
+        <w:pBdr/>
+        <w:spacing w:after="0" w:before="0"/>
+        <w:ind/>
         <w:rPr>
           <w:rFonts w:hint="default" w:ascii="Times New Roman" w:hAnsi="Times New Roman" w:eastAsia="SimSun" w:cs="Times New Roman"/>
           <w:b/>
@@ -6070,7 +7799,7 @@
           <w:szCs w:val="36"/>
           <w:lang w:val="en-US"/>
         </w:rPr>
-      </w:r>
+      </w:pPr>
       <w:r>
         <w:rPr>
           <w:rFonts w:hint="default" w:ascii="Times New Roman" w:hAnsi="Times New Roman" w:eastAsia="SimSun" w:cs="Times New Roman"/>
@@ -6081,12 +7810,7 @@
           <w:lang w:val="en-US"/>
         </w:rPr>
       </w:r>
-    </w:p>
-    <w:p>
-      <w:pPr>
-        <w:pBdr/>
-        <w:spacing w:after="0" w:before="0"/>
-        <w:ind/>
+      <w:r>
         <w:rPr>
           <w:rFonts w:hint="default" w:ascii="Times New Roman" w:hAnsi="Times New Roman" w:eastAsia="SimSun" w:cs="Times New Roman"/>
           <w:b/>
@@ -6095,7 +7819,7 @@
           <w:szCs w:val="36"/>
           <w:lang w:val="en-US"/>
         </w:rPr>
-      </w:pPr>
+      </w:r>
       <w:r>
         <w:rPr>
           <w:rFonts w:hint="default" w:ascii="Times New Roman" w:hAnsi="Times New Roman" w:eastAsia="SimSun" w:cs="Times New Roman"/>
@@ -6106,7 +7830,12 @@
           <w:lang w:val="en-US"/>
         </w:rPr>
       </w:r>
-      <w:r>
+    </w:p>
+    <w:p>
+      <w:pPr>
+        <w:pBdr/>
+        <w:spacing w:after="0" w:before="0"/>
+        <w:ind/>
         <w:rPr>
           <w:rFonts w:hint="default" w:ascii="Times New Roman" w:hAnsi="Times New Roman" w:eastAsia="SimSun" w:cs="Times New Roman"/>
           <w:b/>
@@ -6115,13 +7844,8 @@
           <w:szCs w:val="36"/>
           <w:lang w:val="en-US"/>
         </w:rPr>
-      </w:r>
-    </w:p>
-    <w:p>
-      <w:pPr>
-        <w:pBdr/>
-        <w:spacing w:after="0" w:before="0"/>
-        <w:ind/>
+      </w:pPr>
+      <w:r>
         <w:rPr>
           <w:rFonts w:hint="default" w:ascii="Times New Roman" w:hAnsi="Times New Roman" w:eastAsia="SimSun" w:cs="Times New Roman"/>
           <w:b/>
@@ -6130,7 +7854,7 @@
           <w:szCs w:val="36"/>
           <w:lang w:val="en-US"/>
         </w:rPr>
-      </w:pPr>
+      </w:r>
       <w:r>
         <w:rPr>
           <w:rFonts w:hint="default" w:ascii="Times New Roman" w:hAnsi="Times New Roman" w:eastAsia="SimSun" w:cs="Times New Roman"/>
@@ -6186,12 +7910,7 @@
           <w:lang w:val="en-US"/>
         </w:rPr>
       </w:r>
-    </w:p>
-    <w:p>
-      <w:pPr>
-        <w:pBdr/>
-        <w:spacing w:after="0" w:before="0"/>
-        <w:ind/>
+      <w:r>
         <w:rPr>
           <w:rFonts w:hint="default" w:ascii="Times New Roman" w:hAnsi="Times New Roman" w:eastAsia="SimSun" w:cs="Times New Roman"/>
           <w:b/>
@@ -6200,8 +7919,13 @@
           <w:szCs w:val="36"/>
           <w:lang w:val="en-US"/>
         </w:rPr>
-      </w:pPr>
-      <w:r>
+      </w:r>
+    </w:p>
+    <w:p>
+      <w:pPr>
+        <w:pBdr/>
+        <w:spacing w:after="0" w:before="0"/>
+        <w:ind/>
         <w:rPr>
           <w:rFonts w:hint="default" w:ascii="Times New Roman" w:hAnsi="Times New Roman" w:eastAsia="SimSun" w:cs="Times New Roman"/>
           <w:b/>
@@ -6210,7 +7934,7 @@
           <w:szCs w:val="36"/>
           <w:lang w:val="en-US"/>
         </w:rPr>
-      </w:r>
+      </w:pPr>
       <w:r>
         <w:rPr>
           <w:rFonts w:hint="default" w:ascii="Times New Roman" w:hAnsi="Times New Roman" w:eastAsia="SimSun" w:cs="Times New Roman"/>
@@ -6221,12 +7945,7 @@
           <w:lang w:val="en-US"/>
         </w:rPr>
       </w:r>
-    </w:p>
-    <w:p>
-      <w:pPr>
-        <w:pBdr/>
-        <w:spacing w:after="0" w:before="0"/>
-        <w:ind/>
+      <w:r>
         <w:rPr>
           <w:rFonts w:hint="default" w:ascii="Times New Roman" w:hAnsi="Times New Roman" w:eastAsia="SimSun" w:cs="Times New Roman"/>
           <w:b/>
@@ -6235,7 +7954,7 @@
           <w:szCs w:val="36"/>
           <w:lang w:val="en-US"/>
         </w:rPr>
-      </w:pPr>
+      </w:r>
       <w:r>
         <w:rPr>
           <w:rFonts w:hint="default" w:ascii="Times New Roman" w:hAnsi="Times New Roman" w:eastAsia="SimSun" w:cs="Times New Roman"/>
@@ -6246,7 +7965,12 @@
           <w:lang w:val="en-US"/>
         </w:rPr>
       </w:r>
-      <w:r>
+    </w:p>
+    <w:p>
+      <w:pPr>
+        <w:pBdr/>
+        <w:spacing w:after="0" w:before="0"/>
+        <w:ind/>
         <w:rPr>
           <w:rFonts w:hint="default" w:ascii="Times New Roman" w:hAnsi="Times New Roman" w:eastAsia="SimSun" w:cs="Times New Roman"/>
           <w:b/>
@@ -6255,13 +7979,8 @@
           <w:szCs w:val="36"/>
           <w:lang w:val="en-US"/>
         </w:rPr>
-      </w:r>
-    </w:p>
-    <w:p>
-      <w:pPr>
-        <w:pBdr/>
-        <w:spacing w:after="0" w:before="0"/>
-        <w:ind/>
+      </w:pPr>
+      <w:r>
         <w:rPr>
           <w:rFonts w:hint="default" w:ascii="Times New Roman" w:hAnsi="Times New Roman" w:eastAsia="SimSun" w:cs="Times New Roman"/>
           <w:b/>
@@ -6270,7 +7989,7 @@
           <w:szCs w:val="36"/>
           <w:lang w:val="en-US"/>
         </w:rPr>
-      </w:pPr>
+      </w:r>
       <w:r>
         <w:rPr>
           <w:rFonts w:hint="default" w:ascii="Times New Roman" w:hAnsi="Times New Roman" w:eastAsia="SimSun" w:cs="Times New Roman"/>
@@ -6326,12 +8045,7 @@
           <w:lang w:val="en-US"/>
         </w:rPr>
       </w:r>
-    </w:p>
-    <w:p>
-      <w:pPr>
-        <w:pBdr/>
-        <w:spacing w:after="0" w:before="0"/>
-        <w:ind/>
+      <w:r>
         <w:rPr>
           <w:rFonts w:hint="default" w:ascii="Times New Roman" w:hAnsi="Times New Roman" w:eastAsia="SimSun" w:cs="Times New Roman"/>
           <w:b/>
@@ -6340,8 +8054,13 @@
           <w:szCs w:val="36"/>
           <w:lang w:val="en-US"/>
         </w:rPr>
-      </w:pPr>
-      <w:r>
+      </w:r>
+    </w:p>
+    <w:p>
+      <w:pPr>
+        <w:pBdr/>
+        <w:spacing w:after="0" w:before="0"/>
+        <w:ind/>
         <w:rPr>
           <w:rFonts w:hint="default" w:ascii="Times New Roman" w:hAnsi="Times New Roman" w:eastAsia="SimSun" w:cs="Times New Roman"/>
           <w:b/>
@@ -6350,7 +8069,7 @@
           <w:szCs w:val="36"/>
           <w:lang w:val="en-US"/>
         </w:rPr>
-      </w:r>
+      </w:pPr>
       <w:r>
         <w:rPr>
           <w:rFonts w:hint="default" w:ascii="Times New Roman" w:hAnsi="Times New Roman" w:eastAsia="SimSun" w:cs="Times New Roman"/>
@@ -6361,12 +8080,7 @@
           <w:lang w:val="en-US"/>
         </w:rPr>
       </w:r>
-    </w:p>
-    <w:p>
-      <w:pPr>
-        <w:pBdr/>
-        <w:spacing w:after="0" w:before="0"/>
-        <w:ind/>
+      <w:r>
         <w:rPr>
           <w:rFonts w:hint="default" w:ascii="Times New Roman" w:hAnsi="Times New Roman" w:eastAsia="SimSun" w:cs="Times New Roman"/>
           <w:b/>
@@ -6375,7 +8089,7 @@
           <w:szCs w:val="36"/>
           <w:lang w:val="en-US"/>
         </w:rPr>
-      </w:pPr>
+      </w:r>
       <w:r>
         <w:rPr>
           <w:rFonts w:hint="default" w:ascii="Times New Roman" w:hAnsi="Times New Roman" w:eastAsia="SimSun" w:cs="Times New Roman"/>
@@ -6386,7 +8100,12 @@
           <w:lang w:val="en-US"/>
         </w:rPr>
       </w:r>
-      <w:r>
+    </w:p>
+    <w:p>
+      <w:pPr>
+        <w:pBdr/>
+        <w:spacing w:after="0" w:before="0"/>
+        <w:ind/>
         <w:rPr>
           <w:rFonts w:hint="default" w:ascii="Times New Roman" w:hAnsi="Times New Roman" w:eastAsia="SimSun" w:cs="Times New Roman"/>
           <w:b/>
@@ -6395,13 +8114,8 @@
           <w:szCs w:val="36"/>
           <w:lang w:val="en-US"/>
         </w:rPr>
-      </w:r>
-    </w:p>
-    <w:p>
-      <w:pPr>
-        <w:pBdr/>
-        <w:spacing w:after="0" w:before="0"/>
-        <w:ind/>
+      </w:pPr>
+      <w:r>
         <w:rPr>
           <w:rFonts w:hint="default" w:ascii="Times New Roman" w:hAnsi="Times New Roman" w:eastAsia="SimSun" w:cs="Times New Roman"/>
           <w:b/>
@@ -6410,7 +8124,7 @@
           <w:szCs w:val="36"/>
           <w:lang w:val="en-US"/>
         </w:rPr>
-      </w:pPr>
+      </w:r>
       <w:r>
         <w:rPr>
           <w:rFonts w:hint="default" w:ascii="Times New Roman" w:hAnsi="Times New Roman" w:eastAsia="SimSun" w:cs="Times New Roman"/>
@@ -6466,12 +8180,7 @@
           <w:lang w:val="en-US"/>
         </w:rPr>
       </w:r>
-    </w:p>
-    <w:p>
-      <w:pPr>
-        <w:pBdr/>
-        <w:spacing w:after="0" w:before="0"/>
-        <w:ind/>
+      <w:r>
         <w:rPr>
           <w:rFonts w:hint="default" w:ascii="Times New Roman" w:hAnsi="Times New Roman" w:eastAsia="SimSun" w:cs="Times New Roman"/>
           <w:b/>
@@ -6480,8 +8189,13 @@
           <w:szCs w:val="36"/>
           <w:lang w:val="en-US"/>
         </w:rPr>
-      </w:pPr>
-      <w:r>
+      </w:r>
+    </w:p>
+    <w:p>
+      <w:pPr>
+        <w:pBdr/>
+        <w:spacing w:after="0" w:before="0"/>
+        <w:ind/>
         <w:rPr>
           <w:rFonts w:hint="default" w:ascii="Times New Roman" w:hAnsi="Times New Roman" w:eastAsia="SimSun" w:cs="Times New Roman"/>
           <w:b/>
@@ -6490,7 +8204,7 @@
           <w:szCs w:val="36"/>
           <w:lang w:val="en-US"/>
         </w:rPr>
-      </w:r>
+      </w:pPr>
       <w:r>
         <w:rPr>
           <w:rFonts w:hint="default" w:ascii="Times New Roman" w:hAnsi="Times New Roman" w:eastAsia="SimSun" w:cs="Times New Roman"/>
@@ -6501,12 +8215,7 @@
           <w:lang w:val="en-US"/>
         </w:rPr>
       </w:r>
-    </w:p>
-    <w:p>
-      <w:pPr>
-        <w:pBdr/>
-        <w:spacing w:after="0" w:before="0"/>
-        <w:ind/>
+      <w:r>
         <w:rPr>
           <w:rFonts w:hint="default" w:ascii="Times New Roman" w:hAnsi="Times New Roman" w:eastAsia="SimSun" w:cs="Times New Roman"/>
           <w:b/>
@@ -6515,7 +8224,7 @@
           <w:szCs w:val="36"/>
           <w:lang w:val="en-US"/>
         </w:rPr>
-      </w:pPr>
+      </w:r>
       <w:r>
         <w:rPr>
           <w:rFonts w:hint="default" w:ascii="Times New Roman" w:hAnsi="Times New Roman" w:eastAsia="SimSun" w:cs="Times New Roman"/>
@@ -6526,7 +8235,12 @@
           <w:lang w:val="en-US"/>
         </w:rPr>
       </w:r>
-      <w:r>
+    </w:p>
+    <w:p>
+      <w:pPr>
+        <w:pBdr/>
+        <w:spacing w:after="0" w:before="0"/>
+        <w:ind/>
         <w:rPr>
           <w:rFonts w:hint="default" w:ascii="Times New Roman" w:hAnsi="Times New Roman" w:eastAsia="SimSun" w:cs="Times New Roman"/>
           <w:b/>
@@ -6535,13 +8249,8 @@
           <w:szCs w:val="36"/>
           <w:lang w:val="en-US"/>
         </w:rPr>
-      </w:r>
-    </w:p>
-    <w:p>
-      <w:pPr>
-        <w:pBdr/>
-        <w:spacing w:after="0" w:before="0"/>
-        <w:ind/>
+      </w:pPr>
+      <w:r>
         <w:rPr>
           <w:rFonts w:hint="default" w:ascii="Times New Roman" w:hAnsi="Times New Roman" w:eastAsia="SimSun" w:cs="Times New Roman"/>
           <w:b/>
@@ -6550,7 +8259,7 @@
           <w:szCs w:val="36"/>
           <w:lang w:val="en-US"/>
         </w:rPr>
-      </w:pPr>
+      </w:r>
       <w:r>
         <w:rPr>
           <w:rFonts w:hint="default" w:ascii="Times New Roman" w:hAnsi="Times New Roman" w:eastAsia="SimSun" w:cs="Times New Roman"/>
@@ -6606,12 +8315,7 @@
           <w:lang w:val="en-US"/>
         </w:rPr>
       </w:r>
-    </w:p>
-    <w:p>
-      <w:pPr>
-        <w:pBdr/>
-        <w:spacing w:after="0" w:before="0"/>
-        <w:ind/>
+      <w:r>
         <w:rPr>
           <w:rFonts w:hint="default" w:ascii="Times New Roman" w:hAnsi="Times New Roman" w:eastAsia="SimSun" w:cs="Times New Roman"/>
           <w:b/>
@@ -6620,8 +8324,13 @@
           <w:szCs w:val="36"/>
           <w:lang w:val="en-US"/>
         </w:rPr>
-      </w:pPr>
-      <w:r>
+      </w:r>
+    </w:p>
+    <w:p>
+      <w:pPr>
+        <w:pBdr/>
+        <w:spacing w:after="0" w:before="0"/>
+        <w:ind/>
         <w:rPr>
           <w:rFonts w:hint="default" w:ascii="Times New Roman" w:hAnsi="Times New Roman" w:eastAsia="SimSun" w:cs="Times New Roman"/>
           <w:b/>
@@ -6630,7 +8339,7 @@
           <w:szCs w:val="36"/>
           <w:lang w:val="en-US"/>
         </w:rPr>
-      </w:r>
+      </w:pPr>
       <w:r>
         <w:rPr>
           <w:rFonts w:hint="default" w:ascii="Times New Roman" w:hAnsi="Times New Roman" w:eastAsia="SimSun" w:cs="Times New Roman"/>
@@ -6641,12 +8350,7 @@
           <w:lang w:val="en-US"/>
         </w:rPr>
       </w:r>
-    </w:p>
-    <w:p>
-      <w:pPr>
-        <w:pBdr/>
-        <w:spacing w:after="0" w:before="0"/>
-        <w:ind/>
+      <w:r>
         <w:rPr>
           <w:rFonts w:hint="default" w:ascii="Times New Roman" w:hAnsi="Times New Roman" w:eastAsia="SimSun" w:cs="Times New Roman"/>
           <w:b/>
@@ -6655,7 +8359,7 @@
           <w:szCs w:val="36"/>
           <w:lang w:val="en-US"/>
         </w:rPr>
-      </w:pPr>
+      </w:r>
       <w:r>
         <w:rPr>
           <w:rFonts w:hint="default" w:ascii="Times New Roman" w:hAnsi="Times New Roman" w:eastAsia="SimSun" w:cs="Times New Roman"/>
@@ -6666,7 +8370,12 @@
           <w:lang w:val="en-US"/>
         </w:rPr>
       </w:r>
-      <w:r>
+    </w:p>
+    <w:p>
+      <w:pPr>
+        <w:pBdr/>
+        <w:spacing w:after="0" w:before="0"/>
+        <w:ind/>
         <w:rPr>
           <w:rFonts w:hint="default" w:ascii="Times New Roman" w:hAnsi="Times New Roman" w:eastAsia="SimSun" w:cs="Times New Roman"/>
           <w:b/>
@@ -6675,13 +8384,8 @@
           <w:szCs w:val="36"/>
           <w:lang w:val="en-US"/>
         </w:rPr>
-      </w:r>
-    </w:p>
-    <w:p>
-      <w:pPr>
-        <w:pBdr/>
-        <w:spacing w:after="0" w:before="0"/>
-        <w:ind/>
+      </w:pPr>
+      <w:r>
         <w:rPr>
           <w:rFonts w:hint="default" w:ascii="Times New Roman" w:hAnsi="Times New Roman" w:eastAsia="SimSun" w:cs="Times New Roman"/>
           <w:b/>
@@ -6690,7 +8394,7 @@
           <w:szCs w:val="36"/>
           <w:lang w:val="en-US"/>
         </w:rPr>
-      </w:pPr>
+      </w:r>
       <w:r>
         <w:rPr>
           <w:rFonts w:hint="default" w:ascii="Times New Roman" w:hAnsi="Times New Roman" w:eastAsia="SimSun" w:cs="Times New Roman"/>
@@ -6700,7 +8404,232 @@
           <w:szCs w:val="36"/>
           <w:lang w:val="en-US"/>
         </w:rPr>
+      </w:r>
+      <w:r>
+        <w:rPr>
+          <w:rFonts w:hint="default" w:ascii="Times New Roman" w:hAnsi="Times New Roman" w:eastAsia="SimSun" w:cs="Times New Roman"/>
+          <w:b/>
+          <w:bCs/>
+          <w:sz w:val="36"/>
+          <w:szCs w:val="36"/>
+          <w:lang w:val="en-US"/>
+        </w:rPr>
+      </w:r>
+    </w:p>
+    <w:p>
+      <w:pPr>
+        <w:pBdr/>
+        <w:spacing w:after="0" w:before="0"/>
+        <w:ind/>
+        <w:rPr>
+          <w:rFonts w:hint="default" w:ascii="Times New Roman" w:hAnsi="Times New Roman" w:eastAsia="SimSun" w:cs="Times New Roman"/>
+          <w:b/>
+          <w:bCs/>
+          <w:sz w:val="36"/>
+          <w:szCs w:val="36"/>
+          <w:lang w:val="en-US"/>
+        </w:rPr>
+      </w:pPr>
+      <w:r>
+        <w:rPr>
+          <w:rFonts w:hint="default" w:ascii="Times New Roman" w:hAnsi="Times New Roman" w:eastAsia="SimSun" w:cs="Times New Roman"/>
+          <w:b/>
+          <w:bCs/>
+          <w:sz w:val="36"/>
+          <w:szCs w:val="36"/>
+          <w:lang w:val="en-US"/>
+        </w:rPr>
+      </w:r>
+      <w:r>
+        <w:rPr>
+          <w:rFonts w:hint="default" w:ascii="Times New Roman" w:hAnsi="Times New Roman" w:eastAsia="SimSun" w:cs="Times New Roman"/>
+          <w:b/>
+          <w:bCs/>
+          <w:sz w:val="36"/>
+          <w:szCs w:val="36"/>
+          <w:lang w:val="en-US"/>
+        </w:rPr>
+      </w:r>
+      <w:r>
+        <w:rPr>
+          <w:rFonts w:hint="default" w:ascii="Times New Roman" w:hAnsi="Times New Roman" w:eastAsia="SimSun" w:cs="Times New Roman"/>
+          <w:b/>
+          <w:bCs/>
+          <w:sz w:val="36"/>
+          <w:szCs w:val="36"/>
+          <w:lang w:val="en-US"/>
+        </w:rPr>
+      </w:r>
+    </w:p>
+    <w:p>
+      <w:pPr>
+        <w:pBdr/>
+        <w:spacing w:after="0" w:before="0"/>
+        <w:ind/>
+        <w:rPr>
+          <w:rFonts w:hint="default" w:ascii="Times New Roman" w:hAnsi="Times New Roman" w:eastAsia="SimSun" w:cs="Times New Roman"/>
+          <w:b/>
+          <w:bCs/>
+          <w:sz w:val="36"/>
+          <w:szCs w:val="36"/>
+          <w:lang w:val="en-US"/>
+        </w:rPr>
+      </w:pPr>
+      <w:r>
+        <w:rPr>
+          <w:rFonts w:hint="default" w:ascii="Times New Roman" w:hAnsi="Times New Roman" w:eastAsia="SimSun" w:cs="Times New Roman"/>
+          <w:b/>
+          <w:bCs/>
+          <w:sz w:val="36"/>
+          <w:szCs w:val="36"/>
+          <w:lang w:val="en-US"/>
+        </w:rPr>
+      </w:r>
+      <w:r>
+        <w:rPr>
+          <w:rFonts w:hint="default" w:ascii="Times New Roman" w:hAnsi="Times New Roman" w:eastAsia="SimSun" w:cs="Times New Roman"/>
+          <w:b/>
+          <w:bCs/>
+          <w:sz w:val="36"/>
+          <w:szCs w:val="36"/>
+          <w:lang w:val="en-US"/>
+        </w:rPr>
+      </w:r>
+      <w:r>
+        <w:rPr>
+          <w:rFonts w:hint="default" w:ascii="Times New Roman" w:hAnsi="Times New Roman" w:eastAsia="SimSun" w:cs="Times New Roman"/>
+          <w:b/>
+          <w:bCs/>
+          <w:sz w:val="36"/>
+          <w:szCs w:val="36"/>
+          <w:lang w:val="en-US"/>
+        </w:rPr>
+      </w:r>
+    </w:p>
+    <w:p>
+      <w:pPr>
+        <w:pBdr/>
+        <w:spacing w:after="0" w:before="0"/>
+        <w:ind/>
+        <w:rPr>
+          <w:rFonts w:hint="default" w:ascii="Times New Roman" w:hAnsi="Times New Roman" w:eastAsia="SimSun" w:cs="Times New Roman"/>
+          <w:b/>
+          <w:bCs/>
+          <w:sz w:val="36"/>
+          <w:szCs w:val="36"/>
+          <w:lang w:val="en-US"/>
+        </w:rPr>
+      </w:pPr>
+      <w:r>
+        <w:rPr>
+          <w:rFonts w:hint="default" w:ascii="Times New Roman" w:hAnsi="Times New Roman" w:eastAsia="SimSun" w:cs="Times New Roman"/>
+          <w:b/>
+          <w:bCs/>
+          <w:sz w:val="36"/>
+          <w:szCs w:val="36"/>
+          <w:lang w:val="en-US"/>
+        </w:rPr>
+      </w:r>
+      <w:r>
+        <w:rPr>
+          <w:rFonts w:hint="default" w:ascii="Times New Roman" w:hAnsi="Times New Roman" w:eastAsia="SimSun" w:cs="Times New Roman"/>
+          <w:b/>
+          <w:bCs/>
+          <w:sz w:val="36"/>
+          <w:szCs w:val="36"/>
+          <w:lang w:val="en-US"/>
+        </w:rPr>
+      </w:r>
+      <w:r>
+        <w:rPr>
+          <w:rFonts w:hint="default" w:ascii="Times New Roman" w:hAnsi="Times New Roman" w:eastAsia="SimSun" w:cs="Times New Roman"/>
+          <w:b/>
+          <w:bCs/>
+          <w:sz w:val="36"/>
+          <w:szCs w:val="36"/>
+          <w:lang w:val="en-US"/>
+        </w:rPr>
+      </w:r>
+    </w:p>
+    <w:p>
+      <w:pPr>
+        <w:pBdr/>
+        <w:spacing w:after="0" w:before="0"/>
+        <w:ind/>
+        <w:rPr>
+          <w:rFonts w:hint="default" w:ascii="Times New Roman" w:hAnsi="Times New Roman" w:eastAsia="SimSun" w:cs="Times New Roman"/>
+          <w:b/>
+          <w:bCs/>
+          <w:sz w:val="36"/>
+          <w:szCs w:val="36"/>
+          <w:lang w:val="en-US"/>
+        </w:rPr>
+      </w:pPr>
+      <w:r>
+        <w:rPr>
+          <w:rFonts w:hint="default" w:ascii="Times New Roman" w:hAnsi="Times New Roman" w:eastAsia="SimSun" w:cs="Times New Roman"/>
+          <w:b/>
+          <w:bCs/>
+          <w:sz w:val="36"/>
+          <w:szCs w:val="36"/>
+          <w:lang w:val="en-US"/>
+        </w:rPr>
+      </w:r>
+      <w:r>
+        <w:rPr>
+          <w:rFonts w:hint="default" w:ascii="Times New Roman" w:hAnsi="Times New Roman" w:eastAsia="SimSun" w:cs="Times New Roman"/>
+          <w:b/>
+          <w:bCs/>
+          <w:sz w:val="36"/>
+          <w:szCs w:val="36"/>
+          <w:lang w:val="en-US"/>
+        </w:rPr>
+      </w:r>
+      <w:r>
+        <w:rPr>
+          <w:rFonts w:hint="default" w:ascii="Times New Roman" w:hAnsi="Times New Roman" w:eastAsia="SimSun" w:cs="Times New Roman"/>
+          <w:b/>
+          <w:bCs/>
+          <w:sz w:val="36"/>
+          <w:szCs w:val="36"/>
+          <w:lang w:val="en-US"/>
+        </w:rPr>
+      </w:r>
+    </w:p>
+    <w:p>
+      <w:pPr>
+        <w:pBdr/>
+        <w:spacing w:after="0" w:before="0"/>
+        <w:ind/>
+        <w:rPr>
+          <w:rFonts w:hint="default" w:ascii="Times New Roman" w:hAnsi="Times New Roman" w:eastAsia="SimSun" w:cs="Times New Roman"/>
+          <w:b/>
+          <w:bCs/>
+          <w:sz w:val="36"/>
+          <w:szCs w:val="36"/>
+          <w:lang w:val="en-US"/>
+        </w:rPr>
+      </w:pPr>
+      <w:r>
+        <w:rPr>
+          <w:rFonts w:hint="default" w:ascii="Times New Roman" w:hAnsi="Times New Roman" w:eastAsia="SimSun" w:cs="Times New Roman"/>
+          <w:b/>
+          <w:bCs/>
+          <w:sz w:val="36"/>
+          <w:szCs w:val="36"/>
+          <w:lang w:val="en-US"/>
+        </w:rPr>
         <w:t xml:space="preserve">ERD (Entity Relation Diagram)</w:t>
+      </w:r>
+      <w:r>
+        <w:rPr>
+          <w:rFonts w:hint="default" w:ascii="Times New Roman" w:hAnsi="Times New Roman" w:eastAsia="SimSun" w:cs="Times New Roman"/>
+          <w:b/>
+          <w:bCs/>
+          <w:sz w:val="36"/>
+          <w:szCs w:val="36"/>
+          <w:lang w:val="en-US"/>
+        </w:rPr>
       </w:r>
       <w:r>
         <w:rPr>
@@ -6815,13 +8744,7 @@
           <w:lang w:val="en-US"/>
         </w:rPr>
       </w:r>
-    </w:p>
-    <w:p>
-      <w:pPr>
-        <w:pBdr/>
-        <w:spacing w:after="0" w:before="0"/>
-        <w:ind/>
-        <w:jc w:val="both"/>
+      <w:r>
         <w:rPr>
           <w:rFonts w:hint="default" w:ascii="Times New Roman" w:hAnsi="Times New Roman" w:eastAsia="SimSun" w:cs="Times New Roman"/>
           <w:b/>
@@ -6830,8 +8753,14 @@
           <w:szCs w:val="36"/>
           <w:lang w:val="en-US"/>
         </w:rPr>
-      </w:pPr>
-      <w:r>
+      </w:r>
+    </w:p>
+    <w:p>
+      <w:pPr>
+        <w:pBdr/>
+        <w:spacing w:after="0" w:before="0"/>
+        <w:ind/>
+        <w:jc w:val="both"/>
         <w:rPr>
           <w:rFonts w:hint="default" w:ascii="Times New Roman" w:hAnsi="Times New Roman" w:eastAsia="SimSun" w:cs="Times New Roman"/>
           <w:b/>
@@ -6840,8 +8769,7 @@
           <w:szCs w:val="36"/>
           <w:lang w:val="en-US"/>
         </w:rPr>
-        <w:t xml:space="preserve">ERD Description Workflow 2</w:t>
-      </w:r>
+      </w:pPr>
       <w:r>
         <w:rPr>
           <w:rFonts w:hint="default" w:ascii="Times New Roman" w:hAnsi="Times New Roman" w:eastAsia="SimSun" w:cs="Times New Roman"/>
@@ -6851,11 +8779,32 @@
           <w:szCs w:val="36"/>
           <w:lang w:val="en-US"/>
         </w:rPr>
+        <w:t xml:space="preserve">ERD Description Workflow 2</w:t>
+      </w:r>
+      <w:r>
+        <w:rPr>
+          <w:rFonts w:hint="default" w:ascii="Times New Roman" w:hAnsi="Times New Roman" w:eastAsia="SimSun" w:cs="Times New Roman"/>
+          <w:b/>
+          <w:bCs/>
+          <w:sz w:val="36"/>
+          <w:szCs w:val="36"/>
+          <w:lang w:val="en-US"/>
+        </w:rPr>
+      </w:r>
+      <w:r>
+        <w:rPr>
+          <w:rFonts w:hint="default" w:ascii="Times New Roman" w:hAnsi="Times New Roman" w:eastAsia="SimSun" w:cs="Times New Roman"/>
+          <w:b/>
+          <w:bCs/>
+          <w:sz w:val="36"/>
+          <w:szCs w:val="36"/>
+          <w:lang w:val="en-US"/>
+        </w:rPr>
       </w:r>
     </w:p>
     <w:p>
       <w:pPr>
-        <w:pStyle w:val="682"/>
+        <w:pStyle w:val="888"/>
         <w:keepNext w:val="false"/>
         <w:keepLines w:val="false"/>
         <w:widowControl w:val="true"/>
@@ -6879,7 +8828,7 @@
       </w:r>
       <w:r>
         <w:rPr>
-          <w:rStyle w:val="680"/>
+          <w:rStyle w:val="886"/>
           <w:rFonts w:hint="default" w:ascii="Calibri" w:hAnsi="Calibri" w:cs="Calibri"/>
           <w:sz w:val="24"/>
           <w:szCs w:val="24"/>
@@ -6896,7 +8845,7 @@
       </w:r>
       <w:r>
         <w:rPr>
-          <w:rStyle w:val="680"/>
+          <w:rStyle w:val="886"/>
           <w:rFonts w:hint="default" w:ascii="Calibri" w:hAnsi="Calibri" w:cs="Calibri"/>
           <w:sz w:val="24"/>
           <w:szCs w:val="24"/>
@@ -6913,7 +8862,7 @@
       </w:r>
       <w:r>
         <w:rPr>
-          <w:rStyle w:val="680"/>
+          <w:rStyle w:val="886"/>
           <w:rFonts w:hint="default" w:ascii="Calibri" w:hAnsi="Calibri" w:cs="Calibri"/>
           <w:sz w:val="24"/>
           <w:szCs w:val="24"/>
@@ -6930,7 +8879,7 @@
       </w:r>
       <w:r>
         <w:rPr>
-          <w:rStyle w:val="680"/>
+          <w:rStyle w:val="886"/>
           <w:rFonts w:hint="default" w:ascii="Calibri" w:hAnsi="Calibri" w:cs="Calibri"/>
           <w:sz w:val="24"/>
           <w:szCs w:val="24"/>
@@ -6947,7 +8896,7 @@
       </w:r>
       <w:r>
         <w:rPr>
-          <w:rStyle w:val="680"/>
+          <w:rStyle w:val="886"/>
           <w:rFonts w:hint="default" w:ascii="Calibri" w:hAnsi="Calibri" w:cs="Calibri"/>
           <w:sz w:val="24"/>
           <w:szCs w:val="24"/>
@@ -6969,10 +8918,17 @@
           <w:szCs w:val="24"/>
         </w:rPr>
       </w:r>
+      <w:r>
+        <w:rPr>
+          <w:rFonts w:hint="default" w:ascii="Calibri" w:hAnsi="Calibri" w:cs="Calibri"/>
+          <w:sz w:val="24"/>
+          <w:szCs w:val="24"/>
+        </w:rPr>
+      </w:r>
     </w:p>
     <w:p>
       <w:pPr>
-        <w:pStyle w:val="682"/>
+        <w:pStyle w:val="888"/>
         <w:keepNext w:val="false"/>
         <w:keepLines w:val="false"/>
         <w:widowControl w:val="true"/>
@@ -6996,7 +8952,7 @@
       </w:r>
       <w:r>
         <w:rPr>
-          <w:rStyle w:val="680"/>
+          <w:rStyle w:val="886"/>
           <w:rFonts w:hint="default" w:ascii="Calibri" w:hAnsi="Calibri" w:cs="Calibri"/>
           <w:sz w:val="24"/>
           <w:szCs w:val="24"/>
@@ -7013,7 +8969,7 @@
       </w:r>
       <w:r>
         <w:rPr>
-          <w:rStyle w:val="680"/>
+          <w:rStyle w:val="886"/>
           <w:rFonts w:hint="default" w:ascii="Calibri" w:hAnsi="Calibri" w:cs="Calibri"/>
           <w:sz w:val="24"/>
           <w:szCs w:val="24"/>
@@ -7030,7 +8986,7 @@
       </w:r>
       <w:r>
         <w:rPr>
-          <w:rStyle w:val="680"/>
+          <w:rStyle w:val="886"/>
           <w:rFonts w:hint="default" w:ascii="Calibri" w:hAnsi="Calibri" w:cs="Calibri"/>
           <w:sz w:val="24"/>
           <w:szCs w:val="24"/>
@@ -7047,7 +9003,7 @@
       </w:r>
       <w:r>
         <w:rPr>
-          <w:rStyle w:val="680"/>
+          <w:rStyle w:val="886"/>
           <w:rFonts w:hint="default" w:ascii="Calibri" w:hAnsi="Calibri" w:cs="Calibri"/>
           <w:sz w:val="24"/>
           <w:szCs w:val="24"/>
@@ -7069,10 +9025,17 @@
           <w:szCs w:val="24"/>
         </w:rPr>
       </w:r>
+      <w:r>
+        <w:rPr>
+          <w:rFonts w:hint="default" w:ascii="Calibri" w:hAnsi="Calibri" w:cs="Calibri"/>
+          <w:sz w:val="24"/>
+          <w:szCs w:val="24"/>
+        </w:rPr>
+      </w:r>
     </w:p>
     <w:p>
       <w:pPr>
-        <w:pStyle w:val="682"/>
+        <w:pStyle w:val="888"/>
         <w:keepNext w:val="false"/>
         <w:keepLines w:val="false"/>
         <w:widowControl w:val="true"/>
@@ -7096,7 +9059,7 @@
       </w:r>
       <w:r>
         <w:rPr>
-          <w:rStyle w:val="680"/>
+          <w:rStyle w:val="886"/>
           <w:rFonts w:hint="default" w:ascii="Calibri" w:hAnsi="Calibri" w:cs="Calibri"/>
           <w:sz w:val="24"/>
           <w:szCs w:val="24"/>
@@ -7113,7 +9076,7 @@
       </w:r>
       <w:r>
         <w:rPr>
-          <w:rStyle w:val="680"/>
+          <w:rStyle w:val="886"/>
           <w:rFonts w:hint="default" w:ascii="Calibri" w:hAnsi="Calibri" w:cs="Calibri"/>
           <w:sz w:val="24"/>
           <w:szCs w:val="24"/>
@@ -7130,7 +9093,7 @@
       </w:r>
       <w:r>
         <w:rPr>
-          <w:rStyle w:val="680"/>
+          <w:rStyle w:val="886"/>
           <w:rFonts w:hint="default" w:ascii="Calibri" w:hAnsi="Calibri" w:cs="Calibri"/>
           <w:sz w:val="24"/>
           <w:szCs w:val="24"/>
@@ -7147,7 +9110,7 @@
       </w:r>
       <w:r>
         <w:rPr>
-          <w:rStyle w:val="680"/>
+          <w:rStyle w:val="886"/>
           <w:rFonts w:hint="default" w:ascii="Calibri" w:hAnsi="Calibri" w:cs="Calibri"/>
           <w:sz w:val="24"/>
           <w:szCs w:val="24"/>
@@ -7164,7 +9127,7 @@
       </w:r>
       <w:r>
         <w:rPr>
-          <w:rStyle w:val="680"/>
+          <w:rStyle w:val="886"/>
           <w:rFonts w:hint="default" w:ascii="Calibri" w:hAnsi="Calibri" w:cs="Calibri"/>
           <w:sz w:val="24"/>
           <w:szCs w:val="24"/>
@@ -7181,7 +9144,7 @@
       </w:r>
       <w:r>
         <w:rPr>
-          <w:rStyle w:val="680"/>
+          <w:rStyle w:val="886"/>
           <w:rFonts w:hint="default" w:ascii="Calibri" w:hAnsi="Calibri" w:cs="Calibri"/>
           <w:sz w:val="24"/>
           <w:szCs w:val="24"/>
@@ -7203,10 +9166,17 @@
           <w:szCs w:val="24"/>
         </w:rPr>
       </w:r>
+      <w:r>
+        <w:rPr>
+          <w:rFonts w:hint="default" w:ascii="Calibri" w:hAnsi="Calibri" w:cs="Calibri"/>
+          <w:sz w:val="24"/>
+          <w:szCs w:val="24"/>
+        </w:rPr>
+      </w:r>
     </w:p>
     <w:p>
       <w:pPr>
-        <w:pStyle w:val="682"/>
+        <w:pStyle w:val="888"/>
         <w:keepNext w:val="false"/>
         <w:keepLines w:val="false"/>
         <w:widowControl w:val="true"/>
@@ -7230,7 +9200,7 @@
       </w:r>
       <w:r>
         <w:rPr>
-          <w:rStyle w:val="680"/>
+          <w:rStyle w:val="886"/>
           <w:rFonts w:hint="default" w:ascii="Calibri" w:hAnsi="Calibri" w:cs="Calibri"/>
           <w:sz w:val="24"/>
           <w:szCs w:val="24"/>
@@ -7247,7 +9217,7 @@
       </w:r>
       <w:r>
         <w:rPr>
-          <w:rStyle w:val="680"/>
+          <w:rStyle w:val="886"/>
           <w:rFonts w:hint="default" w:ascii="Calibri" w:hAnsi="Calibri" w:cs="Calibri"/>
           <w:sz w:val="24"/>
           <w:szCs w:val="24"/>
@@ -7264,7 +9234,7 @@
       </w:r>
       <w:r>
         <w:rPr>
-          <w:rStyle w:val="680"/>
+          <w:rStyle w:val="886"/>
           <w:rFonts w:hint="default" w:ascii="Calibri" w:hAnsi="Calibri" w:cs="Calibri"/>
           <w:sz w:val="24"/>
           <w:szCs w:val="24"/>
@@ -7281,7 +9251,7 @@
       </w:r>
       <w:r>
         <w:rPr>
-          <w:rStyle w:val="680"/>
+          <w:rStyle w:val="886"/>
           <w:rFonts w:hint="default" w:ascii="Calibri" w:hAnsi="Calibri" w:cs="Calibri"/>
           <w:sz w:val="24"/>
           <w:szCs w:val="24"/>
@@ -7303,10 +9273,17 @@
           <w:szCs w:val="24"/>
         </w:rPr>
       </w:r>
+      <w:r>
+        <w:rPr>
+          <w:rFonts w:hint="default" w:ascii="Calibri" w:hAnsi="Calibri" w:cs="Calibri"/>
+          <w:sz w:val="24"/>
+          <w:szCs w:val="24"/>
+        </w:rPr>
+      </w:r>
     </w:p>
     <w:p>
       <w:pPr>
-        <w:pStyle w:val="682"/>
+        <w:pStyle w:val="888"/>
         <w:keepNext w:val="false"/>
         <w:keepLines w:val="false"/>
         <w:widowControl w:val="true"/>
@@ -7330,7 +9307,7 @@
       </w:r>
       <w:r>
         <w:rPr>
-          <w:rStyle w:val="680"/>
+          <w:rStyle w:val="886"/>
           <w:rFonts w:hint="default" w:ascii="Calibri" w:hAnsi="Calibri" w:cs="Calibri"/>
           <w:sz w:val="24"/>
           <w:szCs w:val="24"/>
@@ -7347,7 +9324,7 @@
       </w:r>
       <w:r>
         <w:rPr>
-          <w:rStyle w:val="680"/>
+          <w:rStyle w:val="886"/>
           <w:rFonts w:hint="default" w:ascii="Calibri" w:hAnsi="Calibri" w:cs="Calibri"/>
           <w:sz w:val="24"/>
           <w:szCs w:val="24"/>
@@ -7369,10 +9346,17 @@
           <w:szCs w:val="24"/>
         </w:rPr>
       </w:r>
+      <w:r>
+        <w:rPr>
+          <w:rFonts w:hint="default" w:ascii="Calibri" w:hAnsi="Calibri" w:cs="Calibri"/>
+          <w:sz w:val="24"/>
+          <w:szCs w:val="24"/>
+        </w:rPr>
+      </w:r>
     </w:p>
     <w:p>
       <w:pPr>
-        <w:pStyle w:val="670"/>
+        <w:pStyle w:val="876"/>
         <w:keepNext w:val="false"/>
         <w:keepLines w:val="false"/>
         <w:widowControl w:val="true"/>
@@ -7393,6 +9377,13 @@
           <w:szCs w:val="24"/>
         </w:rPr>
         <w:t xml:space="preserve">Relationships</w:t>
+      </w:r>
+      <w:r>
+        <w:rPr>
+          <w:rFonts w:hint="default" w:ascii="Calibri" w:hAnsi="Calibri" w:cs="Calibri"/>
+          <w:sz w:val="24"/>
+          <w:szCs w:val="24"/>
+        </w:rPr>
       </w:r>
       <w:r>
         <w:rPr>
@@ -7423,7 +9414,7 @@
       </w:pPr>
       <w:r>
         <w:rPr>
-          <w:rStyle w:val="680"/>
+          <w:rStyle w:val="886"/>
           <w:rFonts w:hint="default" w:ascii="Calibri" w:hAnsi="Calibri" w:cs="Calibri"/>
           <w:sz w:val="24"/>
           <w:szCs w:val="24"/>
@@ -7440,7 +9431,7 @@
       </w:r>
       <w:r>
         <w:rPr>
-          <w:rStyle w:val="680"/>
+          <w:rStyle w:val="886"/>
           <w:rFonts w:hint="default" w:ascii="Calibri" w:hAnsi="Calibri" w:cs="Calibri"/>
           <w:sz w:val="24"/>
           <w:szCs w:val="24"/>
@@ -7454,6 +9445,13 @@
           <w:szCs w:val="24"/>
         </w:rPr>
         <w:t xml:space="preserve"> : one-to-many — one user can have many vault entries </w:t>
+      </w:r>
+      <w:r>
+        <w:rPr>
+          <w:rFonts w:hint="default" w:ascii="Calibri" w:hAnsi="Calibri" w:cs="Calibri"/>
+          <w:sz w:val="24"/>
+          <w:szCs w:val="24"/>
+        </w:rPr>
       </w:r>
       <w:r>
         <w:rPr>
@@ -7484,7 +9482,7 @@
       </w:pPr>
       <w:r>
         <w:rPr>
-          <w:rStyle w:val="680"/>
+          <w:rStyle w:val="886"/>
           <w:rFonts w:hint="default" w:ascii="Calibri" w:hAnsi="Calibri" w:cs="Calibri"/>
           <w:sz w:val="24"/>
           <w:szCs w:val="24"/>
@@ -7501,7 +9499,7 @@
       </w:r>
       <w:r>
         <w:rPr>
-          <w:rStyle w:val="680"/>
+          <w:rStyle w:val="886"/>
           <w:rFonts w:hint="default" w:ascii="Calibri" w:hAnsi="Calibri" w:cs="Calibri"/>
           <w:sz w:val="24"/>
           <w:szCs w:val="24"/>
@@ -7515,6 +9513,13 @@
           <w:szCs w:val="24"/>
         </w:rPr>
         <w:t xml:space="preserve"> : one-to-many — one credential type can classify many vault records </w:t>
+      </w:r>
+      <w:r>
+        <w:rPr>
+          <w:rFonts w:hint="default" w:ascii="Calibri" w:hAnsi="Calibri" w:cs="Calibri"/>
+          <w:sz w:val="24"/>
+          <w:szCs w:val="24"/>
+        </w:rPr>
       </w:r>
       <w:r>
         <w:rPr>
@@ -7545,7 +9550,7 @@
       </w:pPr>
       <w:r>
         <w:rPr>
-          <w:rStyle w:val="680"/>
+          <w:rStyle w:val="886"/>
           <w:rFonts w:hint="default" w:ascii="Calibri" w:hAnsi="Calibri" w:cs="Calibri"/>
           <w:sz w:val="24"/>
           <w:szCs w:val="24"/>
@@ -7562,7 +9567,7 @@
       </w:r>
       <w:r>
         <w:rPr>
-          <w:rStyle w:val="680"/>
+          <w:rStyle w:val="886"/>
           <w:rFonts w:hint="default" w:ascii="Calibri" w:hAnsi="Calibri" w:cs="Calibri"/>
           <w:sz w:val="24"/>
           <w:szCs w:val="24"/>
@@ -7576,6 +9581,13 @@
           <w:szCs w:val="24"/>
         </w:rPr>
         <w:t xml:space="preserve"> : one-to-one — one vault entry can store one bank credential record </w:t>
+      </w:r>
+      <w:r>
+        <w:rPr>
+          <w:rFonts w:hint="default" w:ascii="Calibri" w:hAnsi="Calibri" w:cs="Calibri"/>
+          <w:sz w:val="24"/>
+          <w:szCs w:val="24"/>
+        </w:rPr>
       </w:r>
       <w:r>
         <w:rPr>
@@ -7606,7 +9618,7 @@
       </w:pPr>
       <w:r>
         <w:rPr>
-          <w:rStyle w:val="680"/>
+          <w:rStyle w:val="886"/>
           <w:rFonts w:hint="default" w:ascii="Calibri" w:hAnsi="Calibri" w:cs="Calibri"/>
           <w:sz w:val="24"/>
           <w:szCs w:val="24"/>
@@ -7623,7 +9635,7 @@
       </w:r>
       <w:r>
         <w:rPr>
-          <w:rStyle w:val="680"/>
+          <w:rStyle w:val="886"/>
           <w:rFonts w:hint="default" w:ascii="Calibri" w:hAnsi="Calibri" w:cs="Calibri"/>
           <w:sz w:val="24"/>
           <w:szCs w:val="24"/>
@@ -7637,6 +9649,13 @@
           <w:szCs w:val="24"/>
         </w:rPr>
         <w:t xml:space="preserve"> : one-to-many — one vault entry can have multiple old passwords saved </w:t>
+      </w:r>
+      <w:r>
+        <w:rPr>
+          <w:rFonts w:hint="default" w:ascii="Calibri" w:hAnsi="Calibri" w:cs="Calibri"/>
+          <w:sz w:val="24"/>
+          <w:szCs w:val="24"/>
+        </w:rPr>
       </w:r>
       <w:r>
         <w:rPr>
@@ -7667,7 +9686,7 @@
       </w:pPr>
       <w:r>
         <w:rPr>
-          <w:rStyle w:val="680"/>
+          <w:rStyle w:val="886"/>
           <w:rFonts w:hint="default" w:ascii="Calibri" w:hAnsi="Calibri" w:cs="Calibri"/>
           <w:sz w:val="24"/>
           <w:szCs w:val="24"/>
@@ -7684,7 +9703,7 @@
       </w:r>
       <w:r>
         <w:rPr>
-          <w:rStyle w:val="680"/>
+          <w:rStyle w:val="886"/>
           <w:rFonts w:hint="default" w:ascii="Calibri" w:hAnsi="Calibri" w:cs="Calibri"/>
           <w:sz w:val="24"/>
           <w:szCs w:val="24"/>
@@ -7698,6 +9717,13 @@
           <w:szCs w:val="24"/>
         </w:rPr>
         <w:t xml:space="preserve"> : one-to-many — one user can have many failed login attempts </w:t>
+      </w:r>
+      <w:r>
+        <w:rPr>
+          <w:rFonts w:hint="default" w:ascii="Calibri" w:hAnsi="Calibri" w:cs="Calibri"/>
+          <w:sz w:val="24"/>
+          <w:szCs w:val="24"/>
+        </w:rPr>
       </w:r>
       <w:r>
         <w:rPr>
@@ -7728,7 +9754,7 @@
       </w:pPr>
       <w:r>
         <w:rPr>
-          <w:rStyle w:val="680"/>
+          <w:rStyle w:val="886"/>
           <w:rFonts w:hint="default" w:ascii="Calibri" w:hAnsi="Calibri" w:cs="Calibri"/>
           <w:sz w:val="24"/>
           <w:szCs w:val="24"/>
@@ -7745,7 +9771,7 @@
       </w:r>
       <w:r>
         <w:rPr>
-          <w:rStyle w:val="680"/>
+          <w:rStyle w:val="886"/>
           <w:rFonts w:hint="default" w:ascii="Calibri" w:hAnsi="Calibri" w:cs="Calibri"/>
           <w:sz w:val="24"/>
           <w:szCs w:val="24"/>
@@ -7759,6 +9785,13 @@
           <w:szCs w:val="24"/>
         </w:rPr>
         <w:t xml:space="preserve"> : one-to-many — one user can have multiple active sessions </w:t>
+      </w:r>
+      <w:r>
+        <w:rPr>
+          <w:rFonts w:hint="default" w:ascii="Calibri" w:hAnsi="Calibri" w:cs="Calibri"/>
+          <w:sz w:val="24"/>
+          <w:szCs w:val="24"/>
+        </w:rPr>
       </w:r>
       <w:r>
         <w:rPr>
@@ -7789,7 +9822,7 @@
       </w:pPr>
       <w:r>
         <w:rPr>
-          <w:rStyle w:val="680"/>
+          <w:rStyle w:val="886"/>
           <w:rFonts w:hint="default" w:ascii="Calibri" w:hAnsi="Calibri" w:cs="Calibri"/>
           <w:sz w:val="24"/>
           <w:szCs w:val="24"/>
@@ -7806,7 +9839,7 @@
       </w:r>
       <w:r>
         <w:rPr>
-          <w:rStyle w:val="680"/>
+          <w:rStyle w:val="886"/>
           <w:rFonts w:hint="default" w:ascii="Calibri" w:hAnsi="Calibri" w:cs="Calibri"/>
           <w:sz w:val="24"/>
           <w:szCs w:val="24"/>
@@ -7820,6 +9853,13 @@
           <w:szCs w:val="24"/>
         </w:rPr>
         <w:t xml:space="preserve"> : one-to-many — all user actions are recorded in audit logs </w:t>
+      </w:r>
+      <w:r>
+        <w:rPr>
+          <w:rFonts w:hint="default" w:ascii="Calibri" w:hAnsi="Calibri" w:cs="Calibri"/>
+          <w:sz w:val="24"/>
+          <w:szCs w:val="24"/>
+        </w:rPr>
       </w:r>
       <w:r>
         <w:rPr>
@@ -7850,7 +9890,7 @@
       </w:pPr>
       <w:r>
         <w:rPr>
-          <w:rStyle w:val="680"/>
+          <w:rStyle w:val="886"/>
           <w:rFonts w:hint="default" w:ascii="Calibri" w:hAnsi="Calibri" w:cs="Calibri"/>
           <w:sz w:val="24"/>
           <w:szCs w:val="24"/>
@@ -7867,7 +9907,7 @@
       </w:r>
       <w:r>
         <w:rPr>
-          <w:rStyle w:val="680"/>
+          <w:rStyle w:val="886"/>
           <w:rFonts w:hint="default" w:ascii="Calibri" w:hAnsi="Calibri" w:cs="Calibri"/>
           <w:sz w:val="24"/>
           <w:szCs w:val="24"/>
@@ -7881,6 +9921,13 @@
           <w:szCs w:val="24"/>
         </w:rPr>
         <w:t xml:space="preserve"> : one-to-many — one vault entry can appear in multiple log records </w:t>
+      </w:r>
+      <w:r>
+        <w:rPr>
+          <w:rFonts w:hint="default" w:ascii="Calibri" w:hAnsi="Calibri" w:cs="Calibri"/>
+          <w:sz w:val="24"/>
+          <w:szCs w:val="24"/>
+        </w:rPr>
       </w:r>
       <w:r>
         <w:rPr>
@@ -7914,7 +9961,7 @@
       </w:pPr>
       <w:r>
         <w:rPr>
-          <w:rStyle w:val="680"/>
+          <w:rStyle w:val="886"/>
           <w:rFonts w:hint="default" w:ascii="Calibri" w:hAnsi="Calibri" w:cs="Calibri"/>
           <w:sz w:val="24"/>
           <w:szCs w:val="24"/>
@@ -7931,7 +9978,7 @@
       </w:r>
       <w:r>
         <w:rPr>
-          <w:rStyle w:val="680"/>
+          <w:rStyle w:val="886"/>
           <w:rFonts w:hint="default" w:ascii="Calibri" w:hAnsi="Calibri" w:cs="Calibri"/>
           <w:sz w:val="24"/>
           <w:szCs w:val="24"/>
@@ -7956,12 +10003,7 @@
           <w:lang w:val="en-US"/>
         </w:rPr>
       </w:r>
-    </w:p>
-    <w:p>
-      <w:pPr>
-        <w:pBdr/>
-        <w:spacing/>
-        <w:ind/>
+      <w:r>
         <w:rPr>
           <w:rFonts w:hint="default" w:ascii="Times New Roman" w:hAnsi="Times New Roman" w:eastAsia="SimSun" w:cs="Times New Roman"/>
           <w:b/>
@@ -7970,8 +10012,13 @@
           <w:szCs w:val="36"/>
           <w:lang w:val="en-US"/>
         </w:rPr>
-      </w:pPr>
-      <w:r>
+      </w:r>
+    </w:p>
+    <w:p>
+      <w:pPr>
+        <w:pBdr/>
+        <w:spacing/>
+        <w:ind/>
         <w:rPr>
           <w:rFonts w:hint="default" w:ascii="Times New Roman" w:hAnsi="Times New Roman" w:eastAsia="SimSun" w:cs="Times New Roman"/>
           <w:b/>
@@ -7980,7 +10027,27 @@
           <w:szCs w:val="36"/>
           <w:lang w:val="en-US"/>
         </w:rPr>
+      </w:pPr>
+      <w:r>
+        <w:rPr>
+          <w:rFonts w:hint="default" w:ascii="Times New Roman" w:hAnsi="Times New Roman" w:eastAsia="SimSun" w:cs="Times New Roman"/>
+          <w:b/>
+          <w:bCs/>
+          <w:sz w:val="36"/>
+          <w:szCs w:val="36"/>
+          <w:lang w:val="en-US"/>
+        </w:rPr>
         <w:br w:type="page" w:clear="all"/>
+      </w:r>
+      <w:r>
+        <w:rPr>
+          <w:rFonts w:hint="default" w:ascii="Times New Roman" w:hAnsi="Times New Roman" w:eastAsia="SimSun" w:cs="Times New Roman"/>
+          <w:b/>
+          <w:bCs/>
+          <w:sz w:val="36"/>
+          <w:szCs w:val="36"/>
+          <w:lang w:val="en-US"/>
+        </w:rPr>
       </w:r>
       <w:r>
         <w:rPr>
@@ -8025,6 +10092,16 @@
           <w:lang w:val="en-US"/>
         </w:rPr>
         <w:t xml:space="preserve">WorkFlow Diagram</w:t>
+      </w:r>
+      <w:r>
+        <w:rPr>
+          <w:rFonts w:hint="default" w:eastAsia="SimSun" w:cs="Times New Roman"/>
+          <w:b/>
+          <w:bCs/>
+          <w:sz w:val="36"/>
+          <w:szCs w:val="36"/>
+          <w:lang w:val="en-US"/>
+        </w:rPr>
       </w:r>
       <w:r>
         <w:rPr>
@@ -8146,6 +10223,16 @@
           <w:lang w:val="en-US"/>
         </w:rPr>
       </w:r>
+      <w:r>
+        <w:rPr>
+          <w:rFonts w:hint="default" w:eastAsia="SimSun" w:cs="Times New Roman"/>
+          <w:b/>
+          <w:bCs/>
+          <w:sz w:val="36"/>
+          <w:szCs w:val="36"/>
+          <w:lang w:val="en-US"/>
+        </w:rPr>
+      </w:r>
     </w:p>
     <w:p>
       <w:pPr>
@@ -8179,6 +10266,16 @@
           <w:lang w:val="en-US"/>
         </w:rPr>
         <w:t xml:space="preserve">Dataflow Diagram Milestone 3</w:t>
+      </w:r>
+      <w:r>
+        <w:rPr>
+          <w:rFonts w:hint="default" w:eastAsia="SimSun" w:cs="Times New Roman"/>
+          <w:b/>
+          <w:bCs/>
+          <w:sz w:val="36"/>
+          <w:szCs w:val="36"/>
+          <w:lang w:val="en-US"/>
+        </w:rPr>
       </w:r>
       <w:r>
         <w:rPr>
@@ -8301,6 +10398,17 @@
           <w:lang w:val="en-US"/>
         </w:rPr>
       </w:r>
+      <w:r>
+        <w:rPr>
+          <w:rFonts w:hint="default" w:eastAsia="SimSun" w:cs="Times New Roman"/>
+          <w:b/>
+          <w:bCs/>
+          <w:sz w:val="36"/>
+          <w:szCs w:val="36"/>
+          <w:highlight w:val="none"/>
+          <w:lang w:val="en-US"/>
+        </w:rPr>
+      </w:r>
     </w:p>
     <w:p>
       <w:pPr>
@@ -8412,6 +10520,17 @@
           <w:lang w:val="en-US"/>
         </w:rPr>
       </w:r>
+      <w:r>
+        <w:rPr>
+          <w:rFonts w:hint="default" w:eastAsia="SimSun" w:cs="Times New Roman"/>
+          <w:b/>
+          <w:bCs/>
+          <w:sz w:val="36"/>
+          <w:szCs w:val="36"/>
+          <w:highlight w:val="none"/>
+          <w:lang w:val="en-US" w:bidi="en-US"/>
+        </w:rPr>
+      </w:r>
     </w:p>
     <w:p>
       <w:pPr>
@@ -8458,6 +10577,11 @@
           <w:highlight w:val="none"/>
         </w:rPr>
       </w:r>
+      <w:r>
+        <w:rPr>
+          <w:highlight w:val="none"/>
+        </w:rPr>
+      </w:r>
     </w:p>
     <w:p>
       <w:pPr>
@@ -8693,6 +10817,17 @@
           <w:lang w:val="en-US" w:bidi="en-US"/>
         </w:rPr>
       </w:r>
+      <w:r>
+        <w:rPr>
+          <w:rFonts w:hint="default" w:eastAsia="SimSun" w:cs="Times New Roman"/>
+          <w:b/>
+          <w:bCs/>
+          <w:sz w:val="36"/>
+          <w:szCs w:val="36"/>
+          <w:highlight w:val="none"/>
+          <w:lang w:val="en-US" w:bidi="en-US"/>
+        </w:rPr>
+      </w:r>
     </w:p>
     <w:p>
       <w:pPr>
@@ -8753,6 +10888,17 @@
           <w:highlight w:val="none"/>
         </w:rPr>
       </w:r>
+      <w:r>
+        <w:rPr>
+          <w:rFonts w:hint="default" w:eastAsia="SimSun" w:cs="Times New Roman"/>
+          <w:b w:val="0"/>
+          <w:bCs w:val="0"/>
+          <w:sz w:val="24"/>
+          <w:szCs w:val="24"/>
+          <w:highlight w:val="none"/>
+          <w:lang w:val="en-US" w:bidi="en-US"/>
+        </w:rPr>
+      </w:r>
     </w:p>
     <w:p>
       <w:pPr>
@@ -8774,6 +10920,7 @@
           <w:sz w:val="24"/>
           <w:szCs w:val="24"/>
           <w:highlight w:val="none"/>
+          <w:lang w:val="en-US" w:bidi="en-US"/>
         </w:rPr>
       </w:pPr>
       <w:r>
@@ -8878,6 +11025,393 @@
           <w:lang w:val="en-US" w:bidi="en-US"/>
         </w:rPr>
       </w:r>
+    </w:p>
+    <w:p>
+      <w:pPr>
+        <w:keepNext w:val="false"/>
+        <w:keepLines w:val="false"/>
+        <w:widowControl w:val="true"/>
+        <w:numPr>
+          <w:ilvl w:val="0"/>
+          <w:numId w:val="0"/>
+        </w:numPr>
+        <w:suppressLineNumbers w:val="false"/>
+        <w:pBdr/>
+        <w:spacing w:after="0" w:afterAutospacing="1" w:before="0" w:beforeAutospacing="1"/>
+        <w:ind w:left="360"/>
+        <w:rPr>
+          <w:rFonts w:hint="default" w:eastAsia="SimSun" w:cs="Times New Roman"/>
+          <w:b w:val="0"/>
+          <w:bCs w:val="0"/>
+          <w:sz w:val="24"/>
+          <w:szCs w:val="24"/>
+          <w:highlight w:val="none"/>
+          <w:lang w:val="en-US" w:bidi="en-US"/>
+        </w:rPr>
+      </w:pPr>
+      <w:r>
+        <w:rPr>
+          <w:rFonts w:hint="default" w:eastAsia="SimSun" w:cs="Times New Roman"/>
+          <w:b w:val="0"/>
+          <w:bCs w:val="0"/>
+          <w:sz w:val="24"/>
+          <w:szCs w:val="24"/>
+          <w:highlight w:val="none"/>
+          <w:lang w:val="en-US" w:bidi="en-US"/>
+        </w:rPr>
+      </w:r>
+      <w:r>
+        <w:rPr>
+          <w:rFonts w:hint="default" w:eastAsia="SimSun" w:cs="Times New Roman"/>
+          <w:b w:val="0"/>
+          <w:bCs w:val="0"/>
+          <w:sz w:val="24"/>
+          <w:szCs w:val="24"/>
+          <w:highlight w:val="none"/>
+          <w:lang w:val="en-US" w:bidi="en-US"/>
+        </w:rPr>
+      </w:r>
+      <w:r>
+        <w:rPr>
+          <w:rFonts w:hint="default" w:eastAsia="SimSun" w:cs="Times New Roman"/>
+          <w:b w:val="0"/>
+          <w:bCs w:val="0"/>
+          <w:sz w:val="24"/>
+          <w:szCs w:val="24"/>
+          <w:highlight w:val="none"/>
+          <w:lang w:val="en-US" w:bidi="en-US"/>
+        </w:rPr>
+      </w:r>
+    </w:p>
+    <w:p>
+      <w:pPr>
+        <w:keepNext w:val="false"/>
+        <w:keepLines w:val="false"/>
+        <w:widowControl w:val="true"/>
+        <w:numPr>
+          <w:ilvl w:val="0"/>
+          <w:numId w:val="0"/>
+        </w:numPr>
+        <w:suppressLineNumbers w:val="false"/>
+        <w:pBdr/>
+        <w:spacing w:after="0" w:afterAutospacing="1" w:before="0" w:beforeAutospacing="1"/>
+        <w:ind w:left="360"/>
+        <w:rPr>
+          <w:rFonts w:hint="default" w:eastAsia="SimSun" w:cs="Times New Roman"/>
+          <w:b/>
+          <w:bCs/>
+          <w:sz w:val="36"/>
+          <w:szCs w:val="36"/>
+          <w:highlight w:val="none"/>
+          <w:lang w:val="en-US" w:bidi="en-US"/>
+        </w:rPr>
+      </w:pPr>
+      <w:r>
+        <w:rPr>
+          <w:rFonts w:hint="default" w:eastAsia="SimSun" w:cs="Times New Roman"/>
+          <w:b/>
+          <w:bCs/>
+          <w:sz w:val="36"/>
+          <w:szCs w:val="36"/>
+          <w:highlight w:val="none"/>
+          <w:lang w:val="en-US" w:bidi="en-US"/>
+        </w:rPr>
+      </w:r>
+      <w:r>
+        <w:rPr>
+          <w:rFonts w:hint="default" w:eastAsia="SimSun" w:cs="Times New Roman"/>
+          <w:b/>
+          <w:bCs/>
+          <w:sz w:val="36"/>
+          <w:szCs w:val="36"/>
+          <w:highlight w:val="none"/>
+          <w:lang w:val="en-US" w:bidi="en-US"/>
+        </w:rPr>
+        <w:t xml:space="preserve">Front End And Encryption</w:t>
+      </w:r>
+      <w:r>
+        <w:rPr>
+          <w:rFonts w:hint="default" w:eastAsia="SimSun" w:cs="Times New Roman"/>
+          <w:b/>
+          <w:bCs/>
+          <w:sz w:val="36"/>
+          <w:szCs w:val="36"/>
+          <w:highlight w:val="none"/>
+          <w:lang w:val="en-US" w:bidi="en-US"/>
+        </w:rPr>
+      </w:r>
+      <w:r>
+        <w:rPr>
+          <w:rFonts w:hint="default" w:eastAsia="SimSun" w:cs="Times New Roman"/>
+          <w:b/>
+          <w:bCs/>
+          <w:sz w:val="36"/>
+          <w:szCs w:val="36"/>
+          <w:highlight w:val="none"/>
+          <w:lang w:val="en-US" w:bidi="en-US"/>
+        </w:rPr>
+      </w:r>
+    </w:p>
+    <w:p>
+      <w:pPr>
+        <w:keepNext w:val="false"/>
+        <w:keepLines w:val="false"/>
+        <w:widowControl w:val="true"/>
+        <w:numPr>
+          <w:ilvl w:val="0"/>
+          <w:numId w:val="0"/>
+        </w:numPr>
+        <w:suppressLineNumbers w:val="false"/>
+        <w:pBdr/>
+        <w:spacing w:after="0" w:afterAutospacing="1" w:before="0" w:beforeAutospacing="1"/>
+        <w:ind w:left="360"/>
+        <w:rPr>
+          <w:rFonts w:hint="default" w:eastAsia="SimSun" w:cs="Times New Roman"/>
+          <w:b w:val="0"/>
+          <w:bCs w:val="0"/>
+          <w:sz w:val="24"/>
+          <w:szCs w:val="24"/>
+          <w:highlight w:val="none"/>
+          <w:lang w:val="en-US" w:bidi="en-US"/>
+        </w:rPr>
+      </w:pPr>
+      <w:r>
+        <w:rPr>
+          <w:rFonts w:hint="default" w:eastAsia="SimSun" w:cs="Times New Roman"/>
+          <w:b w:val="0"/>
+          <w:bCs w:val="0"/>
+          <w:sz w:val="24"/>
+          <w:szCs w:val="24"/>
+          <w:highlight w:val="none"/>
+          <w:lang w:val="en-US" w:bidi="en-US"/>
+        </w:rPr>
+      </w:r>
+      <w:r>
+        <w:rPr>
+          <w:rFonts w:hint="default" w:eastAsia="SimSun" w:cs="Times New Roman"/>
+          <w:b w:val="0"/>
+          <w:bCs w:val="0"/>
+          <w:sz w:val="24"/>
+          <w:szCs w:val="24"/>
+          <w:highlight w:val="none"/>
+          <w:lang w:val="en-US" w:bidi="en-US"/>
+        </w:rPr>
+      </w:r>
+      <w:r>
+        <mc:AlternateContent>
+          <mc:Choice Requires="wpg">
+            <w:drawing>
+              <wp:inline xmlns:wp="http://schemas.openxmlformats.org/drawingml/2006/wordprocessingDrawing" distT="0" distB="0" distL="0" distR="0">
+                <wp:extent cx="5943600" cy="2662107"/>
+                <wp:effectExtent l="0" t="0" r="0" b="0"/>
+                <wp:docPr id="6" name=""/>
+                <wp:cNvGraphicFramePr>
+                  <a:graphicFrameLocks xmlns:a="http://schemas.openxmlformats.org/drawingml/2006/main" noChangeAspect="1"/>
+                </wp:cNvGraphicFramePr>
+                <a:graphic xmlns:a="http://schemas.openxmlformats.org/drawingml/2006/main">
+                  <a:graphicData uri="http://schemas.openxmlformats.org/drawingml/2006/picture">
+                    <pic:pic xmlns:pic="http://schemas.openxmlformats.org/drawingml/2006/picture">
+                      <pic:nvPicPr>
+                        <pic:cNvPr id="183591257" name=""/>
+                        <pic:cNvPicPr>
+                          <a:picLocks noChangeAspect="1"/>
+                        </pic:cNvPicPr>
+                        <pic:nvPr/>
+                      </pic:nvPicPr>
+                      <pic:blipFill rotWithShape="1">
+                        <a:blip r:embed="rId14"/>
+                        <a:stretch/>
+                      </pic:blipFill>
+                      <pic:spPr bwMode="auto">
+                        <a:xfrm>
+                          <a:off x="0" y="0"/>
+                          <a:ext cx="5943599" cy="2662107"/>
+                        </a:xfrm>
+                        <a:prstGeom prst="rect">
+                          <a:avLst/>
+                        </a:prstGeom>
+                      </pic:spPr>
+                    </pic:pic>
+                  </a:graphicData>
+                </a:graphic>
+              </wp:inline>
+            </w:drawing>
+          </mc:Choice>
+          <mc:Fallback>
+            <w:pict>
+              <v:shapetype id="_x0000_t75" coordsize="21600,21600" o:spt="75" o:preferrelative="t" path="m@4@5l@4@11@9@11@9@5xe" filled="f" stroked="f">
+                <v:stroke joinstyle="miter"/>
+                <v:formulas>
+                  <v:f eqn="if lineDrawn pixelLineWidth 0"/>
+                  <v:f eqn="sum @0 1 0"/>
+                  <v:f eqn="sum 0 0 @1"/>
+                  <v:f eqn="prod @2 1 2"/>
+                  <v:f eqn="prod @3 21600 pixelWidth"/>
+                  <v:f eqn="prod @3 21600 pixelHeight"/>
+                  <v:f eqn="sum @0 0 1"/>
+                  <v:f eqn="prod @6 1 2"/>
+                  <v:f eqn="prod @7 21600 pixelWidth"/>
+                  <v:f eqn="sum @8 21600 0"/>
+                  <v:f eqn="prod @7 21600 pixelHeight"/>
+                  <v:f eqn="sum @10 21600 0"/>
+                </v:formulas>
+                <v:path o:extrusionok="f" gradientshapeok="t" o:connecttype="rect"/>
+                <o:lock v:ext="edit" aspectratio="t"/>
+              </v:shapetype>
+              <v:shape id="_x0000_i5" o:spid="_x0000_s5" type="#_x0000_t75" style="width:468.00pt;height:209.61pt;mso-wrap-distance-left:0.00pt;mso-wrap-distance-top:0.00pt;mso-wrap-distance-right:0.00pt;mso-wrap-distance-bottom:0.00pt;z-index:1;" stroked="false">
+                <v:imagedata r:id="rId14" o:title=""/>
+                <o:lock v:ext="edit" rotation="t"/>
+              </v:shape>
+            </w:pict>
+          </mc:Fallback>
+        </mc:AlternateContent>
+      </w:r>
+      <w:r>
+        <w:rPr>
+          <w:rFonts w:hint="default" w:eastAsia="SimSun" w:cs="Times New Roman"/>
+          <w:b w:val="0"/>
+          <w:bCs w:val="0"/>
+          <w:sz w:val="24"/>
+          <w:szCs w:val="24"/>
+          <w:highlight w:val="none"/>
+          <w:lang w:val="en-US" w:bidi="en-US"/>
+        </w:rPr>
+      </w:r>
+      <w:r>
+        <w:rPr>
+          <w:rFonts w:hint="default" w:eastAsia="SimSun" w:cs="Times New Roman"/>
+          <w:b w:val="0"/>
+          <w:bCs w:val="0"/>
+          <w:sz w:val="24"/>
+          <w:szCs w:val="24"/>
+          <w:highlight w:val="none"/>
+        </w:rPr>
+      </w:r>
+    </w:p>
+    <w:p>
+      <w:pPr>
+        <w:keepNext w:val="false"/>
+        <w:keepLines w:val="false"/>
+        <w:widowControl w:val="true"/>
+        <w:numPr>
+          <w:ilvl w:val="0"/>
+          <w:numId w:val="0"/>
+        </w:numPr>
+        <w:suppressLineNumbers w:val="false"/>
+        <w:pBdr/>
+        <w:spacing w:after="0" w:afterAutospacing="1" w:before="0" w:beforeAutospacing="1"/>
+        <w:ind w:left="360"/>
+        <w:rPr>
+          <w:rFonts w:hint="default" w:eastAsia="SimSun" w:cs="Times New Roman"/>
+          <w:b w:val="0"/>
+          <w:bCs w:val="0"/>
+          <w:sz w:val="24"/>
+          <w:szCs w:val="24"/>
+          <w:highlight w:val="none"/>
+        </w:rPr>
+      </w:pPr>
+      <w:r>
+        <w:rPr>
+          <w:rFonts w:hint="default" w:eastAsia="SimSun" w:cs="Times New Roman"/>
+          <w:b w:val="0"/>
+          <w:bCs w:val="0"/>
+          <w:sz w:val="24"/>
+          <w:szCs w:val="24"/>
+          <w:highlight w:val="none"/>
+          <w:lang w:val="en-US" w:bidi="en-US"/>
+        </w:rPr>
+      </w:r>
+      <w:r>
+        <mc:AlternateContent>
+          <mc:Choice Requires="wpg">
+            <w:drawing>
+              <wp:inline xmlns:wp="http://schemas.openxmlformats.org/drawingml/2006/wordprocessingDrawing" distT="0" distB="0" distL="0" distR="0">
+                <wp:extent cx="5943600" cy="2662107"/>
+                <wp:effectExtent l="0" t="0" r="0" b="0"/>
+                <wp:docPr id="7" name=""/>
+                <wp:cNvGraphicFramePr>
+                  <a:graphicFrameLocks xmlns:a="http://schemas.openxmlformats.org/drawingml/2006/main" noChangeAspect="1"/>
+                </wp:cNvGraphicFramePr>
+                <a:graphic xmlns:a="http://schemas.openxmlformats.org/drawingml/2006/main">
+                  <a:graphicData uri="http://schemas.openxmlformats.org/drawingml/2006/picture">
+                    <pic:pic xmlns:pic="http://schemas.openxmlformats.org/drawingml/2006/picture">
+                      <pic:nvPicPr>
+                        <pic:cNvPr id="1939502977" name=""/>
+                        <pic:cNvPicPr>
+                          <a:picLocks noChangeAspect="1"/>
+                        </pic:cNvPicPr>
+                        <pic:nvPr/>
+                      </pic:nvPicPr>
+                      <pic:blipFill rotWithShape="1">
+                        <a:blip r:embed="rId15"/>
+                        <a:stretch/>
+                      </pic:blipFill>
+                      <pic:spPr bwMode="auto">
+                        <a:xfrm>
+                          <a:off x="0" y="0"/>
+                          <a:ext cx="5943599" cy="2662107"/>
+                        </a:xfrm>
+                        <a:prstGeom prst="rect">
+                          <a:avLst/>
+                        </a:prstGeom>
+                      </pic:spPr>
+                    </pic:pic>
+                  </a:graphicData>
+                </a:graphic>
+              </wp:inline>
+            </w:drawing>
+          </mc:Choice>
+          <mc:Fallback>
+            <w:pict>
+              <v:shapetype id="_x0000_t75" coordsize="21600,21600" o:spt="75" o:preferrelative="t" path="m@4@5l@4@11@9@11@9@5xe" filled="f" stroked="f">
+                <v:stroke joinstyle="miter"/>
+                <v:formulas>
+                  <v:f eqn="if lineDrawn pixelLineWidth 0"/>
+                  <v:f eqn="sum @0 1 0"/>
+                  <v:f eqn="sum 0 0 @1"/>
+                  <v:f eqn="prod @2 1 2"/>
+                  <v:f eqn="prod @3 21600 pixelWidth"/>
+                  <v:f eqn="prod @3 21600 pixelHeight"/>
+                  <v:f eqn="sum @0 0 1"/>
+                  <v:f eqn="prod @6 1 2"/>
+                  <v:f eqn="prod @7 21600 pixelWidth"/>
+                  <v:f eqn="sum @8 21600 0"/>
+                  <v:f eqn="prod @7 21600 pixelHeight"/>
+                  <v:f eqn="sum @10 21600 0"/>
+                </v:formulas>
+                <v:path o:extrusionok="f" gradientshapeok="t" o:connecttype="rect"/>
+                <o:lock v:ext="edit" aspectratio="t"/>
+              </v:shapetype>
+              <v:shape id="_x0000_i6" o:spid="_x0000_s6" type="#_x0000_t75" style="width:468.00pt;height:209.61pt;mso-wrap-distance-left:0.00pt;mso-wrap-distance-top:0.00pt;mso-wrap-distance-right:0.00pt;mso-wrap-distance-bottom:0.00pt;z-index:1;" stroked="false">
+                <v:imagedata r:id="rId15" o:title=""/>
+                <o:lock v:ext="edit" rotation="t"/>
+              </v:shape>
+            </w:pict>
+          </mc:Fallback>
+        </mc:AlternateContent>
+      </w:r>
+      <w:r>
+        <w:rPr>
+          <w:rFonts w:hint="default" w:eastAsia="SimSun" w:cs="Times New Roman"/>
+          <w:b w:val="0"/>
+          <w:bCs w:val="0"/>
+          <w:sz w:val="24"/>
+          <w:szCs w:val="24"/>
+          <w:highlight w:val="none"/>
+          <w:lang w:val="en-US" w:bidi="en-US"/>
+        </w:rPr>
+      </w:r>
+      <w:r>
+        <w:rPr>
+          <w:rFonts w:hint="default" w:eastAsia="SimSun" w:cs="Times New Roman"/>
+          <w:b w:val="0"/>
+          <w:bCs w:val="0"/>
+          <w:sz w:val="24"/>
+          <w:szCs w:val="24"/>
+          <w:highlight w:val="none"/>
+          <w:lang w:val="en-US" w:bidi="en-US"/>
+        </w:rPr>
+      </w:r>
       <w:r>
         <w:rPr>
           <w:rFonts w:hint="default" w:eastAsia="SimSun" w:cs="Times New Roman"/>
@@ -8912,7 +11446,6 @@
         <w:ind/>
         <w:rPr/>
       </w:pPr>
-      <w:r/>
       <w:r>
         <w:separator/>
       </w:r>
@@ -8927,7 +11460,6 @@
         <w:ind/>
         <w:rPr/>
       </w:pPr>
-      <w:r/>
       <w:r>
         <w:continuationSeparator/>
       </w:r>
@@ -8947,7 +11479,6 @@
         <w:ind/>
         <w:rPr/>
       </w:pPr>
-      <w:r/>
       <w:r>
         <w:separator/>
       </w:r>
@@ -8962,7 +11493,6 @@
         <w:ind/>
         <w:rPr/>
       </w:pPr>
-      <w:r/>
       <w:r>
         <w:continuationSeparator/>
       </w:r>
@@ -9318,9 +11848,9 @@
     <w:lsdException w:name="Bibliography" w:uiPriority="37"/>
     <w:lsdException w:name="TOC Heading" w:uiPriority="39" w:qFormat="1"/>
   </w:latentStyles>
-  <w:style w:type="table" w:styleId="13">
+  <w:style w:type="table" w:styleId="703">
     <w:name w:val="Table Grid Light"/>
-    <w:basedOn w:val="675"/>
+    <w:basedOn w:val="881"/>
     <w:uiPriority w:val="59"/>
     <w:pPr>
       <w:pBdr/>
@@ -9517,9 +12047,9 @@
       </w:tcPr>
     </w:tblStylePr>
   </w:style>
-  <w:style w:type="table" w:styleId="14">
+  <w:style w:type="table" w:styleId="704">
     <w:name w:val="Plain Table 1"/>
-    <w:basedOn w:val="675"/>
+    <w:basedOn w:val="881"/>
     <w:uiPriority w:val="59"/>
     <w:pPr>
       <w:pBdr/>
@@ -9742,9 +12272,9 @@
       </w:tcPr>
     </w:tblStylePr>
   </w:style>
-  <w:style w:type="table" w:styleId="15">
+  <w:style w:type="table" w:styleId="705">
     <w:name w:val="Plain Table 2"/>
-    <w:basedOn w:val="675"/>
+    <w:basedOn w:val="881"/>
     <w:uiPriority w:val="59"/>
     <w:pPr>
       <w:pBdr/>
@@ -9975,9 +12505,9 @@
       </w:tcPr>
     </w:tblStylePr>
   </w:style>
-  <w:style w:type="table" w:styleId="16">
+  <w:style w:type="table" w:styleId="706">
     <w:name w:val="Plain Table 3"/>
-    <w:basedOn w:val="675"/>
+    <w:basedOn w:val="881"/>
     <w:uiPriority w:val="99"/>
     <w:pPr>
       <w:pBdr/>
@@ -10205,9 +12735,9 @@
       </w:tcPr>
     </w:tblStylePr>
   </w:style>
-  <w:style w:type="table" w:styleId="17">
+  <w:style w:type="table" w:styleId="707">
     <w:name w:val="Plain Table 4"/>
-    <w:basedOn w:val="675"/>
+    <w:basedOn w:val="881"/>
     <w:uiPriority w:val="99"/>
     <w:pPr>
       <w:pBdr/>
@@ -10421,9 +12951,9 @@
       </w:tcPr>
     </w:tblStylePr>
   </w:style>
-  <w:style w:type="table" w:styleId="18">
+  <w:style w:type="table" w:styleId="708">
     <w:name w:val="Plain Table 5"/>
-    <w:basedOn w:val="675"/>
+    <w:basedOn w:val="881"/>
     <w:uiPriority w:val="99"/>
     <w:pPr>
       <w:pBdr/>
@@ -10654,9 +13184,9 @@
       </w:tcPr>
     </w:tblStylePr>
   </w:style>
-  <w:style w:type="table" w:styleId="19">
+  <w:style w:type="table" w:styleId="709">
     <w:name w:val="Grid Table 1 Light"/>
-    <w:basedOn w:val="675"/>
+    <w:basedOn w:val="881"/>
     <w:uiPriority w:val="99"/>
     <w:pPr>
       <w:pBdr/>
@@ -10877,9 +13407,9 @@
       </w:tcPr>
     </w:tblStylePr>
   </w:style>
-  <w:style w:type="table" w:styleId="20">
+  <w:style w:type="table" w:styleId="710">
     <w:name w:val="Grid Table 1 Light - Accent 1"/>
-    <w:basedOn w:val="675"/>
+    <w:basedOn w:val="881"/>
     <w:uiPriority w:val="99"/>
     <w:pPr>
       <w:pBdr/>
@@ -11100,9 +13630,9 @@
       </w:tcPr>
     </w:tblStylePr>
   </w:style>
-  <w:style w:type="table" w:styleId="21">
+  <w:style w:type="table" w:styleId="711">
     <w:name w:val="Grid Table 1 Light - Accent 2"/>
-    <w:basedOn w:val="675"/>
+    <w:basedOn w:val="881"/>
     <w:uiPriority w:val="99"/>
     <w:pPr>
       <w:pBdr/>
@@ -11323,9 +13853,9 @@
       </w:tcPr>
     </w:tblStylePr>
   </w:style>
-  <w:style w:type="table" w:styleId="22">
+  <w:style w:type="table" w:styleId="712">
     <w:name w:val="Grid Table 1 Light - Accent 3"/>
-    <w:basedOn w:val="675"/>
+    <w:basedOn w:val="881"/>
     <w:uiPriority w:val="99"/>
     <w:pPr>
       <w:pBdr/>
@@ -11546,9 +14076,9 @@
       </w:tcPr>
     </w:tblStylePr>
   </w:style>
-  <w:style w:type="table" w:styleId="23">
+  <w:style w:type="table" w:styleId="713">
     <w:name w:val="Grid Table 1 Light - Accent 4"/>
-    <w:basedOn w:val="675"/>
+    <w:basedOn w:val="881"/>
     <w:uiPriority w:val="99"/>
     <w:pPr>
       <w:pBdr/>
@@ -11769,9 +14299,9 @@
       </w:tcPr>
     </w:tblStylePr>
   </w:style>
-  <w:style w:type="table" w:styleId="24">
+  <w:style w:type="table" w:styleId="714">
     <w:name w:val="Grid Table 1 Light - Accent 5"/>
-    <w:basedOn w:val="675"/>
+    <w:basedOn w:val="881"/>
     <w:uiPriority w:val="99"/>
     <w:pPr>
       <w:pBdr/>
@@ -11992,9 +14522,9 @@
       </w:tcPr>
     </w:tblStylePr>
   </w:style>
-  <w:style w:type="table" w:styleId="25">
+  <w:style w:type="table" w:styleId="715">
     <w:name w:val="Grid Table 1 Light - Accent 6"/>
-    <w:basedOn w:val="675"/>
+    <w:basedOn w:val="881"/>
     <w:uiPriority w:val="99"/>
     <w:pPr>
       <w:pBdr/>
@@ -12215,9 +14745,9 @@
       </w:tcPr>
     </w:tblStylePr>
   </w:style>
-  <w:style w:type="table" w:styleId="26">
+  <w:style w:type="table" w:styleId="716">
     <w:name w:val="Grid Table 2"/>
-    <w:basedOn w:val="675"/>
+    <w:basedOn w:val="881"/>
     <w:uiPriority w:val="99"/>
     <w:pPr>
       <w:pBdr/>
@@ -12447,9 +14977,9 @@
       </w:tcPr>
     </w:tblStylePr>
   </w:style>
-  <w:style w:type="table" w:styleId="27">
+  <w:style w:type="table" w:styleId="717">
     <w:name w:val="Grid Table 2 - Accent 1"/>
-    <w:basedOn w:val="675"/>
+    <w:basedOn w:val="881"/>
     <w:uiPriority w:val="99"/>
     <w:pPr>
       <w:pBdr/>
@@ -12679,9 +15209,9 @@
       </w:tcPr>
     </w:tblStylePr>
   </w:style>
-  <w:style w:type="table" w:styleId="28">
+  <w:style w:type="table" w:styleId="718">
     <w:name w:val="Grid Table 2 - Accent 2"/>
-    <w:basedOn w:val="675"/>
+    <w:basedOn w:val="881"/>
     <w:uiPriority w:val="99"/>
     <w:pPr>
       <w:pBdr/>
@@ -12911,9 +15441,9 @@
       </w:tcPr>
     </w:tblStylePr>
   </w:style>
-  <w:style w:type="table" w:styleId="29">
+  <w:style w:type="table" w:styleId="719">
     <w:name w:val="Grid Table 2 - Accent 3"/>
-    <w:basedOn w:val="675"/>
+    <w:basedOn w:val="881"/>
     <w:uiPriority w:val="99"/>
     <w:pPr>
       <w:pBdr/>
@@ -13143,9 +15673,9 @@
       </w:tcPr>
     </w:tblStylePr>
   </w:style>
-  <w:style w:type="table" w:styleId="30">
+  <w:style w:type="table" w:styleId="720">
     <w:name w:val="Grid Table 2 - Accent 4"/>
-    <w:basedOn w:val="675"/>
+    <w:basedOn w:val="881"/>
     <w:uiPriority w:val="99"/>
     <w:pPr>
       <w:pBdr/>
@@ -13375,9 +15905,9 @@
       </w:tcPr>
     </w:tblStylePr>
   </w:style>
-  <w:style w:type="table" w:styleId="31">
+  <w:style w:type="table" w:styleId="721">
     <w:name w:val="Grid Table 2 - Accent 5"/>
-    <w:basedOn w:val="675"/>
+    <w:basedOn w:val="881"/>
     <w:uiPriority w:val="99"/>
     <w:pPr>
       <w:pBdr/>
@@ -13607,9 +16137,9 @@
       </w:tcPr>
     </w:tblStylePr>
   </w:style>
-  <w:style w:type="table" w:styleId="32">
+  <w:style w:type="table" w:styleId="722">
     <w:name w:val="Grid Table 2 - Accent 6"/>
-    <w:basedOn w:val="675"/>
+    <w:basedOn w:val="881"/>
     <w:uiPriority w:val="99"/>
     <w:pPr>
       <w:pBdr/>
@@ -13839,9 +16369,9 @@
       </w:tcPr>
     </w:tblStylePr>
   </w:style>
-  <w:style w:type="table" w:styleId="33">
+  <w:style w:type="table" w:styleId="723">
     <w:name w:val="Grid Table 3"/>
-    <w:basedOn w:val="675"/>
+    <w:basedOn w:val="881"/>
     <w:uiPriority w:val="99"/>
     <w:pPr>
       <w:pBdr/>
@@ -13940,29 +16470,6 @@
         <w:tblBorders/>
       </w:tblPr>
       <w:tcPr>
-        <w:shd w:color="ffffff"/>
-        <w:tcBorders>
-          <w:top w:val="none" w:color="000000" w:sz="4" w:space="0"/>
-          <w:left w:val="none" w:color="000000" w:sz="4" w:space="0"/>
-          <w:bottom w:val="none" w:color="000000" w:sz="4" w:space="0"/>
-          <w:right w:val="none" w:color="000000" w:sz="4" w:space="0"/>
-        </w:tcBorders>
-      </w:tcPr>
-    </w:tblStylePr>
-    <w:tblStylePr w:type="firstRow">
-      <w:rPr>
-        <w:b/>
-        <w:color w:val="404040"/>
-      </w:rPr>
-      <w:pPr>
-        <w:pBdr/>
-        <w:spacing/>
-        <w:ind/>
-      </w:pPr>
-      <w:tblPr>
-        <w:tblBorders/>
-      </w:tblPr>
-      <w:tcPr>
         <w:shd w:val="clear" w:color="ffffff"/>
         <w:tcBorders>
           <w:top w:val="none" w:color="000000" w:sz="4" w:space="0"/>
@@ -13972,30 +16479,7 @@
         </w:tcBorders>
       </w:tcPr>
     </w:tblStylePr>
-    <w:tblStylePr w:type="lastCol">
-      <w:rPr>
-        <w:i/>
-        <w:color w:val="404040"/>
-      </w:rPr>
-      <w:pPr>
-        <w:pBdr/>
-        <w:spacing/>
-        <w:ind/>
-      </w:pPr>
-      <w:tblPr>
-        <w:tblBorders/>
-      </w:tblPr>
-      <w:tcPr>
-        <w:shd w:color="ffffff"/>
-        <w:tcBorders>
-          <w:top w:val="none" w:color="000000" w:sz="4" w:space="0"/>
-          <w:left w:val="none" w:color="000000" w:sz="4" w:space="0"/>
-          <w:bottom w:val="none" w:color="000000" w:sz="4" w:space="0"/>
-          <w:right w:val="none" w:color="000000" w:sz="4" w:space="0"/>
-        </w:tcBorders>
-      </w:tcPr>
-    </w:tblStylePr>
-    <w:tblStylePr w:type="lastRow">
+    <w:tblStylePr w:type="firstRow">
       <w:rPr>
         <w:b/>
         <w:color w:val="404040"/>
@@ -14018,6 +16502,52 @@
         </w:tcBorders>
       </w:tcPr>
     </w:tblStylePr>
+    <w:tblStylePr w:type="lastCol">
+      <w:rPr>
+        <w:i/>
+        <w:color w:val="404040"/>
+      </w:rPr>
+      <w:pPr>
+        <w:pBdr/>
+        <w:spacing/>
+        <w:ind/>
+      </w:pPr>
+      <w:tblPr>
+        <w:tblBorders/>
+      </w:tblPr>
+      <w:tcPr>
+        <w:shd w:val="clear" w:color="ffffff"/>
+        <w:tcBorders>
+          <w:top w:val="none" w:color="000000" w:sz="4" w:space="0"/>
+          <w:left w:val="none" w:color="000000" w:sz="4" w:space="0"/>
+          <w:bottom w:val="none" w:color="000000" w:sz="4" w:space="0"/>
+          <w:right w:val="none" w:color="000000" w:sz="4" w:space="0"/>
+        </w:tcBorders>
+      </w:tcPr>
+    </w:tblStylePr>
+    <w:tblStylePr w:type="lastRow">
+      <w:rPr>
+        <w:b/>
+        <w:color w:val="404040"/>
+      </w:rPr>
+      <w:pPr>
+        <w:pBdr/>
+        <w:spacing/>
+        <w:ind/>
+      </w:pPr>
+      <w:tblPr>
+        <w:tblBorders/>
+      </w:tblPr>
+      <w:tcPr>
+        <w:shd w:val="clear" w:color="ffffff"/>
+        <w:tcBorders>
+          <w:top w:val="none" w:color="000000" w:sz="4" w:space="0"/>
+          <w:left w:val="none" w:color="000000" w:sz="4" w:space="0"/>
+          <w:bottom w:val="none" w:color="000000" w:sz="4" w:space="0"/>
+          <w:right w:val="none" w:color="000000" w:sz="4" w:space="0"/>
+        </w:tcBorders>
+      </w:tcPr>
+    </w:tblStylePr>
     <w:tblStylePr w:type="nwCell">
       <w:pPr>
         <w:pBdr/>
@@ -14084,9 +16614,9 @@
       </w:tcPr>
     </w:tblStylePr>
   </w:style>
-  <w:style w:type="table" w:styleId="34">
+  <w:style w:type="table" w:styleId="724">
     <w:name w:val="Grid Table 3 - Accent 1"/>
-    <w:basedOn w:val="675"/>
+    <w:basedOn w:val="881"/>
     <w:uiPriority w:val="99"/>
     <w:pPr>
       <w:pBdr/>
@@ -14185,29 +16715,6 @@
         <w:tblBorders/>
       </w:tblPr>
       <w:tcPr>
-        <w:shd w:color="ffffff"/>
-        <w:tcBorders>
-          <w:top w:val="none" w:color="000000" w:sz="4" w:space="0"/>
-          <w:left w:val="none" w:color="000000" w:sz="4" w:space="0"/>
-          <w:bottom w:val="none" w:color="000000" w:sz="4" w:space="0"/>
-          <w:right w:val="none" w:color="000000" w:sz="4" w:space="0"/>
-        </w:tcBorders>
-      </w:tcPr>
-    </w:tblStylePr>
-    <w:tblStylePr w:type="firstRow">
-      <w:rPr>
-        <w:b/>
-        <w:color w:val="404040"/>
-      </w:rPr>
-      <w:pPr>
-        <w:pBdr/>
-        <w:spacing/>
-        <w:ind/>
-      </w:pPr>
-      <w:tblPr>
-        <w:tblBorders/>
-      </w:tblPr>
-      <w:tcPr>
         <w:shd w:val="clear" w:color="ffffff"/>
         <w:tcBorders>
           <w:top w:val="none" w:color="000000" w:sz="4" w:space="0"/>
@@ -14217,30 +16724,7 @@
         </w:tcBorders>
       </w:tcPr>
     </w:tblStylePr>
-    <w:tblStylePr w:type="lastCol">
-      <w:rPr>
-        <w:i/>
-        <w:color w:val="404040"/>
-      </w:rPr>
-      <w:pPr>
-        <w:pBdr/>
-        <w:spacing/>
-        <w:ind/>
-      </w:pPr>
-      <w:tblPr>
-        <w:tblBorders/>
-      </w:tblPr>
-      <w:tcPr>
-        <w:shd w:color="ffffff"/>
-        <w:tcBorders>
-          <w:top w:val="none" w:color="000000" w:sz="4" w:space="0"/>
-          <w:left w:val="none" w:color="000000" w:sz="4" w:space="0"/>
-          <w:bottom w:val="none" w:color="000000" w:sz="4" w:space="0"/>
-          <w:right w:val="none" w:color="000000" w:sz="4" w:space="0"/>
-        </w:tcBorders>
-      </w:tcPr>
-    </w:tblStylePr>
-    <w:tblStylePr w:type="lastRow">
+    <w:tblStylePr w:type="firstRow">
       <w:rPr>
         <w:b/>
         <w:color w:val="404040"/>
@@ -14263,6 +16747,52 @@
         </w:tcBorders>
       </w:tcPr>
     </w:tblStylePr>
+    <w:tblStylePr w:type="lastCol">
+      <w:rPr>
+        <w:i/>
+        <w:color w:val="404040"/>
+      </w:rPr>
+      <w:pPr>
+        <w:pBdr/>
+        <w:spacing/>
+        <w:ind/>
+      </w:pPr>
+      <w:tblPr>
+        <w:tblBorders/>
+      </w:tblPr>
+      <w:tcPr>
+        <w:shd w:val="clear" w:color="ffffff"/>
+        <w:tcBorders>
+          <w:top w:val="none" w:color="000000" w:sz="4" w:space="0"/>
+          <w:left w:val="none" w:color="000000" w:sz="4" w:space="0"/>
+          <w:bottom w:val="none" w:color="000000" w:sz="4" w:space="0"/>
+          <w:right w:val="none" w:color="000000" w:sz="4" w:space="0"/>
+        </w:tcBorders>
+      </w:tcPr>
+    </w:tblStylePr>
+    <w:tblStylePr w:type="lastRow">
+      <w:rPr>
+        <w:b/>
+        <w:color w:val="404040"/>
+      </w:rPr>
+      <w:pPr>
+        <w:pBdr/>
+        <w:spacing/>
+        <w:ind/>
+      </w:pPr>
+      <w:tblPr>
+        <w:tblBorders/>
+      </w:tblPr>
+      <w:tcPr>
+        <w:shd w:val="clear" w:color="ffffff"/>
+        <w:tcBorders>
+          <w:top w:val="none" w:color="000000" w:sz="4" w:space="0"/>
+          <w:left w:val="none" w:color="000000" w:sz="4" w:space="0"/>
+          <w:bottom w:val="none" w:color="000000" w:sz="4" w:space="0"/>
+          <w:right w:val="none" w:color="000000" w:sz="4" w:space="0"/>
+        </w:tcBorders>
+      </w:tcPr>
+    </w:tblStylePr>
     <w:tblStylePr w:type="nwCell">
       <w:pPr>
         <w:pBdr/>
@@ -14329,9 +16859,9 @@
       </w:tcPr>
     </w:tblStylePr>
   </w:style>
-  <w:style w:type="table" w:styleId="35">
+  <w:style w:type="table" w:styleId="725">
     <w:name w:val="Grid Table 3 - Accent 2"/>
-    <w:basedOn w:val="675"/>
+    <w:basedOn w:val="881"/>
     <w:uiPriority w:val="99"/>
     <w:pPr>
       <w:pBdr/>
@@ -14430,29 +16960,6 @@
         <w:tblBorders/>
       </w:tblPr>
       <w:tcPr>
-        <w:shd w:color="ffffff"/>
-        <w:tcBorders>
-          <w:top w:val="none" w:color="000000" w:sz="4" w:space="0"/>
-          <w:left w:val="none" w:color="000000" w:sz="4" w:space="0"/>
-          <w:bottom w:val="none" w:color="000000" w:sz="4" w:space="0"/>
-          <w:right w:val="none" w:color="000000" w:sz="4" w:space="0"/>
-        </w:tcBorders>
-      </w:tcPr>
-    </w:tblStylePr>
-    <w:tblStylePr w:type="firstRow">
-      <w:rPr>
-        <w:b/>
-        <w:color w:val="404040"/>
-      </w:rPr>
-      <w:pPr>
-        <w:pBdr/>
-        <w:spacing/>
-        <w:ind/>
-      </w:pPr>
-      <w:tblPr>
-        <w:tblBorders/>
-      </w:tblPr>
-      <w:tcPr>
         <w:shd w:val="clear" w:color="ffffff"/>
         <w:tcBorders>
           <w:top w:val="none" w:color="000000" w:sz="4" w:space="0"/>
@@ -14462,30 +16969,7 @@
         </w:tcBorders>
       </w:tcPr>
     </w:tblStylePr>
-    <w:tblStylePr w:type="lastCol">
-      <w:rPr>
-        <w:i/>
-        <w:color w:val="404040"/>
-      </w:rPr>
-      <w:pPr>
-        <w:pBdr/>
-        <w:spacing/>
-        <w:ind/>
-      </w:pPr>
-      <w:tblPr>
-        <w:tblBorders/>
-      </w:tblPr>
-      <w:tcPr>
-        <w:shd w:color="ffffff"/>
-        <w:tcBorders>
-          <w:top w:val="none" w:color="000000" w:sz="4" w:space="0"/>
-          <w:left w:val="none" w:color="000000" w:sz="4" w:space="0"/>
-          <w:bottom w:val="none" w:color="000000" w:sz="4" w:space="0"/>
-          <w:right w:val="none" w:color="000000" w:sz="4" w:space="0"/>
-        </w:tcBorders>
-      </w:tcPr>
-    </w:tblStylePr>
-    <w:tblStylePr w:type="lastRow">
+    <w:tblStylePr w:type="firstRow">
       <w:rPr>
         <w:b/>
         <w:color w:val="404040"/>
@@ -14508,6 +16992,52 @@
         </w:tcBorders>
       </w:tcPr>
     </w:tblStylePr>
+    <w:tblStylePr w:type="lastCol">
+      <w:rPr>
+        <w:i/>
+        <w:color w:val="404040"/>
+      </w:rPr>
+      <w:pPr>
+        <w:pBdr/>
+        <w:spacing/>
+        <w:ind/>
+      </w:pPr>
+      <w:tblPr>
+        <w:tblBorders/>
+      </w:tblPr>
+      <w:tcPr>
+        <w:shd w:val="clear" w:color="ffffff"/>
+        <w:tcBorders>
+          <w:top w:val="none" w:color="000000" w:sz="4" w:space="0"/>
+          <w:left w:val="none" w:color="000000" w:sz="4" w:space="0"/>
+          <w:bottom w:val="none" w:color="000000" w:sz="4" w:space="0"/>
+          <w:right w:val="none" w:color="000000" w:sz="4" w:space="0"/>
+        </w:tcBorders>
+      </w:tcPr>
+    </w:tblStylePr>
+    <w:tblStylePr w:type="lastRow">
+      <w:rPr>
+        <w:b/>
+        <w:color w:val="404040"/>
+      </w:rPr>
+      <w:pPr>
+        <w:pBdr/>
+        <w:spacing/>
+        <w:ind/>
+      </w:pPr>
+      <w:tblPr>
+        <w:tblBorders/>
+      </w:tblPr>
+      <w:tcPr>
+        <w:shd w:val="clear" w:color="ffffff"/>
+        <w:tcBorders>
+          <w:top w:val="none" w:color="000000" w:sz="4" w:space="0"/>
+          <w:left w:val="none" w:color="000000" w:sz="4" w:space="0"/>
+          <w:bottom w:val="none" w:color="000000" w:sz="4" w:space="0"/>
+          <w:right w:val="none" w:color="000000" w:sz="4" w:space="0"/>
+        </w:tcBorders>
+      </w:tcPr>
+    </w:tblStylePr>
     <w:tblStylePr w:type="nwCell">
       <w:pPr>
         <w:pBdr/>
@@ -14574,9 +17104,9 @@
       </w:tcPr>
     </w:tblStylePr>
   </w:style>
-  <w:style w:type="table" w:styleId="36">
+  <w:style w:type="table" w:styleId="726">
     <w:name w:val="Grid Table 3 - Accent 3"/>
-    <w:basedOn w:val="675"/>
+    <w:basedOn w:val="881"/>
     <w:uiPriority w:val="99"/>
     <w:pPr>
       <w:pBdr/>
@@ -14675,29 +17205,6 @@
         <w:tblBorders/>
       </w:tblPr>
       <w:tcPr>
-        <w:shd w:color="ffffff"/>
-        <w:tcBorders>
-          <w:top w:val="none" w:color="000000" w:sz="4" w:space="0"/>
-          <w:left w:val="none" w:color="000000" w:sz="4" w:space="0"/>
-          <w:bottom w:val="none" w:color="000000" w:sz="4" w:space="0"/>
-          <w:right w:val="none" w:color="000000" w:sz="4" w:space="0"/>
-        </w:tcBorders>
-      </w:tcPr>
-    </w:tblStylePr>
-    <w:tblStylePr w:type="firstRow">
-      <w:rPr>
-        <w:b/>
-        <w:color w:val="404040"/>
-      </w:rPr>
-      <w:pPr>
-        <w:pBdr/>
-        <w:spacing/>
-        <w:ind/>
-      </w:pPr>
-      <w:tblPr>
-        <w:tblBorders/>
-      </w:tblPr>
-      <w:tcPr>
         <w:shd w:val="clear" w:color="ffffff"/>
         <w:tcBorders>
           <w:top w:val="none" w:color="000000" w:sz="4" w:space="0"/>
@@ -14707,30 +17214,7 @@
         </w:tcBorders>
       </w:tcPr>
     </w:tblStylePr>
-    <w:tblStylePr w:type="lastCol">
-      <w:rPr>
-        <w:i/>
-        <w:color w:val="404040"/>
-      </w:rPr>
-      <w:pPr>
-        <w:pBdr/>
-        <w:spacing/>
-        <w:ind/>
-      </w:pPr>
-      <w:tblPr>
-        <w:tblBorders/>
-      </w:tblPr>
-      <w:tcPr>
-        <w:shd w:color="ffffff"/>
-        <w:tcBorders>
-          <w:top w:val="none" w:color="000000" w:sz="4" w:space="0"/>
-          <w:left w:val="none" w:color="000000" w:sz="4" w:space="0"/>
-          <w:bottom w:val="none" w:color="000000" w:sz="4" w:space="0"/>
-          <w:right w:val="none" w:color="000000" w:sz="4" w:space="0"/>
-        </w:tcBorders>
-      </w:tcPr>
-    </w:tblStylePr>
-    <w:tblStylePr w:type="lastRow">
+    <w:tblStylePr w:type="firstRow">
       <w:rPr>
         <w:b/>
         <w:color w:val="404040"/>
@@ -14753,6 +17237,52 @@
         </w:tcBorders>
       </w:tcPr>
     </w:tblStylePr>
+    <w:tblStylePr w:type="lastCol">
+      <w:rPr>
+        <w:i/>
+        <w:color w:val="404040"/>
+      </w:rPr>
+      <w:pPr>
+        <w:pBdr/>
+        <w:spacing/>
+        <w:ind/>
+      </w:pPr>
+      <w:tblPr>
+        <w:tblBorders/>
+      </w:tblPr>
+      <w:tcPr>
+        <w:shd w:val="clear" w:color="ffffff"/>
+        <w:tcBorders>
+          <w:top w:val="none" w:color="000000" w:sz="4" w:space="0"/>
+          <w:left w:val="none" w:color="000000" w:sz="4" w:space="0"/>
+          <w:bottom w:val="none" w:color="000000" w:sz="4" w:space="0"/>
+          <w:right w:val="none" w:color="000000" w:sz="4" w:space="0"/>
+        </w:tcBorders>
+      </w:tcPr>
+    </w:tblStylePr>
+    <w:tblStylePr w:type="lastRow">
+      <w:rPr>
+        <w:b/>
+        <w:color w:val="404040"/>
+      </w:rPr>
+      <w:pPr>
+        <w:pBdr/>
+        <w:spacing/>
+        <w:ind/>
+      </w:pPr>
+      <w:tblPr>
+        <w:tblBorders/>
+      </w:tblPr>
+      <w:tcPr>
+        <w:shd w:val="clear" w:color="ffffff"/>
+        <w:tcBorders>
+          <w:top w:val="none" w:color="000000" w:sz="4" w:space="0"/>
+          <w:left w:val="none" w:color="000000" w:sz="4" w:space="0"/>
+          <w:bottom w:val="none" w:color="000000" w:sz="4" w:space="0"/>
+          <w:right w:val="none" w:color="000000" w:sz="4" w:space="0"/>
+        </w:tcBorders>
+      </w:tcPr>
+    </w:tblStylePr>
     <w:tblStylePr w:type="nwCell">
       <w:pPr>
         <w:pBdr/>
@@ -14819,9 +17349,9 @@
       </w:tcPr>
     </w:tblStylePr>
   </w:style>
-  <w:style w:type="table" w:styleId="37">
+  <w:style w:type="table" w:styleId="727">
     <w:name w:val="Grid Table 3 - Accent 4"/>
-    <w:basedOn w:val="675"/>
+    <w:basedOn w:val="881"/>
     <w:uiPriority w:val="99"/>
     <w:pPr>
       <w:pBdr/>
@@ -14920,29 +17450,6 @@
         <w:tblBorders/>
       </w:tblPr>
       <w:tcPr>
-        <w:shd w:color="ffffff"/>
-        <w:tcBorders>
-          <w:top w:val="none" w:color="000000" w:sz="4" w:space="0"/>
-          <w:left w:val="none" w:color="000000" w:sz="4" w:space="0"/>
-          <w:bottom w:val="none" w:color="000000" w:sz="4" w:space="0"/>
-          <w:right w:val="none" w:color="000000" w:sz="4" w:space="0"/>
-        </w:tcBorders>
-      </w:tcPr>
-    </w:tblStylePr>
-    <w:tblStylePr w:type="firstRow">
-      <w:rPr>
-        <w:b/>
-        <w:color w:val="404040"/>
-      </w:rPr>
-      <w:pPr>
-        <w:pBdr/>
-        <w:spacing/>
-        <w:ind/>
-      </w:pPr>
-      <w:tblPr>
-        <w:tblBorders/>
-      </w:tblPr>
-      <w:tcPr>
         <w:shd w:val="clear" w:color="ffffff"/>
         <w:tcBorders>
           <w:top w:val="none" w:color="000000" w:sz="4" w:space="0"/>
@@ -14952,30 +17459,7 @@
         </w:tcBorders>
       </w:tcPr>
     </w:tblStylePr>
-    <w:tblStylePr w:type="lastCol">
-      <w:rPr>
-        <w:i/>
-        <w:color w:val="404040"/>
-      </w:rPr>
-      <w:pPr>
-        <w:pBdr/>
-        <w:spacing/>
-        <w:ind/>
-      </w:pPr>
-      <w:tblPr>
-        <w:tblBorders/>
-      </w:tblPr>
-      <w:tcPr>
-        <w:shd w:color="ffffff"/>
-        <w:tcBorders>
-          <w:top w:val="none" w:color="000000" w:sz="4" w:space="0"/>
-          <w:left w:val="none" w:color="000000" w:sz="4" w:space="0"/>
-          <w:bottom w:val="none" w:color="000000" w:sz="4" w:space="0"/>
-          <w:right w:val="none" w:color="000000" w:sz="4" w:space="0"/>
-        </w:tcBorders>
-      </w:tcPr>
-    </w:tblStylePr>
-    <w:tblStylePr w:type="lastRow">
+    <w:tblStylePr w:type="firstRow">
       <w:rPr>
         <w:b/>
         <w:color w:val="404040"/>
@@ -14998,6 +17482,52 @@
         </w:tcBorders>
       </w:tcPr>
     </w:tblStylePr>
+    <w:tblStylePr w:type="lastCol">
+      <w:rPr>
+        <w:i/>
+        <w:color w:val="404040"/>
+      </w:rPr>
+      <w:pPr>
+        <w:pBdr/>
+        <w:spacing/>
+        <w:ind/>
+      </w:pPr>
+      <w:tblPr>
+        <w:tblBorders/>
+      </w:tblPr>
+      <w:tcPr>
+        <w:shd w:val="clear" w:color="ffffff"/>
+        <w:tcBorders>
+          <w:top w:val="none" w:color="000000" w:sz="4" w:space="0"/>
+          <w:left w:val="none" w:color="000000" w:sz="4" w:space="0"/>
+          <w:bottom w:val="none" w:color="000000" w:sz="4" w:space="0"/>
+          <w:right w:val="none" w:color="000000" w:sz="4" w:space="0"/>
+        </w:tcBorders>
+      </w:tcPr>
+    </w:tblStylePr>
+    <w:tblStylePr w:type="lastRow">
+      <w:rPr>
+        <w:b/>
+        <w:color w:val="404040"/>
+      </w:rPr>
+      <w:pPr>
+        <w:pBdr/>
+        <w:spacing/>
+        <w:ind/>
+      </w:pPr>
+      <w:tblPr>
+        <w:tblBorders/>
+      </w:tblPr>
+      <w:tcPr>
+        <w:shd w:val="clear" w:color="ffffff"/>
+        <w:tcBorders>
+          <w:top w:val="none" w:color="000000" w:sz="4" w:space="0"/>
+          <w:left w:val="none" w:color="000000" w:sz="4" w:space="0"/>
+          <w:bottom w:val="none" w:color="000000" w:sz="4" w:space="0"/>
+          <w:right w:val="none" w:color="000000" w:sz="4" w:space="0"/>
+        </w:tcBorders>
+      </w:tcPr>
+    </w:tblStylePr>
     <w:tblStylePr w:type="nwCell">
       <w:pPr>
         <w:pBdr/>
@@ -15064,9 +17594,9 @@
       </w:tcPr>
     </w:tblStylePr>
   </w:style>
-  <w:style w:type="table" w:styleId="38">
+  <w:style w:type="table" w:styleId="728">
     <w:name w:val="Grid Table 3 - Accent 5"/>
-    <w:basedOn w:val="675"/>
+    <w:basedOn w:val="881"/>
     <w:uiPriority w:val="99"/>
     <w:pPr>
       <w:pBdr/>
@@ -15165,29 +17695,6 @@
         <w:tblBorders/>
       </w:tblPr>
       <w:tcPr>
-        <w:shd w:color="ffffff"/>
-        <w:tcBorders>
-          <w:top w:val="none" w:color="000000" w:sz="4" w:space="0"/>
-          <w:left w:val="none" w:color="000000" w:sz="4" w:space="0"/>
-          <w:bottom w:val="none" w:color="000000" w:sz="4" w:space="0"/>
-          <w:right w:val="none" w:color="000000" w:sz="4" w:space="0"/>
-        </w:tcBorders>
-      </w:tcPr>
-    </w:tblStylePr>
-    <w:tblStylePr w:type="firstRow">
-      <w:rPr>
-        <w:b/>
-        <w:color w:val="404040"/>
-      </w:rPr>
-      <w:pPr>
-        <w:pBdr/>
-        <w:spacing/>
-        <w:ind/>
-      </w:pPr>
-      <w:tblPr>
-        <w:tblBorders/>
-      </w:tblPr>
-      <w:tcPr>
         <w:shd w:val="clear" w:color="ffffff"/>
         <w:tcBorders>
           <w:top w:val="none" w:color="000000" w:sz="4" w:space="0"/>
@@ -15197,30 +17704,7 @@
         </w:tcBorders>
       </w:tcPr>
     </w:tblStylePr>
-    <w:tblStylePr w:type="lastCol">
-      <w:rPr>
-        <w:i/>
-        <w:color w:val="404040"/>
-      </w:rPr>
-      <w:pPr>
-        <w:pBdr/>
-        <w:spacing/>
-        <w:ind/>
-      </w:pPr>
-      <w:tblPr>
-        <w:tblBorders/>
-      </w:tblPr>
-      <w:tcPr>
-        <w:shd w:color="ffffff"/>
-        <w:tcBorders>
-          <w:top w:val="none" w:color="000000" w:sz="4" w:space="0"/>
-          <w:left w:val="none" w:color="000000" w:sz="4" w:space="0"/>
-          <w:bottom w:val="none" w:color="000000" w:sz="4" w:space="0"/>
-          <w:right w:val="none" w:color="000000" w:sz="4" w:space="0"/>
-        </w:tcBorders>
-      </w:tcPr>
-    </w:tblStylePr>
-    <w:tblStylePr w:type="lastRow">
+    <w:tblStylePr w:type="firstRow">
       <w:rPr>
         <w:b/>
         <w:color w:val="404040"/>
@@ -15243,6 +17727,52 @@
         </w:tcBorders>
       </w:tcPr>
     </w:tblStylePr>
+    <w:tblStylePr w:type="lastCol">
+      <w:rPr>
+        <w:i/>
+        <w:color w:val="404040"/>
+      </w:rPr>
+      <w:pPr>
+        <w:pBdr/>
+        <w:spacing/>
+        <w:ind/>
+      </w:pPr>
+      <w:tblPr>
+        <w:tblBorders/>
+      </w:tblPr>
+      <w:tcPr>
+        <w:shd w:val="clear" w:color="ffffff"/>
+        <w:tcBorders>
+          <w:top w:val="none" w:color="000000" w:sz="4" w:space="0"/>
+          <w:left w:val="none" w:color="000000" w:sz="4" w:space="0"/>
+          <w:bottom w:val="none" w:color="000000" w:sz="4" w:space="0"/>
+          <w:right w:val="none" w:color="000000" w:sz="4" w:space="0"/>
+        </w:tcBorders>
+      </w:tcPr>
+    </w:tblStylePr>
+    <w:tblStylePr w:type="lastRow">
+      <w:rPr>
+        <w:b/>
+        <w:color w:val="404040"/>
+      </w:rPr>
+      <w:pPr>
+        <w:pBdr/>
+        <w:spacing/>
+        <w:ind/>
+      </w:pPr>
+      <w:tblPr>
+        <w:tblBorders/>
+      </w:tblPr>
+      <w:tcPr>
+        <w:shd w:val="clear" w:color="ffffff"/>
+        <w:tcBorders>
+          <w:top w:val="none" w:color="000000" w:sz="4" w:space="0"/>
+          <w:left w:val="none" w:color="000000" w:sz="4" w:space="0"/>
+          <w:bottom w:val="none" w:color="000000" w:sz="4" w:space="0"/>
+          <w:right w:val="none" w:color="000000" w:sz="4" w:space="0"/>
+        </w:tcBorders>
+      </w:tcPr>
+    </w:tblStylePr>
     <w:tblStylePr w:type="nwCell">
       <w:pPr>
         <w:pBdr/>
@@ -15309,9 +17839,9 @@
       </w:tcPr>
     </w:tblStylePr>
   </w:style>
-  <w:style w:type="table" w:styleId="39">
+  <w:style w:type="table" w:styleId="729">
     <w:name w:val="Grid Table 3 - Accent 6"/>
-    <w:basedOn w:val="675"/>
+    <w:basedOn w:val="881"/>
     <w:uiPriority w:val="99"/>
     <w:pPr>
       <w:pBdr/>
@@ -15410,29 +17940,6 @@
         <w:tblBorders/>
       </w:tblPr>
       <w:tcPr>
-        <w:shd w:color="ffffff"/>
-        <w:tcBorders>
-          <w:top w:val="none" w:color="000000" w:sz="4" w:space="0"/>
-          <w:left w:val="none" w:color="000000" w:sz="4" w:space="0"/>
-          <w:bottom w:val="none" w:color="000000" w:sz="4" w:space="0"/>
-          <w:right w:val="none" w:color="000000" w:sz="4" w:space="0"/>
-        </w:tcBorders>
-      </w:tcPr>
-    </w:tblStylePr>
-    <w:tblStylePr w:type="firstRow">
-      <w:rPr>
-        <w:b/>
-        <w:color w:val="404040"/>
-      </w:rPr>
-      <w:pPr>
-        <w:pBdr/>
-        <w:spacing/>
-        <w:ind/>
-      </w:pPr>
-      <w:tblPr>
-        <w:tblBorders/>
-      </w:tblPr>
-      <w:tcPr>
         <w:shd w:val="clear" w:color="ffffff"/>
         <w:tcBorders>
           <w:top w:val="none" w:color="000000" w:sz="4" w:space="0"/>
@@ -15442,30 +17949,7 @@
         </w:tcBorders>
       </w:tcPr>
     </w:tblStylePr>
-    <w:tblStylePr w:type="lastCol">
-      <w:rPr>
-        <w:i/>
-        <w:color w:val="404040"/>
-      </w:rPr>
-      <w:pPr>
-        <w:pBdr/>
-        <w:spacing/>
-        <w:ind/>
-      </w:pPr>
-      <w:tblPr>
-        <w:tblBorders/>
-      </w:tblPr>
-      <w:tcPr>
-        <w:shd w:color="ffffff"/>
-        <w:tcBorders>
-          <w:top w:val="none" w:color="000000" w:sz="4" w:space="0"/>
-          <w:left w:val="none" w:color="000000" w:sz="4" w:space="0"/>
-          <w:bottom w:val="none" w:color="000000" w:sz="4" w:space="0"/>
-          <w:right w:val="none" w:color="000000" w:sz="4" w:space="0"/>
-        </w:tcBorders>
-      </w:tcPr>
-    </w:tblStylePr>
-    <w:tblStylePr w:type="lastRow">
+    <w:tblStylePr w:type="firstRow">
       <w:rPr>
         <w:b/>
         <w:color w:val="404040"/>
@@ -15488,6 +17972,52 @@
         </w:tcBorders>
       </w:tcPr>
     </w:tblStylePr>
+    <w:tblStylePr w:type="lastCol">
+      <w:rPr>
+        <w:i/>
+        <w:color w:val="404040"/>
+      </w:rPr>
+      <w:pPr>
+        <w:pBdr/>
+        <w:spacing/>
+        <w:ind/>
+      </w:pPr>
+      <w:tblPr>
+        <w:tblBorders/>
+      </w:tblPr>
+      <w:tcPr>
+        <w:shd w:val="clear" w:color="ffffff"/>
+        <w:tcBorders>
+          <w:top w:val="none" w:color="000000" w:sz="4" w:space="0"/>
+          <w:left w:val="none" w:color="000000" w:sz="4" w:space="0"/>
+          <w:bottom w:val="none" w:color="000000" w:sz="4" w:space="0"/>
+          <w:right w:val="none" w:color="000000" w:sz="4" w:space="0"/>
+        </w:tcBorders>
+      </w:tcPr>
+    </w:tblStylePr>
+    <w:tblStylePr w:type="lastRow">
+      <w:rPr>
+        <w:b/>
+        <w:color w:val="404040"/>
+      </w:rPr>
+      <w:pPr>
+        <w:pBdr/>
+        <w:spacing/>
+        <w:ind/>
+      </w:pPr>
+      <w:tblPr>
+        <w:tblBorders/>
+      </w:tblPr>
+      <w:tcPr>
+        <w:shd w:val="clear" w:color="ffffff"/>
+        <w:tcBorders>
+          <w:top w:val="none" w:color="000000" w:sz="4" w:space="0"/>
+          <w:left w:val="none" w:color="000000" w:sz="4" w:space="0"/>
+          <w:bottom w:val="none" w:color="000000" w:sz="4" w:space="0"/>
+          <w:right w:val="none" w:color="000000" w:sz="4" w:space="0"/>
+        </w:tcBorders>
+      </w:tcPr>
+    </w:tblStylePr>
     <w:tblStylePr w:type="nwCell">
       <w:pPr>
         <w:pBdr/>
@@ -15554,9 +18084,9 @@
       </w:tcPr>
     </w:tblStylePr>
   </w:style>
-  <w:style w:type="table" w:styleId="40">
+  <w:style w:type="table" w:styleId="730">
     <w:name w:val="Grid Table 4"/>
-    <w:basedOn w:val="675"/>
+    <w:basedOn w:val="881"/>
     <w:uiPriority w:val="59"/>
     <w:pPr>
       <w:pBdr/>
@@ -15787,9 +18317,9 @@
       </w:tcPr>
     </w:tblStylePr>
   </w:style>
-  <w:style w:type="table" w:styleId="41">
+  <w:style w:type="table" w:styleId="731">
     <w:name w:val="Grid Table 4 - Accent 1"/>
-    <w:basedOn w:val="675"/>
+    <w:basedOn w:val="881"/>
     <w:uiPriority w:val="59"/>
     <w:pPr>
       <w:pBdr/>
@@ -16020,9 +18550,9 @@
       </w:tcPr>
     </w:tblStylePr>
   </w:style>
-  <w:style w:type="table" w:styleId="42">
+  <w:style w:type="table" w:styleId="732">
     <w:name w:val="Grid Table 4 - Accent 2"/>
-    <w:basedOn w:val="675"/>
+    <w:basedOn w:val="881"/>
     <w:uiPriority w:val="59"/>
     <w:pPr>
       <w:pBdr/>
@@ -16253,9 +18783,9 @@
       </w:tcPr>
     </w:tblStylePr>
   </w:style>
-  <w:style w:type="table" w:styleId="43">
+  <w:style w:type="table" w:styleId="733">
     <w:name w:val="Grid Table 4 - Accent 3"/>
-    <w:basedOn w:val="675"/>
+    <w:basedOn w:val="881"/>
     <w:uiPriority w:val="59"/>
     <w:pPr>
       <w:pBdr/>
@@ -16486,9 +19016,9 @@
       </w:tcPr>
     </w:tblStylePr>
   </w:style>
-  <w:style w:type="table" w:styleId="44">
+  <w:style w:type="table" w:styleId="734">
     <w:name w:val="Grid Table 4 - Accent 4"/>
-    <w:basedOn w:val="675"/>
+    <w:basedOn w:val="881"/>
     <w:uiPriority w:val="59"/>
     <w:pPr>
       <w:pBdr/>
@@ -16719,9 +19249,9 @@
       </w:tcPr>
     </w:tblStylePr>
   </w:style>
-  <w:style w:type="table" w:styleId="45">
+  <w:style w:type="table" w:styleId="735">
     <w:name w:val="Grid Table 4 - Accent 5"/>
-    <w:basedOn w:val="675"/>
+    <w:basedOn w:val="881"/>
     <w:uiPriority w:val="59"/>
     <w:pPr>
       <w:pBdr/>
@@ -16952,9 +19482,9 @@
       </w:tcPr>
     </w:tblStylePr>
   </w:style>
-  <w:style w:type="table" w:styleId="46">
+  <w:style w:type="table" w:styleId="736">
     <w:name w:val="Grid Table 4 - Accent 6"/>
-    <w:basedOn w:val="675"/>
+    <w:basedOn w:val="881"/>
     <w:uiPriority w:val="59"/>
     <w:pPr>
       <w:pBdr/>
@@ -17185,9 +19715,9 @@
       </w:tcPr>
     </w:tblStylePr>
   </w:style>
-  <w:style w:type="table" w:styleId="47">
+  <w:style w:type="table" w:styleId="737">
     <w:name w:val="Grid Table 5 Dark"/>
-    <w:basedOn w:val="675"/>
+    <w:basedOn w:val="881"/>
     <w:uiPriority w:val="99"/>
     <w:pPr>
       <w:pBdr/>
@@ -17413,9 +19943,9 @@
       </w:tcPr>
     </w:tblStylePr>
   </w:style>
-  <w:style w:type="table" w:styleId="48">
+  <w:style w:type="table" w:styleId="738">
     <w:name w:val="Grid Table 5 Dark- Accent 1"/>
-    <w:basedOn w:val="675"/>
+    <w:basedOn w:val="881"/>
     <w:uiPriority w:val="99"/>
     <w:pPr>
       <w:pBdr/>
@@ -17641,9 +20171,9 @@
       </w:tcPr>
     </w:tblStylePr>
   </w:style>
-  <w:style w:type="table" w:styleId="49">
+  <w:style w:type="table" w:styleId="739">
     <w:name w:val="Grid Table 5 Dark - Accent 2"/>
-    <w:basedOn w:val="675"/>
+    <w:basedOn w:val="881"/>
     <w:uiPriority w:val="99"/>
     <w:pPr>
       <w:pBdr/>
@@ -17869,9 +20399,9 @@
       </w:tcPr>
     </w:tblStylePr>
   </w:style>
-  <w:style w:type="table" w:styleId="50">
+  <w:style w:type="table" w:styleId="740">
     <w:name w:val="Grid Table 5 Dark - Accent 3"/>
-    <w:basedOn w:val="675"/>
+    <w:basedOn w:val="881"/>
     <w:uiPriority w:val="99"/>
     <w:pPr>
       <w:pBdr/>
@@ -18097,9 +20627,9 @@
       </w:tcPr>
     </w:tblStylePr>
   </w:style>
-  <w:style w:type="table" w:styleId="51">
+  <w:style w:type="table" w:styleId="741">
     <w:name w:val="Grid Table 5 Dark- Accent 4"/>
-    <w:basedOn w:val="675"/>
+    <w:basedOn w:val="881"/>
     <w:uiPriority w:val="99"/>
     <w:pPr>
       <w:pBdr/>
@@ -18325,9 +20855,9 @@
       </w:tcPr>
     </w:tblStylePr>
   </w:style>
-  <w:style w:type="table" w:styleId="52">
+  <w:style w:type="table" w:styleId="742">
     <w:name w:val="Grid Table 5 Dark - Accent 5"/>
-    <w:basedOn w:val="675"/>
+    <w:basedOn w:val="881"/>
     <w:uiPriority w:val="99"/>
     <w:pPr>
       <w:pBdr/>
@@ -18553,9 +21083,9 @@
       </w:tcPr>
     </w:tblStylePr>
   </w:style>
-  <w:style w:type="table" w:styleId="53">
+  <w:style w:type="table" w:styleId="743">
     <w:name w:val="Grid Table 5 Dark - Accent 6"/>
-    <w:basedOn w:val="675"/>
+    <w:basedOn w:val="881"/>
     <w:uiPriority w:val="99"/>
     <w:pPr>
       <w:pBdr/>
@@ -18781,9 +21311,9 @@
       </w:tcPr>
     </w:tblStylePr>
   </w:style>
-  <w:style w:type="table" w:styleId="54">
+  <w:style w:type="table" w:styleId="744">
     <w:name w:val="Grid Table 6 Colorful"/>
-    <w:basedOn w:val="675"/>
+    <w:basedOn w:val="881"/>
     <w:uiPriority w:val="99"/>
     <w:pPr>
       <w:pBdr/>
@@ -19011,9 +21541,9 @@
       </w:tcPr>
     </w:tblStylePr>
   </w:style>
-  <w:style w:type="table" w:styleId="55">
+  <w:style w:type="table" w:styleId="745">
     <w:name w:val="Grid Table 6 Colorful - Accent 1"/>
-    <w:basedOn w:val="675"/>
+    <w:basedOn w:val="881"/>
     <w:uiPriority w:val="99"/>
     <w:pPr>
       <w:pBdr/>
@@ -19241,9 +21771,9 @@
       </w:tcPr>
     </w:tblStylePr>
   </w:style>
-  <w:style w:type="table" w:styleId="56">
+  <w:style w:type="table" w:styleId="746">
     <w:name w:val="Grid Table 6 Colorful - Accent 2"/>
-    <w:basedOn w:val="675"/>
+    <w:basedOn w:val="881"/>
     <w:uiPriority w:val="99"/>
     <w:pPr>
       <w:pBdr/>
@@ -19471,9 +22001,9 @@
       </w:tcPr>
     </w:tblStylePr>
   </w:style>
-  <w:style w:type="table" w:styleId="57">
+  <w:style w:type="table" w:styleId="747">
     <w:name w:val="Grid Table 6 Colorful - Accent 3"/>
-    <w:basedOn w:val="675"/>
+    <w:basedOn w:val="881"/>
     <w:uiPriority w:val="99"/>
     <w:pPr>
       <w:pBdr/>
@@ -19701,9 +22231,9 @@
       </w:tcPr>
     </w:tblStylePr>
   </w:style>
-  <w:style w:type="table" w:styleId="58">
+  <w:style w:type="table" w:styleId="748">
     <w:name w:val="Grid Table 6 Colorful - Accent 4"/>
-    <w:basedOn w:val="675"/>
+    <w:basedOn w:val="881"/>
     <w:uiPriority w:val="99"/>
     <w:pPr>
       <w:pBdr/>
@@ -19931,9 +22461,9 @@
       </w:tcPr>
     </w:tblStylePr>
   </w:style>
-  <w:style w:type="table" w:styleId="59">
+  <w:style w:type="table" w:styleId="749">
     <w:name w:val="Grid Table 6 Colorful - Accent 5"/>
-    <w:basedOn w:val="675"/>
+    <w:basedOn w:val="881"/>
     <w:uiPriority w:val="99"/>
     <w:pPr>
       <w:pBdr/>
@@ -20161,9 +22691,9 @@
       </w:tcPr>
     </w:tblStylePr>
   </w:style>
-  <w:style w:type="table" w:styleId="60">
+  <w:style w:type="table" w:styleId="750">
     <w:name w:val="Grid Table 6 Colorful - Accent 6"/>
-    <w:basedOn w:val="675"/>
+    <w:basedOn w:val="881"/>
     <w:uiPriority w:val="99"/>
     <w:pPr>
       <w:pBdr/>
@@ -20391,9 +22921,9 @@
       </w:tcPr>
     </w:tblStylePr>
   </w:style>
-  <w:style w:type="table" w:styleId="61">
+  <w:style w:type="table" w:styleId="751">
     <w:name w:val="Grid Table 7 Colorful"/>
-    <w:basedOn w:val="675"/>
+    <w:basedOn w:val="881"/>
     <w:uiPriority w:val="99"/>
     <w:pPr>
       <w:pBdr/>
@@ -20495,11 +23025,11 @@
         <w:tblBorders/>
       </w:tblPr>
       <w:tcPr>
-        <w:shd w:color="ffffff"/>
+        <w:shd w:val="clear" w:color="ffffff"/>
         <w:tcBorders>
-          <w:top w:val="none"/>
-          <w:left w:val="none"/>
-          <w:bottom w:val="none"/>
+          <w:top w:val="none" w:color="000000" w:sz="4" w:space="0"/>
+          <w:left w:val="none" w:color="000000" w:sz="4" w:space="0"/>
+          <w:bottom w:val="none" w:color="000000" w:sz="4" w:space="0"/>
           <w:right w:val="single" w:color="000000" w:themeColor="text1" w:themeTint="80" w:sz="4" w:space="0"/>
         </w:tcBorders>
       </w:tcPr>
@@ -20522,10 +23052,10 @@
       <w:tcPr>
         <w:shd w:val="clear" w:color="ffffff" w:themeColor="light1" w:fill="ffffff" w:themeFill="light1"/>
         <w:tcBorders>
-          <w:top w:val="none"/>
-          <w:left w:val="none"/>
+          <w:top w:val="none" w:color="000000" w:sz="4" w:space="0"/>
+          <w:left w:val="none" w:color="000000" w:sz="4" w:space="0"/>
           <w:bottom w:val="single" w:color="000000" w:themeColor="text1" w:themeTint="80" w:sz="4" w:space="0"/>
-          <w:right w:val="none"/>
+          <w:right w:val="none" w:color="000000" w:sz="4" w:space="0"/>
         </w:tcBorders>
       </w:tcPr>
     </w:tblStylePr>
@@ -20545,12 +23075,12 @@
         <w:tblBorders/>
       </w:tblPr>
       <w:tcPr>
-        <w:shd w:color="ffffff"/>
+        <w:shd w:val="clear" w:color="ffffff"/>
         <w:tcBorders>
-          <w:top w:val="none"/>
+          <w:top w:val="none" w:color="000000" w:sz="4" w:space="0"/>
           <w:left w:val="single" w:color="000000" w:themeColor="text1" w:themeTint="80" w:sz="4" w:space="0"/>
-          <w:bottom w:val="none"/>
-          <w:right w:val="none"/>
+          <w:bottom w:val="none" w:color="000000" w:sz="4" w:space="0"/>
+          <w:right w:val="none" w:color="000000" w:sz="4" w:space="0"/>
         </w:tcBorders>
       </w:tcPr>
     </w:tblStylePr>
@@ -20573,9 +23103,9 @@
         <w:shd w:val="clear" w:color="ffffff" w:themeColor="light1" w:fill="ffffff" w:themeFill="light1"/>
         <w:tcBorders>
           <w:top w:val="single" w:color="000000" w:themeColor="text1" w:themeTint="80" w:sz="4" w:space="0"/>
-          <w:left w:val="none"/>
-          <w:bottom w:val="none"/>
-          <w:right w:val="none"/>
+          <w:left w:val="none" w:color="000000" w:sz="4" w:space="0"/>
+          <w:bottom w:val="none" w:color="000000" w:sz="4" w:space="0"/>
+          <w:right w:val="none" w:color="000000" w:sz="4" w:space="0"/>
         </w:tcBorders>
       </w:tcPr>
     </w:tblStylePr>
@@ -20645,9 +23175,9 @@
       </w:tcPr>
     </w:tblStylePr>
   </w:style>
-  <w:style w:type="table" w:styleId="62">
+  <w:style w:type="table" w:styleId="752">
     <w:name w:val="Grid Table 7 Colorful - Accent 1"/>
-    <w:basedOn w:val="675"/>
+    <w:basedOn w:val="881"/>
     <w:uiPriority w:val="99"/>
     <w:pPr>
       <w:pBdr/>
@@ -20749,11 +23279,11 @@
         <w:tblBorders/>
       </w:tblPr>
       <w:tcPr>
-        <w:shd w:color="ffffff"/>
+        <w:shd w:val="clear" w:color="ffffff"/>
         <w:tcBorders>
-          <w:top w:val="none"/>
-          <w:left w:val="none"/>
-          <w:bottom w:val="none"/>
+          <w:top w:val="none" w:color="000000" w:sz="4" w:space="0"/>
+          <w:left w:val="none" w:color="000000" w:sz="4" w:space="0"/>
+          <w:bottom w:val="none" w:color="000000" w:sz="4" w:space="0"/>
           <w:right w:val="single" w:color="000000" w:themeColor="accent1" w:themeTint="80" w:sz="4" w:space="0"/>
         </w:tcBorders>
       </w:tcPr>
@@ -20776,10 +23306,10 @@
       <w:tcPr>
         <w:shd w:val="clear" w:color="ffffff" w:themeColor="light1" w:fill="ffffff" w:themeFill="light1"/>
         <w:tcBorders>
-          <w:top w:val="none"/>
-          <w:left w:val="none"/>
+          <w:top w:val="none" w:color="000000" w:sz="4" w:space="0"/>
+          <w:left w:val="none" w:color="000000" w:sz="4" w:space="0"/>
           <w:bottom w:val="single" w:color="000000" w:themeColor="accent1" w:themeTint="80" w:sz="4" w:space="0"/>
-          <w:right w:val="none"/>
+          <w:right w:val="none" w:color="000000" w:sz="4" w:space="0"/>
         </w:tcBorders>
       </w:tcPr>
     </w:tblStylePr>
@@ -20799,12 +23329,12 @@
         <w:tblBorders/>
       </w:tblPr>
       <w:tcPr>
-        <w:shd w:color="ffffff"/>
+        <w:shd w:val="clear" w:color="ffffff"/>
         <w:tcBorders>
-          <w:top w:val="none"/>
+          <w:top w:val="none" w:color="000000" w:sz="4" w:space="0"/>
           <w:left w:val="single" w:color="000000" w:themeColor="accent1" w:themeTint="80" w:sz="4" w:space="0"/>
-          <w:bottom w:val="none"/>
-          <w:right w:val="none"/>
+          <w:bottom w:val="none" w:color="000000" w:sz="4" w:space="0"/>
+          <w:right w:val="none" w:color="000000" w:sz="4" w:space="0"/>
         </w:tcBorders>
       </w:tcPr>
     </w:tblStylePr>
@@ -20827,9 +23357,9 @@
         <w:shd w:val="clear" w:color="ffffff" w:themeColor="light1" w:fill="ffffff" w:themeFill="light1"/>
         <w:tcBorders>
           <w:top w:val="single" w:color="000000" w:themeColor="accent1" w:themeTint="80" w:sz="4" w:space="0"/>
-          <w:left w:val="none"/>
-          <w:bottom w:val="none"/>
-          <w:right w:val="none"/>
+          <w:left w:val="none" w:color="000000" w:sz="4" w:space="0"/>
+          <w:bottom w:val="none" w:color="000000" w:sz="4" w:space="0"/>
+          <w:right w:val="none" w:color="000000" w:sz="4" w:space="0"/>
         </w:tcBorders>
       </w:tcPr>
     </w:tblStylePr>
@@ -20899,9 +23429,9 @@
       </w:tcPr>
     </w:tblStylePr>
   </w:style>
-  <w:style w:type="table" w:styleId="63">
+  <w:style w:type="table" w:styleId="753">
     <w:name w:val="Grid Table 7 Colorful - Accent 2"/>
-    <w:basedOn w:val="675"/>
+    <w:basedOn w:val="881"/>
     <w:uiPriority w:val="99"/>
     <w:pPr>
       <w:pBdr/>
@@ -21003,11 +23533,11 @@
         <w:tblBorders/>
       </w:tblPr>
       <w:tcPr>
-        <w:shd w:color="ffffff"/>
+        <w:shd w:val="clear" w:color="ffffff"/>
         <w:tcBorders>
-          <w:top w:val="none"/>
-          <w:left w:val="none"/>
-          <w:bottom w:val="none"/>
+          <w:top w:val="none" w:color="000000" w:sz="4" w:space="0"/>
+          <w:left w:val="none" w:color="000000" w:sz="4" w:space="0"/>
+          <w:bottom w:val="none" w:color="000000" w:sz="4" w:space="0"/>
           <w:right w:val="single" w:color="000000" w:themeColor="accent2" w:themeTint="97" w:sz="4" w:space="0"/>
         </w:tcBorders>
       </w:tcPr>
@@ -21030,10 +23560,10 @@
       <w:tcPr>
         <w:shd w:val="clear" w:color="ffffff" w:themeColor="light1" w:fill="ffffff" w:themeFill="light1"/>
         <w:tcBorders>
-          <w:top w:val="none"/>
-          <w:left w:val="none"/>
+          <w:top w:val="none" w:color="000000" w:sz="4" w:space="0"/>
+          <w:left w:val="none" w:color="000000" w:sz="4" w:space="0"/>
           <w:bottom w:val="single" w:color="000000" w:themeColor="accent2" w:themeTint="97" w:sz="4" w:space="0"/>
-          <w:right w:val="none"/>
+          <w:right w:val="none" w:color="000000" w:sz="4" w:space="0"/>
         </w:tcBorders>
       </w:tcPr>
     </w:tblStylePr>
@@ -21053,12 +23583,12 @@
         <w:tblBorders/>
       </w:tblPr>
       <w:tcPr>
-        <w:shd w:color="ffffff"/>
+        <w:shd w:val="clear" w:color="ffffff"/>
         <w:tcBorders>
-          <w:top w:val="none"/>
+          <w:top w:val="none" w:color="000000" w:sz="4" w:space="0"/>
           <w:left w:val="single" w:color="000000" w:themeColor="accent2" w:themeTint="97" w:sz="4" w:space="0"/>
-          <w:bottom w:val="none"/>
-          <w:right w:val="none"/>
+          <w:bottom w:val="none" w:color="000000" w:sz="4" w:space="0"/>
+          <w:right w:val="none" w:color="000000" w:sz="4" w:space="0"/>
         </w:tcBorders>
       </w:tcPr>
     </w:tblStylePr>
@@ -21081,9 +23611,9 @@
         <w:shd w:val="clear" w:color="ffffff" w:themeColor="light1" w:fill="ffffff" w:themeFill="light1"/>
         <w:tcBorders>
           <w:top w:val="single" w:color="000000" w:themeColor="accent2" w:themeTint="97" w:sz="4" w:space="0"/>
-          <w:left w:val="none"/>
-          <w:bottom w:val="none"/>
-          <w:right w:val="none"/>
+          <w:left w:val="none" w:color="000000" w:sz="4" w:space="0"/>
+          <w:bottom w:val="none" w:color="000000" w:sz="4" w:space="0"/>
+          <w:right w:val="none" w:color="000000" w:sz="4" w:space="0"/>
         </w:tcBorders>
       </w:tcPr>
     </w:tblStylePr>
@@ -21153,9 +23683,9 @@
       </w:tcPr>
     </w:tblStylePr>
   </w:style>
-  <w:style w:type="table" w:styleId="64">
+  <w:style w:type="table" w:styleId="754">
     <w:name w:val="Grid Table 7 Colorful - Accent 3"/>
-    <w:basedOn w:val="675"/>
+    <w:basedOn w:val="881"/>
     <w:uiPriority w:val="99"/>
     <w:pPr>
       <w:pBdr/>
@@ -21257,11 +23787,11 @@
         <w:tblBorders/>
       </w:tblPr>
       <w:tcPr>
-        <w:shd w:color="ffffff"/>
+        <w:shd w:val="clear" w:color="ffffff"/>
         <w:tcBorders>
-          <w:top w:val="none"/>
-          <w:left w:val="none"/>
-          <w:bottom w:val="none"/>
+          <w:top w:val="none" w:color="000000" w:sz="4" w:space="0"/>
+          <w:left w:val="none" w:color="000000" w:sz="4" w:space="0"/>
+          <w:bottom w:val="none" w:color="000000" w:sz="4" w:space="0"/>
           <w:right w:val="single" w:color="000000" w:themeColor="accent3" w:themeTint="FE" w:sz="4" w:space="0"/>
         </w:tcBorders>
       </w:tcPr>
@@ -21284,10 +23814,10 @@
       <w:tcPr>
         <w:shd w:val="clear" w:color="ffffff" w:themeColor="light1" w:fill="ffffff" w:themeFill="light1"/>
         <w:tcBorders>
-          <w:top w:val="none"/>
-          <w:left w:val="none"/>
+          <w:top w:val="none" w:color="000000" w:sz="4" w:space="0"/>
+          <w:left w:val="none" w:color="000000" w:sz="4" w:space="0"/>
           <w:bottom w:val="single" w:color="000000" w:themeColor="accent3" w:themeTint="FE" w:sz="4" w:space="0"/>
-          <w:right w:val="none"/>
+          <w:right w:val="none" w:color="000000" w:sz="4" w:space="0"/>
         </w:tcBorders>
       </w:tcPr>
     </w:tblStylePr>
@@ -21307,12 +23837,12 @@
         <w:tblBorders/>
       </w:tblPr>
       <w:tcPr>
-        <w:shd w:color="ffffff"/>
+        <w:shd w:val="clear" w:color="ffffff"/>
         <w:tcBorders>
-          <w:top w:val="none"/>
+          <w:top w:val="none" w:color="000000" w:sz="4" w:space="0"/>
           <w:left w:val="single" w:color="000000" w:themeColor="accent3" w:themeTint="FE" w:sz="4" w:space="0"/>
-          <w:bottom w:val="none"/>
-          <w:right w:val="none"/>
+          <w:bottom w:val="none" w:color="000000" w:sz="4" w:space="0"/>
+          <w:right w:val="none" w:color="000000" w:sz="4" w:space="0"/>
         </w:tcBorders>
       </w:tcPr>
     </w:tblStylePr>
@@ -21335,9 +23865,9 @@
         <w:shd w:val="clear" w:color="ffffff" w:themeColor="light1" w:fill="ffffff" w:themeFill="light1"/>
         <w:tcBorders>
           <w:top w:val="single" w:color="000000" w:themeColor="accent3" w:themeTint="FE" w:sz="4" w:space="0"/>
-          <w:left w:val="none"/>
-          <w:bottom w:val="none"/>
-          <w:right w:val="none"/>
+          <w:left w:val="none" w:color="000000" w:sz="4" w:space="0"/>
+          <w:bottom w:val="none" w:color="000000" w:sz="4" w:space="0"/>
+          <w:right w:val="none" w:color="000000" w:sz="4" w:space="0"/>
         </w:tcBorders>
       </w:tcPr>
     </w:tblStylePr>
@@ -21407,9 +23937,9 @@
       </w:tcPr>
     </w:tblStylePr>
   </w:style>
-  <w:style w:type="table" w:styleId="65">
+  <w:style w:type="table" w:styleId="755">
     <w:name w:val="Grid Table 7 Colorful - Accent 4"/>
-    <w:basedOn w:val="675"/>
+    <w:basedOn w:val="881"/>
     <w:uiPriority w:val="99"/>
     <w:pPr>
       <w:pBdr/>
@@ -21511,11 +24041,11 @@
         <w:tblBorders/>
       </w:tblPr>
       <w:tcPr>
-        <w:shd w:color="ffffff"/>
+        <w:shd w:val="clear" w:color="ffffff"/>
         <w:tcBorders>
-          <w:top w:val="none"/>
-          <w:left w:val="none"/>
-          <w:bottom w:val="none"/>
+          <w:top w:val="none" w:color="000000" w:sz="4" w:space="0"/>
+          <w:left w:val="none" w:color="000000" w:sz="4" w:space="0"/>
+          <w:bottom w:val="none" w:color="000000" w:sz="4" w:space="0"/>
           <w:right w:val="single" w:color="000000" w:themeColor="accent4" w:themeTint="9A" w:sz="4" w:space="0"/>
         </w:tcBorders>
       </w:tcPr>
@@ -21538,10 +24068,10 @@
       <w:tcPr>
         <w:shd w:val="clear" w:color="ffffff" w:themeColor="light1" w:fill="ffffff" w:themeFill="light1"/>
         <w:tcBorders>
-          <w:top w:val="none"/>
-          <w:left w:val="none"/>
+          <w:top w:val="none" w:color="000000" w:sz="4" w:space="0"/>
+          <w:left w:val="none" w:color="000000" w:sz="4" w:space="0"/>
           <w:bottom w:val="single" w:color="000000" w:themeColor="accent4" w:themeTint="9A" w:sz="4" w:space="0"/>
-          <w:right w:val="none"/>
+          <w:right w:val="none" w:color="000000" w:sz="4" w:space="0"/>
         </w:tcBorders>
       </w:tcPr>
     </w:tblStylePr>
@@ -21561,12 +24091,12 @@
         <w:tblBorders/>
       </w:tblPr>
       <w:tcPr>
-        <w:shd w:color="ffffff"/>
+        <w:shd w:val="clear" w:color="ffffff"/>
         <w:tcBorders>
-          <w:top w:val="none"/>
+          <w:top w:val="none" w:color="000000" w:sz="4" w:space="0"/>
           <w:left w:val="single" w:color="000000" w:themeColor="accent4" w:themeTint="9A" w:sz="4" w:space="0"/>
-          <w:bottom w:val="none"/>
-          <w:right w:val="none"/>
+          <w:bottom w:val="none" w:color="000000" w:sz="4" w:space="0"/>
+          <w:right w:val="none" w:color="000000" w:sz="4" w:space="0"/>
         </w:tcBorders>
       </w:tcPr>
     </w:tblStylePr>
@@ -21589,9 +24119,9 @@
         <w:shd w:val="clear" w:color="ffffff" w:themeColor="light1" w:fill="ffffff" w:themeFill="light1"/>
         <w:tcBorders>
           <w:top w:val="single" w:color="000000" w:themeColor="accent4" w:themeTint="9A" w:sz="4" w:space="0"/>
-          <w:left w:val="none"/>
-          <w:bottom w:val="none"/>
-          <w:right w:val="none"/>
+          <w:left w:val="none" w:color="000000" w:sz="4" w:space="0"/>
+          <w:bottom w:val="none" w:color="000000" w:sz="4" w:space="0"/>
+          <w:right w:val="none" w:color="000000" w:sz="4" w:space="0"/>
         </w:tcBorders>
       </w:tcPr>
     </w:tblStylePr>
@@ -21661,9 +24191,9 @@
       </w:tcPr>
     </w:tblStylePr>
   </w:style>
-  <w:style w:type="table" w:styleId="66">
+  <w:style w:type="table" w:styleId="756">
     <w:name w:val="Grid Table 7 Colorful - Accent 5"/>
-    <w:basedOn w:val="675"/>
+    <w:basedOn w:val="881"/>
     <w:uiPriority w:val="99"/>
     <w:pPr>
       <w:pBdr/>
@@ -21765,11 +24295,11 @@
         <w:tblBorders/>
       </w:tblPr>
       <w:tcPr>
-        <w:shd w:color="ffffff"/>
+        <w:shd w:val="clear" w:color="ffffff"/>
         <w:tcBorders>
-          <w:top w:val="none"/>
-          <w:left w:val="none"/>
-          <w:bottom w:val="none"/>
+          <w:top w:val="none" w:color="000000" w:sz="4" w:space="0"/>
+          <w:left w:val="none" w:color="000000" w:sz="4" w:space="0"/>
+          <w:bottom w:val="none" w:color="000000" w:sz="4" w:space="0"/>
           <w:right w:val="single" w:color="000000" w:themeColor="accent5" w:themeTint="90" w:sz="4" w:space="0"/>
         </w:tcBorders>
       </w:tcPr>
@@ -21792,10 +24322,10 @@
       <w:tcPr>
         <w:shd w:val="clear" w:color="ffffff" w:themeColor="light1" w:fill="ffffff" w:themeFill="light1"/>
         <w:tcBorders>
-          <w:top w:val="none"/>
-          <w:left w:val="none"/>
+          <w:top w:val="none" w:color="000000" w:sz="4" w:space="0"/>
+          <w:left w:val="none" w:color="000000" w:sz="4" w:space="0"/>
           <w:bottom w:val="single" w:color="000000" w:themeColor="accent5" w:themeTint="90" w:sz="4" w:space="0"/>
-          <w:right w:val="none"/>
+          <w:right w:val="none" w:color="000000" w:sz="4" w:space="0"/>
         </w:tcBorders>
       </w:tcPr>
     </w:tblStylePr>
@@ -21815,12 +24345,12 @@
         <w:tblBorders/>
       </w:tblPr>
       <w:tcPr>
-        <w:shd w:color="ffffff"/>
+        <w:shd w:val="clear" w:color="ffffff"/>
         <w:tcBorders>
-          <w:top w:val="none"/>
+          <w:top w:val="none" w:color="000000" w:sz="4" w:space="0"/>
           <w:left w:val="single" w:color="000000" w:themeColor="accent5" w:themeTint="90" w:sz="4" w:space="0"/>
-          <w:bottom w:val="none"/>
-          <w:right w:val="none"/>
+          <w:bottom w:val="none" w:color="000000" w:sz="4" w:space="0"/>
+          <w:right w:val="none" w:color="000000" w:sz="4" w:space="0"/>
         </w:tcBorders>
       </w:tcPr>
     </w:tblStylePr>
@@ -21843,9 +24373,9 @@
         <w:shd w:val="clear" w:color="ffffff" w:themeColor="light1" w:fill="ffffff" w:themeFill="light1"/>
         <w:tcBorders>
           <w:top w:val="single" w:color="000000" w:themeColor="accent5" w:themeTint="90" w:sz="4" w:space="0"/>
-          <w:left w:val="none"/>
-          <w:bottom w:val="none"/>
-          <w:right w:val="none"/>
+          <w:left w:val="none" w:color="000000" w:sz="4" w:space="0"/>
+          <w:bottom w:val="none" w:color="000000" w:sz="4" w:space="0"/>
+          <w:right w:val="none" w:color="000000" w:sz="4" w:space="0"/>
         </w:tcBorders>
       </w:tcPr>
     </w:tblStylePr>
@@ -21915,9 +24445,9 @@
       </w:tcPr>
     </w:tblStylePr>
   </w:style>
-  <w:style w:type="table" w:styleId="67">
+  <w:style w:type="table" w:styleId="757">
     <w:name w:val="Grid Table 7 Colorful - Accent 6"/>
-    <w:basedOn w:val="675"/>
+    <w:basedOn w:val="881"/>
     <w:uiPriority w:val="99"/>
     <w:pPr>
       <w:pBdr/>
@@ -22019,11 +24549,11 @@
         <w:tblBorders/>
       </w:tblPr>
       <w:tcPr>
-        <w:shd w:color="ffffff"/>
+        <w:shd w:val="clear" w:color="ffffff"/>
         <w:tcBorders>
-          <w:top w:val="none"/>
-          <w:left w:val="none"/>
-          <w:bottom w:val="none"/>
+          <w:top w:val="none" w:color="000000" w:sz="4" w:space="0"/>
+          <w:left w:val="none" w:color="000000" w:sz="4" w:space="0"/>
+          <w:bottom w:val="none" w:color="000000" w:sz="4" w:space="0"/>
           <w:right w:val="single" w:color="000000" w:themeColor="accent6" w:themeTint="90" w:sz="4" w:space="0"/>
         </w:tcBorders>
       </w:tcPr>
@@ -22046,10 +24576,10 @@
       <w:tcPr>
         <w:shd w:val="clear" w:color="ffffff" w:themeColor="light1" w:fill="ffffff" w:themeFill="light1"/>
         <w:tcBorders>
-          <w:top w:val="none"/>
-          <w:left w:val="none"/>
+          <w:top w:val="none" w:color="000000" w:sz="4" w:space="0"/>
+          <w:left w:val="none" w:color="000000" w:sz="4" w:space="0"/>
           <w:bottom w:val="single" w:color="000000" w:themeColor="accent6" w:themeTint="90" w:sz="4" w:space="0"/>
-          <w:right w:val="none"/>
+          <w:right w:val="none" w:color="000000" w:sz="4" w:space="0"/>
         </w:tcBorders>
       </w:tcPr>
     </w:tblStylePr>
@@ -22069,12 +24599,12 @@
         <w:tblBorders/>
       </w:tblPr>
       <w:tcPr>
-        <w:shd w:color="ffffff"/>
+        <w:shd w:val="clear" w:color="ffffff"/>
         <w:tcBorders>
-          <w:top w:val="none"/>
+          <w:top w:val="none" w:color="000000" w:sz="4" w:space="0"/>
           <w:left w:val="single" w:color="000000" w:themeColor="accent6" w:themeTint="90" w:sz="4" w:space="0"/>
-          <w:bottom w:val="none"/>
-          <w:right w:val="none"/>
+          <w:bottom w:val="none" w:color="000000" w:sz="4" w:space="0"/>
+          <w:right w:val="none" w:color="000000" w:sz="4" w:space="0"/>
         </w:tcBorders>
       </w:tcPr>
     </w:tblStylePr>
@@ -22097,9 +24627,9 @@
         <w:shd w:val="clear" w:color="ffffff" w:themeColor="light1" w:fill="ffffff" w:themeFill="light1"/>
         <w:tcBorders>
           <w:top w:val="single" w:color="000000" w:themeColor="accent6" w:themeTint="90" w:sz="4" w:space="0"/>
-          <w:left w:val="none"/>
-          <w:bottom w:val="none"/>
-          <w:right w:val="none"/>
+          <w:left w:val="none" w:color="000000" w:sz="4" w:space="0"/>
+          <w:bottom w:val="none" w:color="000000" w:sz="4" w:space="0"/>
+          <w:right w:val="none" w:color="000000" w:sz="4" w:space="0"/>
         </w:tcBorders>
       </w:tcPr>
     </w:tblStylePr>
@@ -22169,9 +24699,9 @@
       </w:tcPr>
     </w:tblStylePr>
   </w:style>
-  <w:style w:type="table" w:styleId="68">
+  <w:style w:type="table" w:styleId="758">
     <w:name w:val="List Table 1 Light"/>
-    <w:basedOn w:val="675"/>
+    <w:basedOn w:val="881"/>
     <w:uiPriority w:val="99"/>
     <w:pPr>
       <w:pBdr/>
@@ -22385,9 +24915,9 @@
       </w:tcPr>
     </w:tblStylePr>
   </w:style>
-  <w:style w:type="table" w:styleId="69">
+  <w:style w:type="table" w:styleId="759">
     <w:name w:val="List Table 1 Light - Accent 1"/>
-    <w:basedOn w:val="675"/>
+    <w:basedOn w:val="881"/>
     <w:uiPriority w:val="99"/>
     <w:pPr>
       <w:pBdr/>
@@ -22601,9 +25131,9 @@
       </w:tcPr>
     </w:tblStylePr>
   </w:style>
-  <w:style w:type="table" w:styleId="70">
+  <w:style w:type="table" w:styleId="760">
     <w:name w:val="List Table 1 Light - Accent 2"/>
-    <w:basedOn w:val="675"/>
+    <w:basedOn w:val="881"/>
     <w:uiPriority w:val="99"/>
     <w:pPr>
       <w:pBdr/>
@@ -22817,9 +25347,9 @@
       </w:tcPr>
     </w:tblStylePr>
   </w:style>
-  <w:style w:type="table" w:styleId="71">
+  <w:style w:type="table" w:styleId="761">
     <w:name w:val="List Table 1 Light - Accent 3"/>
-    <w:basedOn w:val="675"/>
+    <w:basedOn w:val="881"/>
     <w:uiPriority w:val="99"/>
     <w:pPr>
       <w:pBdr/>
@@ -23033,9 +25563,9 @@
       </w:tcPr>
     </w:tblStylePr>
   </w:style>
-  <w:style w:type="table" w:styleId="72">
+  <w:style w:type="table" w:styleId="762">
     <w:name w:val="List Table 1 Light - Accent 4"/>
-    <w:basedOn w:val="675"/>
+    <w:basedOn w:val="881"/>
     <w:uiPriority w:val="99"/>
     <w:pPr>
       <w:pBdr/>
@@ -23249,9 +25779,9 @@
       </w:tcPr>
     </w:tblStylePr>
   </w:style>
-  <w:style w:type="table" w:styleId="73">
+  <w:style w:type="table" w:styleId="763">
     <w:name w:val="List Table 1 Light - Accent 5"/>
-    <w:basedOn w:val="675"/>
+    <w:basedOn w:val="881"/>
     <w:uiPriority w:val="99"/>
     <w:pPr>
       <w:pBdr/>
@@ -23465,9 +25995,9 @@
       </w:tcPr>
     </w:tblStylePr>
   </w:style>
-  <w:style w:type="table" w:styleId="74">
+  <w:style w:type="table" w:styleId="764">
     <w:name w:val="List Table 1 Light - Accent 6"/>
-    <w:basedOn w:val="675"/>
+    <w:basedOn w:val="881"/>
     <w:uiPriority w:val="99"/>
     <w:pPr>
       <w:pBdr/>
@@ -23681,9 +26211,9 @@
       </w:tcPr>
     </w:tblStylePr>
   </w:style>
-  <w:style w:type="table" w:styleId="75">
+  <w:style w:type="table" w:styleId="765">
     <w:name w:val="List Table 2"/>
-    <w:basedOn w:val="675"/>
+    <w:basedOn w:val="881"/>
     <w:uiPriority w:val="99"/>
     <w:pPr>
       <w:pBdr/>
@@ -23919,9 +26449,9 @@
       </w:tcPr>
     </w:tblStylePr>
   </w:style>
-  <w:style w:type="table" w:styleId="76">
+  <w:style w:type="table" w:styleId="766">
     <w:name w:val="List Table 2 - Accent 1"/>
-    <w:basedOn w:val="675"/>
+    <w:basedOn w:val="881"/>
     <w:uiPriority w:val="99"/>
     <w:pPr>
       <w:pBdr/>
@@ -24157,9 +26687,9 @@
       </w:tcPr>
     </w:tblStylePr>
   </w:style>
-  <w:style w:type="table" w:styleId="77">
+  <w:style w:type="table" w:styleId="767">
     <w:name w:val="List Table 2 - Accent 2"/>
-    <w:basedOn w:val="675"/>
+    <w:basedOn w:val="881"/>
     <w:uiPriority w:val="99"/>
     <w:pPr>
       <w:pBdr/>
@@ -24395,9 +26925,9 @@
       </w:tcPr>
     </w:tblStylePr>
   </w:style>
-  <w:style w:type="table" w:styleId="78">
+  <w:style w:type="table" w:styleId="768">
     <w:name w:val="List Table 2 - Accent 3"/>
-    <w:basedOn w:val="675"/>
+    <w:basedOn w:val="881"/>
     <w:uiPriority w:val="99"/>
     <w:pPr>
       <w:pBdr/>
@@ -24633,9 +27163,9 @@
       </w:tcPr>
     </w:tblStylePr>
   </w:style>
-  <w:style w:type="table" w:styleId="79">
+  <w:style w:type="table" w:styleId="769">
     <w:name w:val="List Table 2 - Accent 4"/>
-    <w:basedOn w:val="675"/>
+    <w:basedOn w:val="881"/>
     <w:uiPriority w:val="99"/>
     <w:pPr>
       <w:pBdr/>
@@ -24871,9 +27401,9 @@
       </w:tcPr>
     </w:tblStylePr>
   </w:style>
-  <w:style w:type="table" w:styleId="80">
+  <w:style w:type="table" w:styleId="770">
     <w:name w:val="List Table 2 - Accent 5"/>
-    <w:basedOn w:val="675"/>
+    <w:basedOn w:val="881"/>
     <w:uiPriority w:val="99"/>
     <w:pPr>
       <w:pBdr/>
@@ -25109,9 +27639,9 @@
       </w:tcPr>
     </w:tblStylePr>
   </w:style>
-  <w:style w:type="table" w:styleId="81">
+  <w:style w:type="table" w:styleId="771">
     <w:name w:val="List Table 2 - Accent 6"/>
-    <w:basedOn w:val="675"/>
+    <w:basedOn w:val="881"/>
     <w:uiPriority w:val="99"/>
     <w:pPr>
       <w:pBdr/>
@@ -25347,9 +27877,9 @@
       </w:tcPr>
     </w:tblStylePr>
   </w:style>
-  <w:style w:type="table" w:styleId="82">
+  <w:style w:type="table" w:styleId="772">
     <w:name w:val="List Table 3"/>
-    <w:basedOn w:val="675"/>
+    <w:basedOn w:val="881"/>
     <w:uiPriority w:val="99"/>
     <w:pPr>
       <w:pBdr/>
@@ -25575,9 +28105,9 @@
       </w:tcPr>
     </w:tblStylePr>
   </w:style>
-  <w:style w:type="table" w:styleId="83">
+  <w:style w:type="table" w:styleId="773">
     <w:name w:val="List Table 3 - Accent 1"/>
-    <w:basedOn w:val="675"/>
+    <w:basedOn w:val="881"/>
     <w:uiPriority w:val="99"/>
     <w:pPr>
       <w:pBdr/>
@@ -25803,9 +28333,9 @@
       </w:tcPr>
     </w:tblStylePr>
   </w:style>
-  <w:style w:type="table" w:styleId="84">
+  <w:style w:type="table" w:styleId="774">
     <w:name w:val="List Table 3 - Accent 2"/>
-    <w:basedOn w:val="675"/>
+    <w:basedOn w:val="881"/>
     <w:uiPriority w:val="99"/>
     <w:pPr>
       <w:pBdr/>
@@ -26031,9 +28561,9 @@
       </w:tcPr>
     </w:tblStylePr>
   </w:style>
-  <w:style w:type="table" w:styleId="85">
+  <w:style w:type="table" w:styleId="775">
     <w:name w:val="List Table 3 - Accent 3"/>
-    <w:basedOn w:val="675"/>
+    <w:basedOn w:val="881"/>
     <w:uiPriority w:val="99"/>
     <w:pPr>
       <w:pBdr/>
@@ -26259,9 +28789,9 @@
       </w:tcPr>
     </w:tblStylePr>
   </w:style>
-  <w:style w:type="table" w:styleId="86">
+  <w:style w:type="table" w:styleId="776">
     <w:name w:val="List Table 3 - Accent 4"/>
-    <w:basedOn w:val="675"/>
+    <w:basedOn w:val="881"/>
     <w:uiPriority w:val="99"/>
     <w:pPr>
       <w:pBdr/>
@@ -26487,9 +29017,9 @@
       </w:tcPr>
     </w:tblStylePr>
   </w:style>
-  <w:style w:type="table" w:styleId="87">
+  <w:style w:type="table" w:styleId="777">
     <w:name w:val="List Table 3 - Accent 5"/>
-    <w:basedOn w:val="675"/>
+    <w:basedOn w:val="881"/>
     <w:uiPriority w:val="99"/>
     <w:pPr>
       <w:pBdr/>
@@ -26715,9 +29245,9 @@
       </w:tcPr>
     </w:tblStylePr>
   </w:style>
-  <w:style w:type="table" w:styleId="88">
+  <w:style w:type="table" w:styleId="778">
     <w:name w:val="List Table 3 - Accent 6"/>
-    <w:basedOn w:val="675"/>
+    <w:basedOn w:val="881"/>
     <w:uiPriority w:val="99"/>
     <w:pPr>
       <w:pBdr/>
@@ -26943,9 +29473,9 @@
       </w:tcPr>
     </w:tblStylePr>
   </w:style>
-  <w:style w:type="table" w:styleId="89">
+  <w:style w:type="table" w:styleId="779">
     <w:name w:val="List Table 4"/>
-    <w:basedOn w:val="675"/>
+    <w:basedOn w:val="881"/>
     <w:uiPriority w:val="99"/>
     <w:pPr>
       <w:pBdr/>
@@ -27168,9 +29698,9 @@
       </w:tcPr>
     </w:tblStylePr>
   </w:style>
-  <w:style w:type="table" w:styleId="90">
+  <w:style w:type="table" w:styleId="780">
     <w:name w:val="List Table 4 - Accent 1"/>
-    <w:basedOn w:val="675"/>
+    <w:basedOn w:val="881"/>
     <w:uiPriority w:val="99"/>
     <w:pPr>
       <w:pBdr/>
@@ -27393,9 +29923,9 @@
       </w:tcPr>
     </w:tblStylePr>
   </w:style>
-  <w:style w:type="table" w:styleId="91">
+  <w:style w:type="table" w:styleId="781">
     <w:name w:val="List Table 4 - Accent 2"/>
-    <w:basedOn w:val="675"/>
+    <w:basedOn w:val="881"/>
     <w:uiPriority w:val="99"/>
     <w:pPr>
       <w:pBdr/>
@@ -27618,9 +30148,9 @@
       </w:tcPr>
     </w:tblStylePr>
   </w:style>
-  <w:style w:type="table" w:styleId="92">
+  <w:style w:type="table" w:styleId="782">
     <w:name w:val="List Table 4 - Accent 3"/>
-    <w:basedOn w:val="675"/>
+    <w:basedOn w:val="881"/>
     <w:uiPriority w:val="99"/>
     <w:pPr>
       <w:pBdr/>
@@ -27843,9 +30373,9 @@
       </w:tcPr>
     </w:tblStylePr>
   </w:style>
-  <w:style w:type="table" w:styleId="93">
+  <w:style w:type="table" w:styleId="783">
     <w:name w:val="List Table 4 - Accent 4"/>
-    <w:basedOn w:val="675"/>
+    <w:basedOn w:val="881"/>
     <w:uiPriority w:val="99"/>
     <w:pPr>
       <w:pBdr/>
@@ -28068,9 +30598,9 @@
       </w:tcPr>
     </w:tblStylePr>
   </w:style>
-  <w:style w:type="table" w:styleId="94">
+  <w:style w:type="table" w:styleId="784">
     <w:name w:val="List Table 4 - Accent 5"/>
-    <w:basedOn w:val="675"/>
+    <w:basedOn w:val="881"/>
     <w:uiPriority w:val="99"/>
     <w:pPr>
       <w:pBdr/>
@@ -28293,9 +30823,9 @@
       </w:tcPr>
     </w:tblStylePr>
   </w:style>
-  <w:style w:type="table" w:styleId="95">
+  <w:style w:type="table" w:styleId="785">
     <w:name w:val="List Table 4 - Accent 6"/>
-    <w:basedOn w:val="675"/>
+    <w:basedOn w:val="881"/>
     <w:uiPriority w:val="99"/>
     <w:pPr>
       <w:pBdr/>
@@ -28518,9 +31048,9 @@
       </w:tcPr>
     </w:tblStylePr>
   </w:style>
-  <w:style w:type="table" w:styleId="96">
+  <w:style w:type="table" w:styleId="786">
     <w:name w:val="List Table 5 Dark"/>
-    <w:basedOn w:val="675"/>
+    <w:basedOn w:val="881"/>
     <w:uiPriority w:val="99"/>
     <w:pPr>
       <w:pBdr/>
@@ -28760,9 +31290,9 @@
       </w:tcPr>
     </w:tblStylePr>
   </w:style>
-  <w:style w:type="table" w:styleId="97">
+  <w:style w:type="table" w:styleId="787">
     <w:name w:val="List Table 5 Dark - Accent 1"/>
-    <w:basedOn w:val="675"/>
+    <w:basedOn w:val="881"/>
     <w:uiPriority w:val="99"/>
     <w:pPr>
       <w:pBdr/>
@@ -29002,9 +31532,9 @@
       </w:tcPr>
     </w:tblStylePr>
   </w:style>
-  <w:style w:type="table" w:styleId="98">
+  <w:style w:type="table" w:styleId="788">
     <w:name w:val="List Table 5 Dark - Accent 2"/>
-    <w:basedOn w:val="675"/>
+    <w:basedOn w:val="881"/>
     <w:uiPriority w:val="99"/>
     <w:pPr>
       <w:pBdr/>
@@ -29244,9 +31774,9 @@
       </w:tcPr>
     </w:tblStylePr>
   </w:style>
-  <w:style w:type="table" w:styleId="99">
+  <w:style w:type="table" w:styleId="789">
     <w:name w:val="List Table 5 Dark - Accent 3"/>
-    <w:basedOn w:val="675"/>
+    <w:basedOn w:val="881"/>
     <w:uiPriority w:val="99"/>
     <w:pPr>
       <w:pBdr/>
@@ -29486,9 +32016,9 @@
       </w:tcPr>
     </w:tblStylePr>
   </w:style>
-  <w:style w:type="table" w:styleId="100">
+  <w:style w:type="table" w:styleId="790">
     <w:name w:val="List Table 5 Dark - Accent 4"/>
-    <w:basedOn w:val="675"/>
+    <w:basedOn w:val="881"/>
     <w:uiPriority w:val="99"/>
     <w:pPr>
       <w:pBdr/>
@@ -29728,9 +32258,9 @@
       </w:tcPr>
     </w:tblStylePr>
   </w:style>
-  <w:style w:type="table" w:styleId="101">
+  <w:style w:type="table" w:styleId="791">
     <w:name w:val="List Table 5 Dark - Accent 5"/>
-    <w:basedOn w:val="675"/>
+    <w:basedOn w:val="881"/>
     <w:uiPriority w:val="99"/>
     <w:pPr>
       <w:pBdr/>
@@ -29970,9 +32500,9 @@
       </w:tcPr>
     </w:tblStylePr>
   </w:style>
-  <w:style w:type="table" w:styleId="102">
+  <w:style w:type="table" w:styleId="792">
     <w:name w:val="List Table 5 Dark - Accent 6"/>
-    <w:basedOn w:val="675"/>
+    <w:basedOn w:val="881"/>
     <w:uiPriority w:val="99"/>
     <w:pPr>
       <w:pBdr/>
@@ -30212,9 +32742,9 @@
       </w:tcPr>
     </w:tblStylePr>
   </w:style>
-  <w:style w:type="table" w:styleId="103">
+  <w:style w:type="table" w:styleId="793">
     <w:name w:val="List Table 6 Colorful"/>
-    <w:basedOn w:val="675"/>
+    <w:basedOn w:val="881"/>
     <w:uiPriority w:val="99"/>
     <w:pPr>
       <w:pBdr/>
@@ -30435,9 +32965,9 @@
       </w:tcPr>
     </w:tblStylePr>
   </w:style>
-  <w:style w:type="table" w:styleId="104">
+  <w:style w:type="table" w:styleId="794">
     <w:name w:val="List Table 6 Colorful - Accent 1"/>
-    <w:basedOn w:val="675"/>
+    <w:basedOn w:val="881"/>
     <w:uiPriority w:val="99"/>
     <w:pPr>
       <w:pBdr/>
@@ -30658,9 +33188,9 @@
       </w:tcPr>
     </w:tblStylePr>
   </w:style>
-  <w:style w:type="table" w:styleId="105">
+  <w:style w:type="table" w:styleId="795">
     <w:name w:val="List Table 6 Colorful - Accent 2"/>
-    <w:basedOn w:val="675"/>
+    <w:basedOn w:val="881"/>
     <w:uiPriority w:val="99"/>
     <w:pPr>
       <w:pBdr/>
@@ -30881,9 +33411,9 @@
       </w:tcPr>
     </w:tblStylePr>
   </w:style>
-  <w:style w:type="table" w:styleId="106">
+  <w:style w:type="table" w:styleId="796">
     <w:name w:val="List Table 6 Colorful - Accent 3"/>
-    <w:basedOn w:val="675"/>
+    <w:basedOn w:val="881"/>
     <w:uiPriority w:val="99"/>
     <w:pPr>
       <w:pBdr/>
@@ -31104,9 +33634,9 @@
       </w:tcPr>
     </w:tblStylePr>
   </w:style>
-  <w:style w:type="table" w:styleId="107">
+  <w:style w:type="table" w:styleId="797">
     <w:name w:val="List Table 6 Colorful - Accent 4"/>
-    <w:basedOn w:val="675"/>
+    <w:basedOn w:val="881"/>
     <w:uiPriority w:val="99"/>
     <w:pPr>
       <w:pBdr/>
@@ -31327,9 +33857,9 @@
       </w:tcPr>
     </w:tblStylePr>
   </w:style>
-  <w:style w:type="table" w:styleId="108">
+  <w:style w:type="table" w:styleId="798">
     <w:name w:val="List Table 6 Colorful - Accent 5"/>
-    <w:basedOn w:val="675"/>
+    <w:basedOn w:val="881"/>
     <w:uiPriority w:val="99"/>
     <w:pPr>
       <w:pBdr/>
@@ -31550,9 +34080,9 @@
       </w:tcPr>
     </w:tblStylePr>
   </w:style>
-  <w:style w:type="table" w:styleId="109">
+  <w:style w:type="table" w:styleId="799">
     <w:name w:val="List Table 6 Colorful - Accent 6"/>
-    <w:basedOn w:val="675"/>
+    <w:basedOn w:val="881"/>
     <w:uiPriority w:val="99"/>
     <w:pPr>
       <w:pBdr/>
@@ -31773,9 +34303,9 @@
       </w:tcPr>
     </w:tblStylePr>
   </w:style>
-  <w:style w:type="table" w:styleId="110">
+  <w:style w:type="table" w:styleId="800">
     <w:name w:val="List Table 7 Colorful"/>
-    <w:basedOn w:val="675"/>
+    <w:basedOn w:val="881"/>
     <w:uiPriority w:val="99"/>
     <w:pPr>
       <w:pBdr/>
@@ -31874,11 +34404,11 @@
         <w:tblBorders/>
       </w:tblPr>
       <w:tcPr>
-        <w:shd w:color="ffffff"/>
+        <w:shd w:val="clear" w:color="ffffff"/>
         <w:tcBorders>
-          <w:top w:val="none"/>
-          <w:left w:val="none"/>
-          <w:bottom w:val="none"/>
+          <w:top w:val="none" w:color="000000" w:sz="4" w:space="0"/>
+          <w:left w:val="none" w:color="000000" w:sz="4" w:space="0"/>
+          <w:bottom w:val="none" w:color="000000" w:sz="4" w:space="0"/>
           <w:right w:val="single" w:color="000000" w:themeColor="text1" w:themeTint="80" w:sz="4" w:space="0"/>
         </w:tcBorders>
       </w:tcPr>
@@ -31901,10 +34431,10 @@
       <w:tcPr>
         <w:shd w:val="clear" w:color="ffffff" w:themeColor="light1" w:fill="ffffff" w:themeFill="light1"/>
         <w:tcBorders>
-          <w:top w:val="none"/>
-          <w:left w:val="none"/>
+          <w:top w:val="none" w:color="000000" w:sz="4" w:space="0"/>
+          <w:left w:val="none" w:color="000000" w:sz="4" w:space="0"/>
           <w:bottom w:val="single" w:color="000000" w:themeColor="text1" w:themeTint="80" w:sz="4" w:space="0"/>
-          <w:right w:val="none"/>
+          <w:right w:val="none" w:color="000000" w:sz="4" w:space="0"/>
         </w:tcBorders>
       </w:tcPr>
     </w:tblStylePr>
@@ -31924,12 +34454,12 @@
         <w:tblBorders/>
       </w:tblPr>
       <w:tcPr>
-        <w:shd w:color="ffffff"/>
+        <w:shd w:val="clear" w:color="ffffff"/>
         <w:tcBorders>
-          <w:top w:val="none"/>
+          <w:top w:val="none" w:color="000000" w:sz="4" w:space="0"/>
           <w:left w:val="single" w:color="000000" w:themeColor="text1" w:themeTint="80" w:sz="4" w:space="0"/>
-          <w:bottom w:val="none"/>
-          <w:right w:val="none"/>
+          <w:bottom w:val="none" w:color="000000" w:sz="4" w:space="0"/>
+          <w:right w:val="none" w:color="000000" w:sz="4" w:space="0"/>
         </w:tcBorders>
       </w:tcPr>
     </w:tblStylePr>
@@ -31952,9 +34482,9 @@
         <w:shd w:val="clear" w:color="ffffff" w:themeColor="light1" w:fill="ffffff" w:themeFill="light1"/>
         <w:tcBorders>
           <w:top w:val="single" w:color="000000" w:themeColor="text1" w:themeTint="80" w:sz="4" w:space="0"/>
-          <w:left w:val="none"/>
-          <w:bottom w:val="none"/>
-          <w:right w:val="none"/>
+          <w:left w:val="none" w:color="000000" w:sz="4" w:space="0"/>
+          <w:bottom w:val="none" w:color="000000" w:sz="4" w:space="0"/>
+          <w:right w:val="none" w:color="000000" w:sz="4" w:space="0"/>
         </w:tcBorders>
       </w:tcPr>
     </w:tblStylePr>
@@ -32029,9 +34559,9 @@
       </w:tcPr>
     </w:tblStylePr>
   </w:style>
-  <w:style w:type="table" w:styleId="111">
+  <w:style w:type="table" w:styleId="801">
     <w:name w:val="List Table 7 Colorful - Accent 1"/>
-    <w:basedOn w:val="675"/>
+    <w:basedOn w:val="881"/>
     <w:uiPriority w:val="99"/>
     <w:pPr>
       <w:pBdr/>
@@ -32130,11 +34660,11 @@
         <w:tblBorders/>
       </w:tblPr>
       <w:tcPr>
-        <w:shd w:color="ffffff"/>
+        <w:shd w:val="clear" w:color="ffffff"/>
         <w:tcBorders>
-          <w:top w:val="none"/>
-          <w:left w:val="none"/>
-          <w:bottom w:val="none"/>
+          <w:top w:val="none" w:color="000000" w:sz="4" w:space="0"/>
+          <w:left w:val="none" w:color="000000" w:sz="4" w:space="0"/>
+          <w:bottom w:val="none" w:color="000000" w:sz="4" w:space="0"/>
           <w:right w:val="single" w:color="000000" w:themeColor="accent1" w:sz="4" w:space="0"/>
         </w:tcBorders>
       </w:tcPr>
@@ -32157,10 +34687,10 @@
       <w:tcPr>
         <w:shd w:val="clear" w:color="ffffff" w:themeColor="light1" w:fill="ffffff" w:themeFill="light1"/>
         <w:tcBorders>
-          <w:top w:val="none"/>
-          <w:left w:val="none"/>
+          <w:top w:val="none" w:color="000000" w:sz="4" w:space="0"/>
+          <w:left w:val="none" w:color="000000" w:sz="4" w:space="0"/>
           <w:bottom w:val="single" w:color="000000" w:themeColor="accent1" w:sz="4" w:space="0"/>
-          <w:right w:val="none"/>
+          <w:right w:val="none" w:color="000000" w:sz="4" w:space="0"/>
         </w:tcBorders>
       </w:tcPr>
     </w:tblStylePr>
@@ -32180,12 +34710,12 @@
         <w:tblBorders/>
       </w:tblPr>
       <w:tcPr>
-        <w:shd w:color="ffffff"/>
+        <w:shd w:val="clear" w:color="ffffff"/>
         <w:tcBorders>
-          <w:top w:val="none"/>
+          <w:top w:val="none" w:color="000000" w:sz="4" w:space="0"/>
           <w:left w:val="single" w:color="000000" w:themeColor="accent1" w:sz="4" w:space="0"/>
-          <w:bottom w:val="none"/>
-          <w:right w:val="none"/>
+          <w:bottom w:val="none" w:color="000000" w:sz="4" w:space="0"/>
+          <w:right w:val="none" w:color="000000" w:sz="4" w:space="0"/>
         </w:tcBorders>
       </w:tcPr>
     </w:tblStylePr>
@@ -32208,9 +34738,9 @@
         <w:shd w:val="clear" w:color="ffffff" w:themeColor="light1" w:fill="ffffff" w:themeFill="light1"/>
         <w:tcBorders>
           <w:top w:val="single" w:color="000000" w:themeColor="accent1" w:sz="4" w:space="0"/>
-          <w:left w:val="none"/>
-          <w:bottom w:val="none"/>
-          <w:right w:val="none"/>
+          <w:left w:val="none" w:color="000000" w:sz="4" w:space="0"/>
+          <w:bottom w:val="none" w:color="000000" w:sz="4" w:space="0"/>
+          <w:right w:val="none" w:color="000000" w:sz="4" w:space="0"/>
         </w:tcBorders>
       </w:tcPr>
     </w:tblStylePr>
@@ -32285,9 +34815,9 @@
       </w:tcPr>
     </w:tblStylePr>
   </w:style>
-  <w:style w:type="table" w:styleId="112">
+  <w:style w:type="table" w:styleId="802">
     <w:name w:val="List Table 7 Colorful - Accent 2"/>
-    <w:basedOn w:val="675"/>
+    <w:basedOn w:val="881"/>
     <w:uiPriority w:val="99"/>
     <w:pPr>
       <w:pBdr/>
@@ -32386,11 +34916,11 @@
         <w:tblBorders/>
       </w:tblPr>
       <w:tcPr>
-        <w:shd w:color="ffffff"/>
+        <w:shd w:val="clear" w:color="ffffff"/>
         <w:tcBorders>
-          <w:top w:val="none"/>
-          <w:left w:val="none"/>
-          <w:bottom w:val="none"/>
+          <w:top w:val="none" w:color="000000" w:sz="4" w:space="0"/>
+          <w:left w:val="none" w:color="000000" w:sz="4" w:space="0"/>
+          <w:bottom w:val="none" w:color="000000" w:sz="4" w:space="0"/>
           <w:right w:val="single" w:color="000000" w:themeColor="accent2" w:themeTint="97" w:sz="4" w:space="0"/>
         </w:tcBorders>
       </w:tcPr>
@@ -32413,10 +34943,10 @@
       <w:tcPr>
         <w:shd w:val="clear" w:color="ffffff" w:themeColor="light1" w:fill="ffffff" w:themeFill="light1"/>
         <w:tcBorders>
-          <w:top w:val="none"/>
-          <w:left w:val="none"/>
+          <w:top w:val="none" w:color="000000" w:sz="4" w:space="0"/>
+          <w:left w:val="none" w:color="000000" w:sz="4" w:space="0"/>
           <w:bottom w:val="single" w:color="000000" w:themeColor="accent2" w:themeTint="97" w:sz="4" w:space="0"/>
-          <w:right w:val="none"/>
+          <w:right w:val="none" w:color="000000" w:sz="4" w:space="0"/>
         </w:tcBorders>
       </w:tcPr>
     </w:tblStylePr>
@@ -32436,12 +34966,12 @@
         <w:tblBorders/>
       </w:tblPr>
       <w:tcPr>
-        <w:shd w:color="ffffff"/>
+        <w:shd w:val="clear" w:color="ffffff"/>
         <w:tcBorders>
-          <w:top w:val="none"/>
+          <w:top w:val="none" w:color="000000" w:sz="4" w:space="0"/>
           <w:left w:val="single" w:color="000000" w:themeColor="accent2" w:themeTint="97" w:sz="4" w:space="0"/>
-          <w:bottom w:val="none"/>
-          <w:right w:val="none"/>
+          <w:bottom w:val="none" w:color="000000" w:sz="4" w:space="0"/>
+          <w:right w:val="none" w:color="000000" w:sz="4" w:space="0"/>
         </w:tcBorders>
       </w:tcPr>
     </w:tblStylePr>
@@ -32464,9 +34994,9 @@
         <w:shd w:val="clear" w:color="ffffff" w:themeColor="light1" w:fill="ffffff" w:themeFill="light1"/>
         <w:tcBorders>
           <w:top w:val="single" w:color="000000" w:themeColor="accent2" w:themeTint="97" w:sz="4" w:space="0"/>
-          <w:left w:val="none"/>
-          <w:bottom w:val="none"/>
-          <w:right w:val="none"/>
+          <w:left w:val="none" w:color="000000" w:sz="4" w:space="0"/>
+          <w:bottom w:val="none" w:color="000000" w:sz="4" w:space="0"/>
+          <w:right w:val="none" w:color="000000" w:sz="4" w:space="0"/>
         </w:tcBorders>
       </w:tcPr>
     </w:tblStylePr>
@@ -32541,9 +35071,9 @@
       </w:tcPr>
     </w:tblStylePr>
   </w:style>
-  <w:style w:type="table" w:styleId="113">
+  <w:style w:type="table" w:styleId="803">
     <w:name w:val="List Table 7 Colorful - Accent 3"/>
-    <w:basedOn w:val="675"/>
+    <w:basedOn w:val="881"/>
     <w:uiPriority w:val="99"/>
     <w:pPr>
       <w:pBdr/>
@@ -32642,11 +35172,11 @@
         <w:tblBorders/>
       </w:tblPr>
       <w:tcPr>
-        <w:shd w:color="ffffff"/>
+        <w:shd w:val="clear" w:color="ffffff"/>
         <w:tcBorders>
-          <w:top w:val="none"/>
-          <w:left w:val="none"/>
-          <w:bottom w:val="none"/>
+          <w:top w:val="none" w:color="000000" w:sz="4" w:space="0"/>
+          <w:left w:val="none" w:color="000000" w:sz="4" w:space="0"/>
+          <w:bottom w:val="none" w:color="000000" w:sz="4" w:space="0"/>
           <w:right w:val="single" w:color="000000" w:themeColor="accent3" w:themeTint="98" w:sz="4" w:space="0"/>
         </w:tcBorders>
       </w:tcPr>
@@ -32669,10 +35199,10 @@
       <w:tcPr>
         <w:shd w:val="clear" w:color="ffffff" w:themeColor="light1" w:fill="ffffff" w:themeFill="light1"/>
         <w:tcBorders>
-          <w:top w:val="none"/>
-          <w:left w:val="none"/>
+          <w:top w:val="none" w:color="000000" w:sz="4" w:space="0"/>
+          <w:left w:val="none" w:color="000000" w:sz="4" w:space="0"/>
           <w:bottom w:val="single" w:color="000000" w:themeColor="accent3" w:themeTint="98" w:sz="4" w:space="0"/>
-          <w:right w:val="none"/>
+          <w:right w:val="none" w:color="000000" w:sz="4" w:space="0"/>
         </w:tcBorders>
       </w:tcPr>
     </w:tblStylePr>
@@ -32692,12 +35222,12 @@
         <w:tblBorders/>
       </w:tblPr>
       <w:tcPr>
-        <w:shd w:color="ffffff"/>
+        <w:shd w:val="clear" w:color="ffffff"/>
         <w:tcBorders>
-          <w:top w:val="none"/>
+          <w:top w:val="none" w:color="000000" w:sz="4" w:space="0"/>
           <w:left w:val="single" w:color="000000" w:themeColor="accent3" w:themeTint="98" w:sz="4" w:space="0"/>
-          <w:bottom w:val="none"/>
-          <w:right w:val="none"/>
+          <w:bottom w:val="none" w:color="000000" w:sz="4" w:space="0"/>
+          <w:right w:val="none" w:color="000000" w:sz="4" w:space="0"/>
         </w:tcBorders>
       </w:tcPr>
     </w:tblStylePr>
@@ -32720,9 +35250,9 @@
         <w:shd w:val="clear" w:color="ffffff" w:themeColor="light1" w:fill="ffffff" w:themeFill="light1"/>
         <w:tcBorders>
           <w:top w:val="single" w:color="000000" w:themeColor="accent3" w:themeTint="98" w:sz="4" w:space="0"/>
-          <w:left w:val="none"/>
-          <w:bottom w:val="none"/>
-          <w:right w:val="none"/>
+          <w:left w:val="none" w:color="000000" w:sz="4" w:space="0"/>
+          <w:bottom w:val="none" w:color="000000" w:sz="4" w:space="0"/>
+          <w:right w:val="none" w:color="000000" w:sz="4" w:space="0"/>
         </w:tcBorders>
       </w:tcPr>
     </w:tblStylePr>
@@ -32797,9 +35327,9 @@
       </w:tcPr>
     </w:tblStylePr>
   </w:style>
-  <w:style w:type="table" w:styleId="114">
+  <w:style w:type="table" w:styleId="804">
     <w:name w:val="List Table 7 Colorful - Accent 4"/>
-    <w:basedOn w:val="675"/>
+    <w:basedOn w:val="881"/>
     <w:uiPriority w:val="99"/>
     <w:pPr>
       <w:pBdr/>
@@ -32898,11 +35428,11 @@
         <w:tblBorders/>
       </w:tblPr>
       <w:tcPr>
-        <w:shd w:color="ffffff"/>
+        <w:shd w:val="clear" w:color="ffffff"/>
         <w:tcBorders>
-          <w:top w:val="none"/>
-          <w:left w:val="none"/>
-          <w:bottom w:val="none"/>
+          <w:top w:val="none" w:color="000000" w:sz="4" w:space="0"/>
+          <w:left w:val="none" w:color="000000" w:sz="4" w:space="0"/>
+          <w:bottom w:val="none" w:color="000000" w:sz="4" w:space="0"/>
           <w:right w:val="single" w:color="000000" w:themeColor="accent4" w:themeTint="9A" w:sz="4" w:space="0"/>
         </w:tcBorders>
       </w:tcPr>
@@ -32925,10 +35455,10 @@
       <w:tcPr>
         <w:shd w:val="clear" w:color="ffffff" w:themeColor="light1" w:fill="ffffff" w:themeFill="light1"/>
         <w:tcBorders>
-          <w:top w:val="none"/>
-          <w:left w:val="none"/>
+          <w:top w:val="none" w:color="000000" w:sz="4" w:space="0"/>
+          <w:left w:val="none" w:color="000000" w:sz="4" w:space="0"/>
           <w:bottom w:val="single" w:color="000000" w:themeColor="accent4" w:themeTint="9A" w:sz="4" w:space="0"/>
-          <w:right w:val="none"/>
+          <w:right w:val="none" w:color="000000" w:sz="4" w:space="0"/>
         </w:tcBorders>
       </w:tcPr>
     </w:tblStylePr>
@@ -32948,12 +35478,12 @@
         <w:tblBorders/>
       </w:tblPr>
       <w:tcPr>
-        <w:shd w:color="ffffff"/>
+        <w:shd w:val="clear" w:color="ffffff"/>
         <w:tcBorders>
-          <w:top w:val="none"/>
+          <w:top w:val="none" w:color="000000" w:sz="4" w:space="0"/>
           <w:left w:val="single" w:color="000000" w:themeColor="accent4" w:themeTint="9A" w:sz="4" w:space="0"/>
-          <w:bottom w:val="none"/>
-          <w:right w:val="none"/>
+          <w:bottom w:val="none" w:color="000000" w:sz="4" w:space="0"/>
+          <w:right w:val="none" w:color="000000" w:sz="4" w:space="0"/>
         </w:tcBorders>
       </w:tcPr>
     </w:tblStylePr>
@@ -32976,9 +35506,9 @@
         <w:shd w:val="clear" w:color="ffffff" w:themeColor="light1" w:fill="ffffff" w:themeFill="light1"/>
         <w:tcBorders>
           <w:top w:val="single" w:color="000000" w:themeColor="accent4" w:themeTint="9A" w:sz="4" w:space="0"/>
-          <w:left w:val="none"/>
-          <w:bottom w:val="none"/>
-          <w:right w:val="none"/>
+          <w:left w:val="none" w:color="000000" w:sz="4" w:space="0"/>
+          <w:bottom w:val="none" w:color="000000" w:sz="4" w:space="0"/>
+          <w:right w:val="none" w:color="000000" w:sz="4" w:space="0"/>
         </w:tcBorders>
       </w:tcPr>
     </w:tblStylePr>
@@ -33053,9 +35583,9 @@
       </w:tcPr>
     </w:tblStylePr>
   </w:style>
-  <w:style w:type="table" w:styleId="115">
+  <w:style w:type="table" w:styleId="805">
     <w:name w:val="List Table 7 Colorful - Accent 5"/>
-    <w:basedOn w:val="675"/>
+    <w:basedOn w:val="881"/>
     <w:uiPriority w:val="99"/>
     <w:pPr>
       <w:pBdr/>
@@ -33154,11 +35684,11 @@
         <w:tblBorders/>
       </w:tblPr>
       <w:tcPr>
-        <w:shd w:color="ffffff"/>
+        <w:shd w:val="clear" w:color="ffffff"/>
         <w:tcBorders>
-          <w:top w:val="none"/>
-          <w:left w:val="none"/>
-          <w:bottom w:val="none"/>
+          <w:top w:val="none" w:color="000000" w:sz="4" w:space="0"/>
+          <w:left w:val="none" w:color="000000" w:sz="4" w:space="0"/>
+          <w:bottom w:val="none" w:color="000000" w:sz="4" w:space="0"/>
           <w:right w:val="single" w:color="000000" w:themeColor="accent5" w:themeTint="9A" w:sz="4" w:space="0"/>
         </w:tcBorders>
       </w:tcPr>
@@ -33181,10 +35711,10 @@
       <w:tcPr>
         <w:shd w:val="clear" w:color="ffffff" w:themeColor="light1" w:fill="ffffff" w:themeFill="light1"/>
         <w:tcBorders>
-          <w:top w:val="none"/>
-          <w:left w:val="none"/>
+          <w:top w:val="none" w:color="000000" w:sz="4" w:space="0"/>
+          <w:left w:val="none" w:color="000000" w:sz="4" w:space="0"/>
           <w:bottom w:val="single" w:color="000000" w:themeColor="accent5" w:themeTint="9A" w:sz="4" w:space="0"/>
-          <w:right w:val="none"/>
+          <w:right w:val="none" w:color="000000" w:sz="4" w:space="0"/>
         </w:tcBorders>
       </w:tcPr>
     </w:tblStylePr>
@@ -33204,12 +35734,12 @@
         <w:tblBorders/>
       </w:tblPr>
       <w:tcPr>
-        <w:shd w:color="ffffff"/>
+        <w:shd w:val="clear" w:color="ffffff"/>
         <w:tcBorders>
-          <w:top w:val="none"/>
+          <w:top w:val="none" w:color="000000" w:sz="4" w:space="0"/>
           <w:left w:val="single" w:color="000000" w:themeColor="accent5" w:themeTint="9A" w:sz="4" w:space="0"/>
-          <w:bottom w:val="none"/>
-          <w:right w:val="none"/>
+          <w:bottom w:val="none" w:color="000000" w:sz="4" w:space="0"/>
+          <w:right w:val="none" w:color="000000" w:sz="4" w:space="0"/>
         </w:tcBorders>
       </w:tcPr>
     </w:tblStylePr>
@@ -33232,9 +35762,9 @@
         <w:shd w:val="clear" w:color="ffffff" w:themeColor="light1" w:fill="ffffff" w:themeFill="light1"/>
         <w:tcBorders>
           <w:top w:val="single" w:color="000000" w:themeColor="accent5" w:themeTint="9A" w:sz="4" w:space="0"/>
-          <w:left w:val="none"/>
-          <w:bottom w:val="none"/>
-          <w:right w:val="none"/>
+          <w:left w:val="none" w:color="000000" w:sz="4" w:space="0"/>
+          <w:bottom w:val="none" w:color="000000" w:sz="4" w:space="0"/>
+          <w:right w:val="none" w:color="000000" w:sz="4" w:space="0"/>
         </w:tcBorders>
       </w:tcPr>
     </w:tblStylePr>
@@ -33309,9 +35839,9 @@
       </w:tcPr>
     </w:tblStylePr>
   </w:style>
-  <w:style w:type="table" w:styleId="116">
+  <w:style w:type="table" w:styleId="806">
     <w:name w:val="List Table 7 Colorful - Accent 6"/>
-    <w:basedOn w:val="675"/>
+    <w:basedOn w:val="881"/>
     <w:uiPriority w:val="99"/>
     <w:pPr>
       <w:pBdr/>
@@ -33410,11 +35940,11 @@
         <w:tblBorders/>
       </w:tblPr>
       <w:tcPr>
-        <w:shd w:color="ffffff"/>
+        <w:shd w:val="clear" w:color="ffffff"/>
         <w:tcBorders>
-          <w:top w:val="none"/>
-          <w:left w:val="none"/>
-          <w:bottom w:val="none"/>
+          <w:top w:val="none" w:color="000000" w:sz="4" w:space="0"/>
+          <w:left w:val="none" w:color="000000" w:sz="4" w:space="0"/>
+          <w:bottom w:val="none" w:color="000000" w:sz="4" w:space="0"/>
           <w:right w:val="single" w:color="000000" w:themeColor="accent6" w:themeTint="98" w:sz="4" w:space="0"/>
         </w:tcBorders>
       </w:tcPr>
@@ -33437,10 +35967,10 @@
       <w:tcPr>
         <w:shd w:val="clear" w:color="ffffff" w:themeColor="light1" w:fill="ffffff" w:themeFill="light1"/>
         <w:tcBorders>
-          <w:top w:val="none"/>
-          <w:left w:val="none"/>
+          <w:top w:val="none" w:color="000000" w:sz="4" w:space="0"/>
+          <w:left w:val="none" w:color="000000" w:sz="4" w:space="0"/>
           <w:bottom w:val="single" w:color="000000" w:themeColor="accent6" w:themeTint="98" w:sz="4" w:space="0"/>
-          <w:right w:val="none"/>
+          <w:right w:val="none" w:color="000000" w:sz="4" w:space="0"/>
         </w:tcBorders>
       </w:tcPr>
     </w:tblStylePr>
@@ -33460,12 +35990,12 @@
         <w:tblBorders/>
       </w:tblPr>
       <w:tcPr>
-        <w:shd w:color="ffffff"/>
+        <w:shd w:val="clear" w:color="ffffff"/>
         <w:tcBorders>
-          <w:top w:val="none"/>
+          <w:top w:val="none" w:color="000000" w:sz="4" w:space="0"/>
           <w:left w:val="single" w:color="000000" w:themeColor="accent6" w:themeTint="98" w:sz="4" w:space="0"/>
-          <w:bottom w:val="none"/>
-          <w:right w:val="none"/>
+          <w:bottom w:val="none" w:color="000000" w:sz="4" w:space="0"/>
+          <w:right w:val="none" w:color="000000" w:sz="4" w:space="0"/>
         </w:tcBorders>
       </w:tcPr>
     </w:tblStylePr>
@@ -33488,9 +36018,9 @@
         <w:shd w:val="clear" w:color="ffffff" w:themeColor="light1" w:fill="ffffff" w:themeFill="light1"/>
         <w:tcBorders>
           <w:top w:val="single" w:color="000000" w:themeColor="accent6" w:themeTint="98" w:sz="4" w:space="0"/>
-          <w:left w:val="none"/>
-          <w:bottom w:val="none"/>
-          <w:right w:val="none"/>
+          <w:left w:val="none" w:color="000000" w:sz="4" w:space="0"/>
+          <w:bottom w:val="none" w:color="000000" w:sz="4" w:space="0"/>
+          <w:right w:val="none" w:color="000000" w:sz="4" w:space="0"/>
         </w:tcBorders>
       </w:tcPr>
     </w:tblStylePr>
@@ -33565,9 +36095,9 @@
       </w:tcPr>
     </w:tblStylePr>
   </w:style>
-  <w:style w:type="table" w:styleId="117">
+  <w:style w:type="table" w:styleId="807">
     <w:name w:val="Lined - Accent"/>
-    <w:basedOn w:val="675"/>
+    <w:basedOn w:val="881"/>
     <w:uiPriority w:val="99"/>
     <w:pPr>
       <w:pBdr/>
@@ -33802,9 +36332,9 @@
       </w:tcPr>
     </w:tblStylePr>
   </w:style>
-  <w:style w:type="table" w:styleId="118">
+  <w:style w:type="table" w:styleId="808">
     <w:name w:val="Lined - Accent 1"/>
-    <w:basedOn w:val="675"/>
+    <w:basedOn w:val="881"/>
     <w:uiPriority w:val="99"/>
     <w:pPr>
       <w:pBdr/>
@@ -34039,9 +36569,9 @@
       </w:tcPr>
     </w:tblStylePr>
   </w:style>
-  <w:style w:type="table" w:styleId="119">
+  <w:style w:type="table" w:styleId="809">
     <w:name w:val="Lined - Accent 2"/>
-    <w:basedOn w:val="675"/>
+    <w:basedOn w:val="881"/>
     <w:uiPriority w:val="99"/>
     <w:pPr>
       <w:pBdr/>
@@ -34276,9 +36806,9 @@
       </w:tcPr>
     </w:tblStylePr>
   </w:style>
-  <w:style w:type="table" w:styleId="120">
+  <w:style w:type="table" w:styleId="810">
     <w:name w:val="Lined - Accent 3"/>
-    <w:basedOn w:val="675"/>
+    <w:basedOn w:val="881"/>
     <w:uiPriority w:val="99"/>
     <w:pPr>
       <w:pBdr/>
@@ -34513,9 +37043,9 @@
       </w:tcPr>
     </w:tblStylePr>
   </w:style>
-  <w:style w:type="table" w:styleId="121">
+  <w:style w:type="table" w:styleId="811">
     <w:name w:val="Lined - Accent 4"/>
-    <w:basedOn w:val="675"/>
+    <w:basedOn w:val="881"/>
     <w:uiPriority w:val="99"/>
     <w:pPr>
       <w:pBdr/>
@@ -34750,9 +37280,9 @@
       </w:tcPr>
     </w:tblStylePr>
   </w:style>
-  <w:style w:type="table" w:styleId="122">
+  <w:style w:type="table" w:styleId="812">
     <w:name w:val="Lined - Accent 5"/>
-    <w:basedOn w:val="675"/>
+    <w:basedOn w:val="881"/>
     <w:uiPriority w:val="99"/>
     <w:pPr>
       <w:pBdr/>
@@ -34987,9 +37517,9 @@
       </w:tcPr>
     </w:tblStylePr>
   </w:style>
-  <w:style w:type="table" w:styleId="123">
+  <w:style w:type="table" w:styleId="813">
     <w:name w:val="Lined - Accent 6"/>
-    <w:basedOn w:val="675"/>
+    <w:basedOn w:val="881"/>
     <w:uiPriority w:val="99"/>
     <w:pPr>
       <w:pBdr/>
@@ -35224,9 +37754,9 @@
       </w:tcPr>
     </w:tblStylePr>
   </w:style>
-  <w:style w:type="table" w:styleId="124">
+  <w:style w:type="table" w:styleId="814">
     <w:name w:val="Bordered &amp; Lined - Accent"/>
-    <w:basedOn w:val="675"/>
+    <w:basedOn w:val="881"/>
     <w:uiPriority w:val="99"/>
     <w:pPr>
       <w:pBdr/>
@@ -35468,9 +37998,9 @@
       </w:tcPr>
     </w:tblStylePr>
   </w:style>
-  <w:style w:type="table" w:styleId="125">
+  <w:style w:type="table" w:styleId="815">
     <w:name w:val="Bordered &amp; Lined - Accent 1"/>
-    <w:basedOn w:val="675"/>
+    <w:basedOn w:val="881"/>
     <w:uiPriority w:val="99"/>
     <w:pPr>
       <w:pBdr/>
@@ -35712,9 +38242,9 @@
       </w:tcPr>
     </w:tblStylePr>
   </w:style>
-  <w:style w:type="table" w:styleId="126">
+  <w:style w:type="table" w:styleId="816">
     <w:name w:val="Bordered &amp; Lined - Accent 2"/>
-    <w:basedOn w:val="675"/>
+    <w:basedOn w:val="881"/>
     <w:uiPriority w:val="99"/>
     <w:pPr>
       <w:pBdr/>
@@ -35956,9 +38486,9 @@
       </w:tcPr>
     </w:tblStylePr>
   </w:style>
-  <w:style w:type="table" w:styleId="127">
+  <w:style w:type="table" w:styleId="817">
     <w:name w:val="Bordered &amp; Lined - Accent 3"/>
-    <w:basedOn w:val="675"/>
+    <w:basedOn w:val="881"/>
     <w:uiPriority w:val="99"/>
     <w:pPr>
       <w:pBdr/>
@@ -36200,9 +38730,9 @@
       </w:tcPr>
     </w:tblStylePr>
   </w:style>
-  <w:style w:type="table" w:styleId="128">
+  <w:style w:type="table" w:styleId="818">
     <w:name w:val="Bordered &amp; Lined - Accent 4"/>
-    <w:basedOn w:val="675"/>
+    <w:basedOn w:val="881"/>
     <w:uiPriority w:val="99"/>
     <w:pPr>
       <w:pBdr/>
@@ -36444,9 +38974,9 @@
       </w:tcPr>
     </w:tblStylePr>
   </w:style>
-  <w:style w:type="table" w:styleId="129">
+  <w:style w:type="table" w:styleId="819">
     <w:name w:val="Bordered &amp; Lined - Accent 5"/>
-    <w:basedOn w:val="675"/>
+    <w:basedOn w:val="881"/>
     <w:uiPriority w:val="99"/>
     <w:pPr>
       <w:pBdr/>
@@ -36688,9 +39218,9 @@
       </w:tcPr>
     </w:tblStylePr>
   </w:style>
-  <w:style w:type="table" w:styleId="130">
+  <w:style w:type="table" w:styleId="820">
     <w:name w:val="Bordered &amp; Lined - Accent 6"/>
-    <w:basedOn w:val="675"/>
+    <w:basedOn w:val="881"/>
     <w:uiPriority w:val="99"/>
     <w:pPr>
       <w:pBdr/>
@@ -36932,9 +39462,9 @@
       </w:tcPr>
     </w:tblStylePr>
   </w:style>
-  <w:style w:type="table" w:styleId="131">
+  <w:style w:type="table" w:styleId="821">
     <w:name w:val="Bordered"/>
-    <w:basedOn w:val="675"/>
+    <w:basedOn w:val="881"/>
     <w:uiPriority w:val="99"/>
     <w:pPr>
       <w:pBdr/>
@@ -37163,9 +39693,9 @@
       </w:tcPr>
     </w:tblStylePr>
   </w:style>
-  <w:style w:type="table" w:styleId="132">
+  <w:style w:type="table" w:styleId="822">
     <w:name w:val="Bordered - Accent 1"/>
-    <w:basedOn w:val="675"/>
+    <w:basedOn w:val="881"/>
     <w:uiPriority w:val="99"/>
     <w:pPr>
       <w:pBdr/>
@@ -37394,9 +39924,9 @@
       </w:tcPr>
     </w:tblStylePr>
   </w:style>
-  <w:style w:type="table" w:styleId="133">
+  <w:style w:type="table" w:styleId="823">
     <w:name w:val="Bordered - Accent 2"/>
-    <w:basedOn w:val="675"/>
+    <w:basedOn w:val="881"/>
     <w:uiPriority w:val="99"/>
     <w:pPr>
       <w:pBdr/>
@@ -37625,9 +40155,9 @@
       </w:tcPr>
     </w:tblStylePr>
   </w:style>
-  <w:style w:type="table" w:styleId="134">
+  <w:style w:type="table" w:styleId="824">
     <w:name w:val="Bordered - Accent 3"/>
-    <w:basedOn w:val="675"/>
+    <w:basedOn w:val="881"/>
     <w:uiPriority w:val="99"/>
     <w:pPr>
       <w:pBdr/>
@@ -37856,9 +40386,9 @@
       </w:tcPr>
     </w:tblStylePr>
   </w:style>
-  <w:style w:type="table" w:styleId="135">
+  <w:style w:type="table" w:styleId="825">
     <w:name w:val="Bordered - Accent 4"/>
-    <w:basedOn w:val="675"/>
+    <w:basedOn w:val="881"/>
     <w:uiPriority w:val="99"/>
     <w:pPr>
       <w:pBdr/>
@@ -38087,9 +40617,9 @@
       </w:tcPr>
     </w:tblStylePr>
   </w:style>
-  <w:style w:type="table" w:styleId="136">
+  <w:style w:type="table" w:styleId="826">
     <w:name w:val="Bordered - Accent 5"/>
-    <w:basedOn w:val="675"/>
+    <w:basedOn w:val="881"/>
     <w:uiPriority w:val="99"/>
     <w:pPr>
       <w:pBdr/>
@@ -38318,9 +40848,9 @@
       </w:tcPr>
     </w:tblStylePr>
   </w:style>
-  <w:style w:type="table" w:styleId="137">
+  <w:style w:type="table" w:styleId="827">
     <w:name w:val="Bordered - Accent 6"/>
-    <w:basedOn w:val="675"/>
+    <w:basedOn w:val="881"/>
     <w:uiPriority w:val="99"/>
     <w:pPr>
       <w:pBdr/>
@@ -38549,11 +41079,11 @@
       </w:tcPr>
     </w:tblStylePr>
   </w:style>
-  <w:style w:type="paragraph" w:styleId="145">
+  <w:style w:type="paragraph" w:styleId="828">
     <w:name w:val="Heading 7"/>
-    <w:basedOn w:val="667"/>
-    <w:next w:val="667"/>
-    <w:link w:val="156"/>
+    <w:basedOn w:val="873"/>
+    <w:next w:val="873"/>
+    <w:link w:val="838"/>
     <w:uiPriority w:val="9"/>
     <w:unhideWhenUsed/>
     <w:qFormat/>
@@ -38570,11 +41100,11 @@
       <w:color w:val="595959" w:themeColor="text1" w:themeTint="A6"/>
     </w:rPr>
   </w:style>
-  <w:style w:type="paragraph" w:styleId="146">
+  <w:style w:type="paragraph" w:styleId="829">
     <w:name w:val="Heading 8"/>
-    <w:basedOn w:val="667"/>
-    <w:next w:val="667"/>
-    <w:link w:val="157"/>
+    <w:basedOn w:val="873"/>
+    <w:next w:val="873"/>
+    <w:link w:val="839"/>
     <w:uiPriority w:val="9"/>
     <w:unhideWhenUsed/>
     <w:qFormat/>
@@ -38593,11 +41123,11 @@
       <w:color w:val="272727" w:themeColor="text1" w:themeTint="D8"/>
     </w:rPr>
   </w:style>
-  <w:style w:type="paragraph" w:styleId="147">
+  <w:style w:type="paragraph" w:styleId="830">
     <w:name w:val="Heading 9"/>
-    <w:basedOn w:val="667"/>
-    <w:next w:val="667"/>
-    <w:link w:val="158"/>
+    <w:basedOn w:val="873"/>
+    <w:next w:val="873"/>
+    <w:link w:val="840"/>
     <w:uiPriority w:val="9"/>
     <w:unhideWhenUsed/>
     <w:qFormat/>
@@ -38616,7 +41146,7 @@
       <w:color w:val="272727" w:themeColor="text1" w:themeTint="D8"/>
     </w:rPr>
   </w:style>
-  <w:style w:type="numbering" w:styleId="149" w:default="1">
+  <w:style w:type="numbering" w:styleId="831" w:default="1">
     <w:name w:val="No List"/>
     <w:uiPriority w:val="99"/>
     <w:semiHidden/>
@@ -38627,10 +41157,10 @@
       <w:ind/>
     </w:pPr>
   </w:style>
-  <w:style w:type="character" w:styleId="150">
+  <w:style w:type="character" w:styleId="832">
     <w:name w:val="Heading 1 Char"/>
-    <w:basedOn w:val="674"/>
-    <w:link w:val="668"/>
+    <w:basedOn w:val="880"/>
+    <w:link w:val="874"/>
     <w:uiPriority w:val="9"/>
     <w:pPr>
       <w:pBdr/>
@@ -38644,10 +41174,10 @@
       <w:szCs w:val="40"/>
     </w:rPr>
   </w:style>
-  <w:style w:type="character" w:styleId="151">
+  <w:style w:type="character" w:styleId="833">
     <w:name w:val="Heading 2 Char"/>
-    <w:basedOn w:val="674"/>
-    <w:link w:val="669"/>
+    <w:basedOn w:val="880"/>
+    <w:link w:val="875"/>
     <w:uiPriority w:val="9"/>
     <w:pPr>
       <w:pBdr/>
@@ -38661,10 +41191,10 @@
       <w:szCs w:val="32"/>
     </w:rPr>
   </w:style>
-  <w:style w:type="character" w:styleId="152">
+  <w:style w:type="character" w:styleId="834">
     <w:name w:val="Heading 3 Char"/>
-    <w:basedOn w:val="674"/>
-    <w:link w:val="670"/>
+    <w:basedOn w:val="880"/>
+    <w:link w:val="876"/>
     <w:uiPriority w:val="9"/>
     <w:pPr>
       <w:pBdr/>
@@ -38678,10 +41208,10 @@
       <w:szCs w:val="28"/>
     </w:rPr>
   </w:style>
-  <w:style w:type="character" w:styleId="153">
+  <w:style w:type="character" w:styleId="835">
     <w:name w:val="Heading 4 Char"/>
-    <w:basedOn w:val="674"/>
-    <w:link w:val="671"/>
+    <w:basedOn w:val="880"/>
+    <w:link w:val="877"/>
     <w:uiPriority w:val="9"/>
     <w:pPr>
       <w:pBdr/>
@@ -38695,10 +41225,10 @@
       <w:color w:val="0f4761" w:themeColor="accent1" w:themeShade="BF"/>
     </w:rPr>
   </w:style>
-  <w:style w:type="character" w:styleId="154">
+  <w:style w:type="character" w:styleId="836">
     <w:name w:val="Heading 5 Char"/>
-    <w:basedOn w:val="674"/>
-    <w:link w:val="672"/>
+    <w:basedOn w:val="880"/>
+    <w:link w:val="878"/>
     <w:uiPriority w:val="9"/>
     <w:pPr>
       <w:pBdr/>
@@ -38710,10 +41240,10 @@
       <w:color w:val="0f4761" w:themeColor="accent1" w:themeShade="BF"/>
     </w:rPr>
   </w:style>
-  <w:style w:type="character" w:styleId="155">
+  <w:style w:type="character" w:styleId="837">
     <w:name w:val="Heading 6 Char"/>
-    <w:basedOn w:val="674"/>
-    <w:link w:val="673"/>
+    <w:basedOn w:val="880"/>
+    <w:link w:val="879"/>
     <w:uiPriority w:val="9"/>
     <w:pPr>
       <w:pBdr/>
@@ -38727,10 +41257,10 @@
       <w:color w:val="595959" w:themeColor="text1" w:themeTint="A6"/>
     </w:rPr>
   </w:style>
-  <w:style w:type="character" w:styleId="156">
+  <w:style w:type="character" w:styleId="838">
     <w:name w:val="Heading 7 Char"/>
-    <w:basedOn w:val="674"/>
-    <w:link w:val="145"/>
+    <w:basedOn w:val="880"/>
+    <w:link w:val="828"/>
     <w:uiPriority w:val="9"/>
     <w:pPr>
       <w:pBdr/>
@@ -38742,10 +41272,10 @@
       <w:color w:val="595959" w:themeColor="text1" w:themeTint="A6"/>
     </w:rPr>
   </w:style>
-  <w:style w:type="character" w:styleId="157">
+  <w:style w:type="character" w:styleId="839">
     <w:name w:val="Heading 8 Char"/>
-    <w:basedOn w:val="674"/>
-    <w:link w:val="146"/>
+    <w:basedOn w:val="880"/>
+    <w:link w:val="829"/>
     <w:uiPriority w:val="9"/>
     <w:pPr>
       <w:pBdr/>
@@ -38759,10 +41289,10 @@
       <w:color w:val="272727" w:themeColor="text1" w:themeTint="D8"/>
     </w:rPr>
   </w:style>
-  <w:style w:type="character" w:styleId="158">
+  <w:style w:type="character" w:styleId="840">
     <w:name w:val="Heading 9 Char"/>
-    <w:basedOn w:val="674"/>
-    <w:link w:val="147"/>
+    <w:basedOn w:val="880"/>
+    <w:link w:val="830"/>
     <w:uiPriority w:val="9"/>
     <w:pPr>
       <w:pBdr/>
@@ -38776,10 +41306,10 @@
       <w:color w:val="272727" w:themeColor="text1" w:themeTint="D8"/>
     </w:rPr>
   </w:style>
-  <w:style w:type="character" w:styleId="160">
+  <w:style w:type="character" w:styleId="841">
     <w:name w:val="Title Char"/>
-    <w:basedOn w:val="674"/>
-    <w:link w:val="685"/>
+    <w:basedOn w:val="880"/>
+    <w:link w:val="891"/>
     <w:uiPriority w:val="10"/>
     <w:pPr>
       <w:pBdr/>
@@ -38793,11 +41323,11 @@
       <w:szCs w:val="56"/>
     </w:rPr>
   </w:style>
-  <w:style w:type="paragraph" w:styleId="161">
+  <w:style w:type="paragraph" w:styleId="842">
     <w:name w:val="Subtitle"/>
-    <w:basedOn w:val="667"/>
-    <w:next w:val="667"/>
-    <w:link w:val="162"/>
+    <w:basedOn w:val="873"/>
+    <w:next w:val="873"/>
+    <w:link w:val="843"/>
     <w:uiPriority w:val="11"/>
     <w:qFormat/>
     <w:pPr>
@@ -38815,10 +41345,10 @@
       <w:szCs w:val="28"/>
     </w:rPr>
   </w:style>
-  <w:style w:type="character" w:styleId="162">
+  <w:style w:type="character" w:styleId="843">
     <w:name w:val="Subtitle Char"/>
-    <w:basedOn w:val="674"/>
-    <w:link w:val="161"/>
+    <w:basedOn w:val="880"/>
+    <w:link w:val="842"/>
     <w:uiPriority w:val="11"/>
     <w:pPr>
       <w:pBdr/>
@@ -38832,11 +41362,11 @@
       <w:szCs w:val="28"/>
     </w:rPr>
   </w:style>
-  <w:style w:type="paragraph" w:styleId="163">
+  <w:style w:type="paragraph" w:styleId="844">
     <w:name w:val="Quote"/>
-    <w:basedOn w:val="667"/>
-    <w:next w:val="667"/>
-    <w:link w:val="164"/>
+    <w:basedOn w:val="873"/>
+    <w:next w:val="873"/>
+    <w:link w:val="845"/>
     <w:uiPriority w:val="29"/>
     <w:qFormat/>
     <w:pPr>
@@ -38851,10 +41381,10 @@
       <w:color w:val="404040" w:themeColor="text1" w:themeTint="BF"/>
     </w:rPr>
   </w:style>
-  <w:style w:type="character" w:styleId="164">
+  <w:style w:type="character" w:styleId="845">
     <w:name w:val="Quote Char"/>
-    <w:basedOn w:val="674"/>
-    <w:link w:val="163"/>
+    <w:basedOn w:val="880"/>
+    <w:link w:val="844"/>
     <w:uiPriority w:val="29"/>
     <w:pPr>
       <w:pBdr/>
@@ -38867,9 +41397,9 @@
       <w:color w:val="404040" w:themeColor="text1" w:themeTint="BF"/>
     </w:rPr>
   </w:style>
-  <w:style w:type="character" w:styleId="166">
+  <w:style w:type="character" w:styleId="846">
     <w:name w:val="Intense Emphasis"/>
-    <w:basedOn w:val="674"/>
+    <w:basedOn w:val="880"/>
     <w:uiPriority w:val="21"/>
     <w:qFormat/>
     <w:pPr>
@@ -38883,11 +41413,11 @@
       <w:color w:val="0f4761" w:themeColor="accent1" w:themeShade="BF"/>
     </w:rPr>
   </w:style>
-  <w:style w:type="paragraph" w:styleId="167">
+  <w:style w:type="paragraph" w:styleId="847">
     <w:name w:val="Intense Quote"/>
-    <w:basedOn w:val="667"/>
-    <w:next w:val="667"/>
-    <w:link w:val="168"/>
+    <w:basedOn w:val="873"/>
+    <w:next w:val="873"/>
+    <w:link w:val="848"/>
     <w:uiPriority w:val="30"/>
     <w:qFormat/>
     <w:pPr>
@@ -38905,10 +41435,10 @@
       <w:color w:val="0f4761" w:themeColor="accent1" w:themeShade="BF"/>
     </w:rPr>
   </w:style>
-  <w:style w:type="character" w:styleId="168">
+  <w:style w:type="character" w:styleId="848">
     <w:name w:val="Intense Quote Char"/>
-    <w:basedOn w:val="674"/>
-    <w:link w:val="167"/>
+    <w:basedOn w:val="880"/>
+    <w:link w:val="847"/>
     <w:uiPriority w:val="30"/>
     <w:pPr>
       <w:pBdr/>
@@ -38921,9 +41451,9 @@
       <w:color w:val="0f4761" w:themeColor="accent1" w:themeShade="BF"/>
     </w:rPr>
   </w:style>
-  <w:style w:type="character" w:styleId="169">
+  <w:style w:type="character" w:styleId="849">
     <w:name w:val="Intense Reference"/>
-    <w:basedOn w:val="674"/>
+    <w:basedOn w:val="880"/>
     <w:uiPriority w:val="32"/>
     <w:qFormat/>
     <w:pPr>
@@ -38939,9 +41469,9 @@
       <w:spacing w:val="5"/>
     </w:rPr>
   </w:style>
-  <w:style w:type="paragraph" w:styleId="170">
+  <w:style w:type="paragraph" w:styleId="850">
     <w:name w:val="No Spacing"/>
-    <w:basedOn w:val="667"/>
+    <w:basedOn w:val="873"/>
     <w:uiPriority w:val="1"/>
     <w:qFormat/>
     <w:pPr>
@@ -38950,9 +41480,9 @@
       <w:ind/>
     </w:pPr>
   </w:style>
-  <w:style w:type="character" w:styleId="171">
+  <w:style w:type="character" w:styleId="851">
     <w:name w:val="Subtle Emphasis"/>
-    <w:basedOn w:val="674"/>
+    <w:basedOn w:val="880"/>
     <w:uiPriority w:val="19"/>
     <w:qFormat/>
     <w:pPr>
@@ -38966,9 +41496,9 @@
       <w:color w:val="404040" w:themeColor="text1" w:themeTint="BF"/>
     </w:rPr>
   </w:style>
-  <w:style w:type="character" w:styleId="172">
+  <w:style w:type="character" w:styleId="852">
     <w:name w:val="Emphasis"/>
-    <w:basedOn w:val="674"/>
+    <w:basedOn w:val="880"/>
     <w:uiPriority w:val="20"/>
     <w:qFormat/>
     <w:pPr>
@@ -38981,9 +41511,9 @@
       <w:iCs/>
     </w:rPr>
   </w:style>
-  <w:style w:type="character" w:styleId="174">
+  <w:style w:type="character" w:styleId="853">
     <w:name w:val="Subtle Reference"/>
-    <w:basedOn w:val="674"/>
+    <w:basedOn w:val="880"/>
     <w:uiPriority w:val="31"/>
     <w:qFormat/>
     <w:pPr>
@@ -38996,9 +41526,9 @@
       <w:color w:val="5a5a5a" w:themeColor="text1" w:themeTint="A5"/>
     </w:rPr>
   </w:style>
-  <w:style w:type="character" w:styleId="175">
+  <w:style w:type="character" w:styleId="854">
     <w:name w:val="Book Title"/>
-    <w:basedOn w:val="674"/>
+    <w:basedOn w:val="880"/>
     <w:uiPriority w:val="33"/>
     <w:qFormat/>
     <w:pPr>
@@ -39014,10 +41544,10 @@
       <w:spacing w:val="5"/>
     </w:rPr>
   </w:style>
-  <w:style w:type="paragraph" w:styleId="176">
+  <w:style w:type="paragraph" w:styleId="855">
     <w:name w:val="Header"/>
-    <w:basedOn w:val="667"/>
-    <w:link w:val="177"/>
+    <w:basedOn w:val="873"/>
+    <w:link w:val="856"/>
     <w:uiPriority w:val="99"/>
     <w:unhideWhenUsed/>
     <w:pPr>
@@ -39030,10 +41560,10 @@
       <w:ind/>
     </w:pPr>
   </w:style>
-  <w:style w:type="character" w:styleId="177">
+  <w:style w:type="character" w:styleId="856">
     <w:name w:val="Header Char"/>
-    <w:basedOn w:val="674"/>
-    <w:link w:val="176"/>
+    <w:basedOn w:val="880"/>
+    <w:link w:val="855"/>
     <w:uiPriority w:val="99"/>
     <w:pPr>
       <w:pBdr/>
@@ -39041,10 +41571,10 @@
       <w:ind/>
     </w:pPr>
   </w:style>
-  <w:style w:type="paragraph" w:styleId="178">
+  <w:style w:type="paragraph" w:styleId="857">
     <w:name w:val="Footer"/>
-    <w:basedOn w:val="667"/>
-    <w:link w:val="179"/>
+    <w:basedOn w:val="873"/>
+    <w:link w:val="858"/>
     <w:uiPriority w:val="99"/>
     <w:unhideWhenUsed/>
     <w:pPr>
@@ -39057,10 +41587,10 @@
       <w:ind/>
     </w:pPr>
   </w:style>
-  <w:style w:type="character" w:styleId="179">
+  <w:style w:type="character" w:styleId="858">
     <w:name w:val="Footer Char"/>
-    <w:basedOn w:val="674"/>
-    <w:link w:val="178"/>
+    <w:basedOn w:val="880"/>
+    <w:link w:val="857"/>
     <w:uiPriority w:val="99"/>
     <w:pPr>
       <w:pBdr/>
@@ -39068,10 +41598,10 @@
       <w:ind/>
     </w:pPr>
   </w:style>
-  <w:style w:type="paragraph" w:styleId="180">
+  <w:style w:type="paragraph" w:styleId="859">
     <w:name w:val="Caption"/>
-    <w:basedOn w:val="667"/>
-    <w:next w:val="667"/>
+    <w:basedOn w:val="873"/>
+    <w:next w:val="873"/>
     <w:uiPriority w:val="35"/>
     <w:unhideWhenUsed/>
     <w:qFormat/>
@@ -39088,9 +41618,9 @@
       <w:szCs w:val="18"/>
     </w:rPr>
   </w:style>
-  <w:style w:type="character" w:styleId="188">
+  <w:style w:type="character" w:styleId="860">
     <w:name w:val="FollowedHyperlink"/>
-    <w:basedOn w:val="674"/>
+    <w:basedOn w:val="880"/>
     <w:uiPriority w:val="99"/>
     <w:semiHidden/>
     <w:unhideWhenUsed/>
@@ -39104,10 +41634,10 @@
       <w:u w:val="single"/>
     </w:rPr>
   </w:style>
-  <w:style w:type="paragraph" w:styleId="189">
+  <w:style w:type="paragraph" w:styleId="861">
     <w:name w:val="toc 1"/>
-    <w:basedOn w:val="667"/>
-    <w:next w:val="667"/>
+    <w:basedOn w:val="873"/>
+    <w:next w:val="873"/>
     <w:uiPriority w:val="39"/>
     <w:unhideWhenUsed/>
     <w:pPr>
@@ -39116,10 +41646,10 @@
       <w:ind/>
     </w:pPr>
   </w:style>
-  <w:style w:type="paragraph" w:styleId="190">
+  <w:style w:type="paragraph" w:styleId="862">
     <w:name w:val="toc 2"/>
-    <w:basedOn w:val="667"/>
-    <w:next w:val="667"/>
+    <w:basedOn w:val="873"/>
+    <w:next w:val="873"/>
     <w:uiPriority w:val="39"/>
     <w:unhideWhenUsed/>
     <w:pPr>
@@ -39128,10 +41658,10 @@
       <w:ind w:left="220"/>
     </w:pPr>
   </w:style>
-  <w:style w:type="paragraph" w:styleId="191">
+  <w:style w:type="paragraph" w:styleId="863">
     <w:name w:val="toc 3"/>
-    <w:basedOn w:val="667"/>
-    <w:next w:val="667"/>
+    <w:basedOn w:val="873"/>
+    <w:next w:val="873"/>
     <w:uiPriority w:val="39"/>
     <w:unhideWhenUsed/>
     <w:pPr>
@@ -39140,10 +41670,10 @@
       <w:ind w:left="440"/>
     </w:pPr>
   </w:style>
-  <w:style w:type="paragraph" w:styleId="192">
+  <w:style w:type="paragraph" w:styleId="864">
     <w:name w:val="toc 4"/>
-    <w:basedOn w:val="667"/>
-    <w:next w:val="667"/>
+    <w:basedOn w:val="873"/>
+    <w:next w:val="873"/>
     <w:uiPriority w:val="39"/>
     <w:unhideWhenUsed/>
     <w:pPr>
@@ -39152,10 +41682,10 @@
       <w:ind w:left="660"/>
     </w:pPr>
   </w:style>
-  <w:style w:type="paragraph" w:styleId="193">
+  <w:style w:type="paragraph" w:styleId="865">
     <w:name w:val="toc 5"/>
-    <w:basedOn w:val="667"/>
-    <w:next w:val="667"/>
+    <w:basedOn w:val="873"/>
+    <w:next w:val="873"/>
     <w:uiPriority w:val="39"/>
     <w:unhideWhenUsed/>
     <w:pPr>
@@ -39164,10 +41694,10 @@
       <w:ind w:left="880"/>
     </w:pPr>
   </w:style>
-  <w:style w:type="paragraph" w:styleId="194">
+  <w:style w:type="paragraph" w:styleId="866">
     <w:name w:val="toc 6"/>
-    <w:basedOn w:val="667"/>
-    <w:next w:val="667"/>
+    <w:basedOn w:val="873"/>
+    <w:next w:val="873"/>
     <w:uiPriority w:val="39"/>
     <w:unhideWhenUsed/>
     <w:pPr>
@@ -39176,10 +41706,10 @@
       <w:ind w:left="1100"/>
     </w:pPr>
   </w:style>
-  <w:style w:type="paragraph" w:styleId="195">
+  <w:style w:type="paragraph" w:styleId="867">
     <w:name w:val="toc 7"/>
-    <w:basedOn w:val="667"/>
-    <w:next w:val="667"/>
+    <w:basedOn w:val="873"/>
+    <w:next w:val="873"/>
     <w:uiPriority w:val="39"/>
     <w:unhideWhenUsed/>
     <w:pPr>
@@ -39188,10 +41718,10 @@
       <w:ind w:left="1320"/>
     </w:pPr>
   </w:style>
-  <w:style w:type="paragraph" w:styleId="196">
+  <w:style w:type="paragraph" w:styleId="868">
     <w:name w:val="toc 8"/>
-    <w:basedOn w:val="667"/>
-    <w:next w:val="667"/>
+    <w:basedOn w:val="873"/>
+    <w:next w:val="873"/>
     <w:uiPriority w:val="39"/>
     <w:unhideWhenUsed/>
     <w:pPr>
@@ -39200,10 +41730,10 @@
       <w:ind w:left="1540"/>
     </w:pPr>
   </w:style>
-  <w:style w:type="paragraph" w:styleId="197">
+  <w:style w:type="paragraph" w:styleId="869">
     <w:name w:val="toc 9"/>
-    <w:basedOn w:val="667"/>
-    <w:next w:val="667"/>
+    <w:basedOn w:val="873"/>
+    <w:next w:val="873"/>
     <w:uiPriority w:val="39"/>
     <w:unhideWhenUsed/>
     <w:pPr>
@@ -39212,9 +41742,9 @@
       <w:ind w:left="1760"/>
     </w:pPr>
   </w:style>
-  <w:style w:type="character" w:styleId="198">
+  <w:style w:type="character" w:styleId="870">
     <w:name w:val="Placeholder Text"/>
-    <w:basedOn w:val="674"/>
+    <w:basedOn w:val="880"/>
     <w:uiPriority w:val="99"/>
     <w:semiHidden/>
     <w:pPr>
@@ -39226,7 +41756,7 @@
       <w:color w:val="666666"/>
     </w:rPr>
   </w:style>
-  <w:style w:type="paragraph" w:styleId="208">
+  <w:style w:type="paragraph" w:styleId="871">
     <w:name w:val="TOC Heading"/>
     <w:uiPriority w:val="39"/>
     <w:unhideWhenUsed/>
@@ -39236,10 +41766,10 @@
       <w:ind/>
     </w:pPr>
   </w:style>
-  <w:style w:type="paragraph" w:styleId="209">
+  <w:style w:type="paragraph" w:styleId="872">
     <w:name w:val="table of figures"/>
-    <w:basedOn w:val="667"/>
-    <w:next w:val="667"/>
+    <w:basedOn w:val="873"/>
+    <w:next w:val="873"/>
     <w:uiPriority w:val="99"/>
     <w:unhideWhenUsed/>
     <w:pPr>
@@ -39248,7 +41778,7 @@
       <w:ind/>
     </w:pPr>
   </w:style>
-  <w:style w:type="paragraph" w:styleId="667" w:default="1">
+  <w:style w:type="paragraph" w:styleId="873" w:default="1">
     <w:name w:val="Normal"/>
     <w:uiPriority w:val="0"/>
     <w:qFormat/>
@@ -39263,9 +41793,9 @@
       <w:szCs w:val="24"/>
     </w:rPr>
   </w:style>
-  <w:style w:type="paragraph" w:styleId="668">
+  <w:style w:type="paragraph" w:styleId="874">
     <w:name w:val="Heading 1"/>
-    <w:next w:val="667"/>
+    <w:next w:val="873"/>
     <w:uiPriority w:val="0"/>
     <w:qFormat/>
     <w:pPr>
@@ -39280,9 +41810,9 @@
       <w:szCs w:val="32"/>
     </w:rPr>
   </w:style>
-  <w:style w:type="paragraph" w:styleId="669">
+  <w:style w:type="paragraph" w:styleId="875">
     <w:name w:val="Heading 2"/>
-    <w:next w:val="667"/>
+    <w:next w:val="873"/>
     <w:uiPriority w:val="0"/>
     <w:qFormat/>
     <w:pPr>
@@ -39297,9 +41827,9 @@
       <w:szCs w:val="26"/>
     </w:rPr>
   </w:style>
-  <w:style w:type="paragraph" w:styleId="670">
+  <w:style w:type="paragraph" w:styleId="876">
     <w:name w:val="Heading 3"/>
-    <w:next w:val="667"/>
+    <w:next w:val="873"/>
     <w:uiPriority w:val="0"/>
     <w:qFormat/>
     <w:pPr>
@@ -39314,9 +41844,9 @@
       <w:szCs w:val="24"/>
     </w:rPr>
   </w:style>
-  <w:style w:type="paragraph" w:styleId="671">
+  <w:style w:type="paragraph" w:styleId="877">
     <w:name w:val="Heading 4"/>
-    <w:next w:val="667"/>
+    <w:next w:val="873"/>
     <w:uiPriority w:val="0"/>
     <w:qFormat/>
     <w:pPr>
@@ -39333,9 +41863,9 @@
       <w:szCs w:val="24"/>
     </w:rPr>
   </w:style>
-  <w:style w:type="paragraph" w:styleId="672">
+  <w:style w:type="paragraph" w:styleId="878">
     <w:name w:val="Heading 5"/>
-    <w:next w:val="667"/>
+    <w:next w:val="873"/>
     <w:uiPriority w:val="0"/>
     <w:qFormat/>
     <w:pPr>
@@ -39350,9 +41880,9 @@
       <w:szCs w:val="24"/>
     </w:rPr>
   </w:style>
-  <w:style w:type="paragraph" w:styleId="673">
+  <w:style w:type="paragraph" w:styleId="879">
     <w:name w:val="Heading 6"/>
-    <w:next w:val="667"/>
+    <w:next w:val="873"/>
     <w:uiPriority w:val="0"/>
     <w:qFormat/>
     <w:pPr>
@@ -39367,7 +41897,7 @@
       <w:szCs w:val="24"/>
     </w:rPr>
   </w:style>
-  <w:style w:type="character" w:styleId="674" w:default="1">
+  <w:style w:type="character" w:styleId="880" w:default="1">
     <w:name w:val="Default Paragraph Font"/>
     <w:uiPriority w:val="0"/>
     <w:semiHidden/>
@@ -39378,7 +41908,7 @@
       <w:ind/>
     </w:pPr>
   </w:style>
-  <w:style w:type="table" w:styleId="675" w:default="1">
+  <w:style w:type="table" w:styleId="881" w:default="1">
     <w:name w:val="Normal Table"/>
     <w:uiPriority w:val="0"/>
     <w:semiHidden/>
@@ -39570,7 +42100,7 @@
       </w:tcPr>
     </w:tblStylePr>
   </w:style>
-  <w:style w:type="character" w:styleId="676">
+  <w:style w:type="character" w:styleId="882">
     <w:name w:val="endnote reference"/>
     <w:uiPriority w:val="99"/>
     <w:semiHidden/>
@@ -39585,9 +42115,9 @@
       <w:vertAlign w:val="superscript"/>
     </w:rPr>
   </w:style>
-  <w:style w:type="paragraph" w:styleId="677">
+  <w:style w:type="paragraph" w:styleId="883">
     <w:name w:val="endnote text"/>
-    <w:link w:val="688"/>
+    <w:link w:val="894"/>
     <w:uiPriority w:val="99"/>
     <w:semiHidden/>
     <w:unhideWhenUsed/>
@@ -39603,7 +42133,7 @@
       <w:szCs w:val="20"/>
     </w:rPr>
   </w:style>
-  <w:style w:type="character" w:styleId="678">
+  <w:style w:type="character" w:styleId="884">
     <w:name w:val="footnote reference"/>
     <w:uiPriority w:val="99"/>
     <w:semiHidden/>
@@ -39618,9 +42148,9 @@
       <w:vertAlign w:val="superscript"/>
     </w:rPr>
   </w:style>
-  <w:style w:type="paragraph" w:styleId="679">
+  <w:style w:type="paragraph" w:styleId="885">
     <w:name w:val="footnote text"/>
-    <w:link w:val="687"/>
+    <w:link w:val="893"/>
     <w:uiPriority w:val="99"/>
     <w:semiHidden/>
     <w:unhideWhenUsed/>
@@ -39636,9 +42166,9 @@
       <w:szCs w:val="20"/>
     </w:rPr>
   </w:style>
-  <w:style w:type="character" w:styleId="680">
+  <w:style w:type="character" w:styleId="886">
     <w:name w:val="HTML Code"/>
-    <w:basedOn w:val="674"/>
+    <w:basedOn w:val="880"/>
     <w:uiPriority w:val="0"/>
     <w:qFormat/>
     <w:pPr>
@@ -39652,7 +42182,7 @@
       <w:szCs w:val="20"/>
     </w:rPr>
   </w:style>
-  <w:style w:type="character" w:styleId="681">
+  <w:style w:type="character" w:styleId="887">
     <w:name w:val="Hyperlink"/>
     <w:uiPriority w:val="99"/>
     <w:unhideWhenUsed/>
@@ -39667,7 +42197,7 @@
       <w:u w:val="single"/>
     </w:rPr>
   </w:style>
-  <w:style w:type="paragraph" w:styleId="682">
+  <w:style w:type="paragraph" w:styleId="888">
     <w:name w:val="Normal (Web)"/>
     <w:uiPriority w:val="0"/>
     <w:qFormat/>
@@ -39684,9 +42214,9 @@
       <w:lang w:val="en-US" w:eastAsia="zh-CN" w:bidi="ar"/>
     </w:rPr>
   </w:style>
-  <w:style w:type="character" w:styleId="683">
+  <w:style w:type="character" w:styleId="889">
     <w:name w:val="Strong"/>
-    <w:basedOn w:val="674"/>
+    <w:basedOn w:val="880"/>
     <w:uiPriority w:val="0"/>
     <w:qFormat/>
     <w:pPr>
@@ -39699,9 +42229,9 @@
       <w:bCs/>
     </w:rPr>
   </w:style>
-  <w:style w:type="table" w:styleId="684">
+  <w:style w:type="table" w:styleId="890">
     <w:name w:val="Table Grid"/>
-    <w:basedOn w:val="675"/>
+    <w:basedOn w:val="881"/>
     <w:uiPriority w:val="0"/>
     <w:qFormat/>
     <w:pPr>
@@ -39894,7 +42424,7 @@
       </w:tcPr>
     </w:tblStylePr>
   </w:style>
-  <w:style w:type="paragraph" w:styleId="685">
+  <w:style w:type="paragraph" w:styleId="891">
     <w:name w:val="Title"/>
     <w:uiPriority w:val="0"/>
     <w:qFormat/>
@@ -39909,7 +42439,7 @@
       <w:szCs w:val="56"/>
     </w:rPr>
   </w:style>
-  <w:style w:type="paragraph" w:styleId="686">
+  <w:style w:type="paragraph" w:styleId="892">
     <w:name w:val="List Paragraph"/>
     <w:uiPriority w:val="0"/>
     <w:qFormat/>
@@ -39924,9 +42454,9 @@
       <w:szCs w:val="24"/>
     </w:rPr>
   </w:style>
-  <w:style w:type="character" w:styleId="687" w:customStyle="1">
+  <w:style w:type="character" w:styleId="893" w:customStyle="1">
     <w:name w:val="Footnote Text Char"/>
-    <w:link w:val="679"/>
+    <w:link w:val="885"/>
     <w:uiPriority w:val="99"/>
     <w:semiHidden/>
     <w:unhideWhenUsed/>
@@ -39941,9 +42471,9 @@
       <w:szCs w:val="20"/>
     </w:rPr>
   </w:style>
-  <w:style w:type="character" w:styleId="688" w:customStyle="1">
+  <w:style w:type="character" w:styleId="894" w:customStyle="1">
     <w:name w:val="Endnote Text Char"/>
-    <w:link w:val="677"/>
+    <w:link w:val="883"/>
     <w:uiPriority w:val="99"/>
     <w:semiHidden/>
     <w:unhideWhenUsed/>
